--- a/pr-preview/pr-257/estimation-handout-tracked-changes.docx
+++ b/pr-preview/pr-257/estimation-handout-tracked-changes.docx
@@ -16,7 +16,7 @@
       </w:pPr>
       <w:del w:id="1" w:author="PR Preview" w:date="2026-01-01T00:00:00Z">
         <w:r>
-          <w:delText xml:space="preserve">Last modified: 2026-10-16 05:21:29 (PDT)</w:delText>
+          <w:delText xml:space="preserve">Last modified: 2026-10-16 07:21:05 (PDT)</w:delText>
         </w:r>
       </w:del>
     </w:p>
@@ -26,7 +26,7 @@
       </w:pPr>
       <w:ins w:id="2" w:author="PR Preview" w:date="2026-01-01T00:00:00Z">
         <w:r>
-          <w:t xml:space="preserve">Last modified: 2026-10-16 05:26:23 (PDT)</w:t>
+          <w:t xml:space="preserve">Last modified: 2026-10-16 10:01:37 (PDT)</w:t>
         </w:r>
       </w:ins>
     </w:p>
@@ -523,157 +523,55 @@
       <w:pPr>
         <w:pStyle w:val="BodyText"/>
       </w:pPr>
-      <w:del w:id="3" w:author="PR Preview" w:date="2026-01-01T00:00:00Z">
+      <w:r>
+        <w:rPr>
+          <w:b/>
+          <w:bCs/>
+        </w:rPr>
+        <w:t xml:space="preserve">Example 2 (Mean height of students)</w:t>
+      </w:r>
+      <w:r>
+        <w:t xml:space="preserve"> </w:t>
+      </w:r>
+      <w:r>
+        <w:t xml:space="preserve">If we are trying to determine the population mean height of students at our school,</w:t>
+      </w:r>
+      <w:r>
+        <w:t xml:space="preserve"> </w:t>
+      </w:r>
+      <w:r>
+        <w:t xml:space="preserve">then the</w:t>
+      </w:r>
+      <w:r>
+        <w:t xml:space="preserve"> </w:t>
+      </w:r>
+      <w:r>
+        <w:rPr>
+          <w:i/>
+          <w:iCs/>
+        </w:rPr>
+        <w:t xml:space="preserve">population mean</w:t>
+      </w:r>
+      <w:r>
+        <w:t xml:space="preserve"> </w:t>
+      </w:r>
+      <w:r>
+        <w:t xml:space="preserve">is our</w:t>
+      </w:r>
+      <w:r>
+        <w:t xml:space="preserve"> </w:t>
+      </w:r>
+      <w:hyperlink w:anchor="def-estimand">
         <w:r>
           <w:rPr>
-            <w:b/>
-            <w:bCs/>
+            <w:rStyle w:val="Hyperlink"/>
           </w:rPr>
-          <w:delText xml:space="preserve">Example 2 (Mean height of students)</w:delText>
+          <w:t xml:space="preserve">estimand</w:t>
         </w:r>
-      </w:del>
-      <w:del w:id="4" w:author="PR Preview" w:date="2026-01-01T00:00:00Z">
-        <w:r>
-          <w:delText xml:space="preserve"> </w:delText>
-        </w:r>
-      </w:del>
-      <w:del w:id="5" w:author="PR Preview" w:date="2026-01-01T00:00:00Z">
-        <w:r>
-          <w:delText xml:space="preserve">If we are trying to determine the mean height of students at our school,</w:delText>
-        </w:r>
-      </w:del>
-      <w:del w:id="6" w:author="PR Preview" w:date="2026-01-01T00:00:00Z">
-        <w:r>
-          <w:delText xml:space="preserve"> </w:delText>
-        </w:r>
-      </w:del>
-      <w:del w:id="7" w:author="PR Preview" w:date="2026-01-01T00:00:00Z">
-        <w:r>
-          <w:delText xml:space="preserve">then the</w:delText>
-        </w:r>
-      </w:del>
-      <w:del w:id="8" w:author="PR Preview" w:date="2026-01-01T00:00:00Z">
-        <w:r>
-          <w:delText xml:space="preserve"> </w:delText>
-        </w:r>
-      </w:del>
-      <w:del w:id="9" w:author="PR Preview" w:date="2026-01-01T00:00:00Z">
-        <w:r>
-          <w:rPr>
-            <w:i/>
-            <w:iCs/>
-          </w:rPr>
-          <w:delText xml:space="preserve">population mean</w:delText>
-        </w:r>
-      </w:del>
-      <w:del w:id="10" w:author="PR Preview" w:date="2026-01-01T00:00:00Z">
-        <w:r>
-          <w:delText xml:space="preserve"> </w:delText>
-        </w:r>
-      </w:del>
-      <w:del w:id="11" w:author="PR Preview" w:date="2026-01-01T00:00:00Z">
-        <w:r>
-          <w:delText xml:space="preserve">is our</w:delText>
-        </w:r>
-      </w:del>
-      <w:del w:id="12" w:author="PR Preview" w:date="2026-01-01T00:00:00Z">
-        <w:r>
-          <w:delText xml:space="preserve"> </w:delText>
-        </w:r>
-      </w:del>
-      <w:hyperlink w:anchor="def-estimand">
-        <w:del w:id="13" w:author="PR Preview" w:date="2026-01-01T00:00:00Z">
-          <w:r>
-            <w:rPr>
-              <w:rStyle w:val="Hyperlink"/>
-            </w:rPr>
-            <w:delText xml:space="preserve">estimand</w:delText>
-          </w:r>
-        </w:del>
       </w:hyperlink>
-      <w:del w:id="14" w:author="PR Preview" w:date="2026-01-01T00:00:00Z">
-        <w:r>
-          <w:delText xml:space="preserve">.</w:delText>
-        </w:r>
-      </w:del>
-    </w:p>
-    <w:p>
-      <w:pPr>
-        <w:pStyle w:val="BodyText"/>
-      </w:pPr>
-      <w:ins w:id="15" w:author="PR Preview" w:date="2026-01-01T00:00:00Z">
-        <w:r>
-          <w:rPr>
-            <w:b/>
-            <w:bCs/>
-          </w:rPr>
-          <w:t xml:space="preserve">Example 2 (Mean height of students)</w:t>
-        </w:r>
-      </w:ins>
-      <w:ins w:id="16" w:author="PR Preview" w:date="2026-01-01T00:00:00Z">
-        <w:r>
-          <w:t xml:space="preserve"> </w:t>
-        </w:r>
-      </w:ins>
-      <w:ins w:id="17" w:author="PR Preview" w:date="2026-01-01T00:00:00Z">
-        <w:r>
-          <w:t xml:space="preserve">If we are trying to determine the population mean height of students at our school,</w:t>
-        </w:r>
-      </w:ins>
-      <w:ins w:id="18" w:author="PR Preview" w:date="2026-01-01T00:00:00Z">
-        <w:r>
-          <w:t xml:space="preserve"> </w:t>
-        </w:r>
-      </w:ins>
-      <w:ins w:id="19" w:author="PR Preview" w:date="2026-01-01T00:00:00Z">
-        <w:r>
-          <w:t xml:space="preserve">then the</w:t>
-        </w:r>
-      </w:ins>
-      <w:ins w:id="20" w:author="PR Preview" w:date="2026-01-01T00:00:00Z">
-        <w:r>
-          <w:t xml:space="preserve"> </w:t>
-        </w:r>
-      </w:ins>
-      <w:ins w:id="21" w:author="PR Preview" w:date="2026-01-01T00:00:00Z">
-        <w:r>
-          <w:rPr>
-            <w:i/>
-            <w:iCs/>
-          </w:rPr>
-          <w:t xml:space="preserve">population mean</w:t>
-        </w:r>
-      </w:ins>
-      <w:ins w:id="22" w:author="PR Preview" w:date="2026-01-01T00:00:00Z">
-        <w:r>
-          <w:t xml:space="preserve"> </w:t>
-        </w:r>
-      </w:ins>
-      <w:ins w:id="23" w:author="PR Preview" w:date="2026-01-01T00:00:00Z">
-        <w:r>
-          <w:t xml:space="preserve">is our</w:t>
-        </w:r>
-      </w:ins>
-      <w:ins w:id="24" w:author="PR Preview" w:date="2026-01-01T00:00:00Z">
-        <w:r>
-          <w:t xml:space="preserve"> </w:t>
-        </w:r>
-      </w:ins>
-      <w:hyperlink w:anchor="def-estimand">
-        <w:ins w:id="25" w:author="PR Preview" w:date="2026-01-01T00:00:00Z">
-          <w:r>
-            <w:rPr>
-              <w:rStyle w:val="Hyperlink"/>
-            </w:rPr>
-            <w:t xml:space="preserve">estimand</w:t>
-          </w:r>
-        </w:ins>
-      </w:hyperlink>
-      <w:ins w:id="26" w:author="PR Preview" w:date="2026-01-01T00:00:00Z">
-        <w:r>
-          <w:t xml:space="preserve">.</w:t>
-        </w:r>
-      </w:ins>
+      <w:r>
+        <w:t xml:space="preserve">.</w:t>
+      </w:r>
     </w:p>
     <w:bookmarkEnd w:id="16"/>
     <w:p>
@@ -1963,65 +1861,45 @@
       <w:pPr>
         <w:pStyle w:val="FirstParagraph"/>
       </w:pPr>
-      <w:del w:id="27" w:author="PR Preview" w:date="2026-01-01T00:00:00Z">
-        <w:r>
-          <w:rPr>
-            <w:b/>
-            <w:bCs/>
-          </w:rPr>
-          <w:delText xml:space="preserve">Example 4 (Mean height of students)</w:delText>
-        </w:r>
-      </w:del>
-      <w:del w:id="28" w:author="PR Preview" w:date="2026-01-01T00:00:00Z">
-        <w:r>
-          <w:delText xml:space="preserve"> </w:delText>
-        </w:r>
-      </w:del>
-      <w:del w:id="29" w:author="PR Preview" w:date="2026-01-01T00:00:00Z">
-        <w:r>
-          <w:delText xml:space="preserve">Suppose we want to estimate the mean height of students at our school,</w:delText>
-        </w:r>
-      </w:del>
-      <w:del w:id="30" w:author="PR Preview" w:date="2026-01-01T00:00:00Z">
-        <w:r>
-          <w:delText xml:space="preserve"> </w:delText>
-        </w:r>
-      </w:del>
-      <w:del w:id="31" w:author="PR Preview" w:date="2026-01-01T00:00:00Z">
-        <w:r>
-          <w:delText xml:space="preserve">which we will represent as</w:delText>
-        </w:r>
-      </w:del>
-      <w:del w:id="32" w:author="PR Preview" w:date="2026-01-01T00:00:00Z">
-        <w:r>
-          <w:delText xml:space="preserve"> </w:delText>
-        </w:r>
-      </w:del>
+      <w:r>
+        <w:rPr>
+          <w:b/>
+          <w:bCs/>
+        </w:rPr>
+        <w:t xml:space="preserve">Example 4 (Mean height of students)</w:t>
+      </w:r>
+      <w:r>
+        <w:t xml:space="preserve"> </w:t>
+      </w:r>
+      <w:r>
+        <w:t xml:space="preserve">Suppose we want to estimate the population mean height of students at our school,</w:t>
+      </w:r>
+      <w:r>
+        <w:t xml:space="preserve"> </w:t>
+      </w:r>
+      <w:r>
+        <w:t xml:space="preserve">which we will represent as</w:t>
+      </w:r>
+      <w:r>
+        <w:t xml:space="preserve"> </w:t>
+      </w:r>
       <m:oMath>
         <m:r>
           <m:t>μ</m:t>
         </m:r>
       </m:oMath>
-      <w:del w:id="33" w:author="PR Preview" w:date="2026-01-01T00:00:00Z">
-        <w:r>
-          <w:delText xml:space="preserve">,</w:delText>
-        </w:r>
-      </w:del>
-      <w:del w:id="34" w:author="PR Preview" w:date="2026-01-01T00:00:00Z">
-        <w:r>
-          <w:delText xml:space="preserve"> </w:delText>
-        </w:r>
-      </w:del>
-      <w:del w:id="35" w:author="PR Preview" w:date="2026-01-01T00:00:00Z">
-        <w:r>
-          <w:delText xml:space="preserve">and we measure the heights of</w:delText>
-        </w:r>
-      </w:del>
-      <w:del w:id="36" w:author="PR Preview" w:date="2026-01-01T00:00:00Z">
-        <w:r>
-          <w:delText xml:space="preserve"> </w:delText>
-        </w:r>
-      </w:del>
+      <w:r>
+        <w:t xml:space="preserve">,</w:t>
+      </w:r>
+      <w:r>
+        <w:t xml:space="preserve"> </w:t>
+      </w:r>
+      <w:r>
+        <w:t xml:space="preserve">and we measure the heights of</w:t>
+      </w:r>
+      <w:r>
+        <w:t xml:space="preserve"> </w:t>
+      </w:r>
       <m:oMath>
         <m:r>
           <m:t>n</m:t>
@@ -2036,21 +1914,15 @@
           <m:t>50</m:t>
         </m:r>
       </m:oMath>
-      <w:del w:id="37" w:author="PR Preview" w:date="2026-01-01T00:00:00Z">
-        <w:r>
-          <w:delText xml:space="preserve"> </w:delText>
-        </w:r>
-      </w:del>
-      <w:del w:id="38" w:author="PR Preview" w:date="2026-01-01T00:00:00Z">
-        <w:r>
-          <w:delText xml:space="preserve">randomly sampled students as random variables</w:delText>
-        </w:r>
-      </w:del>
-      <w:del w:id="39" w:author="PR Preview" w:date="2026-01-01T00:00:00Z">
-        <w:r>
-          <w:delText xml:space="preserve"> </w:delText>
-        </w:r>
-      </w:del>
+      <w:r>
+        <w:t xml:space="preserve"> </w:t>
+      </w:r>
+      <w:r>
+        <w:t xml:space="preserve">randomly sampled students as random variables</w:t>
+      </w:r>
+      <w:r>
+        <w:t xml:space="preserve"> </w:t>
+      </w:r>
       <m:oMath>
         <m:sSub>
           <m:e>
@@ -2095,173 +1967,15 @@
           </m:sub>
         </m:sSub>
       </m:oMath>
-      <w:del w:id="40" w:author="PR Preview" w:date="2026-01-01T00:00:00Z">
-        <w:r>
-          <w:delText xml:space="preserve">.</w:delText>
-        </w:r>
-      </w:del>
-      <w:del w:id="41" w:author="PR Preview" w:date="2026-01-01T00:00:00Z">
-        <w:r>
-          <w:delText xml:space="preserve"> </w:delText>
-        </w:r>
-      </w:del>
-      <w:del w:id="42" w:author="PR Preview" w:date="2026-01-01T00:00:00Z">
-        <w:r>
-          <w:delText xml:space="preserve">Then we could use the function</w:delText>
-        </w:r>
-      </w:del>
-    </w:p>
-    <w:p>
-      <w:pPr>
-        <w:pStyle w:val="FirstParagraph"/>
-      </w:pPr>
-      <w:ins w:id="43" w:author="PR Preview" w:date="2026-01-01T00:00:00Z">
-        <w:r>
-          <w:rPr>
-            <w:b/>
-            <w:bCs/>
-          </w:rPr>
-          <w:t xml:space="preserve">Example 4 (Mean height of students)</w:t>
-        </w:r>
-      </w:ins>
-      <w:ins w:id="44" w:author="PR Preview" w:date="2026-01-01T00:00:00Z">
-        <w:r>
-          <w:t xml:space="preserve"> </w:t>
-        </w:r>
-      </w:ins>
-      <w:ins w:id="45" w:author="PR Preview" w:date="2026-01-01T00:00:00Z">
-        <w:r>
-          <w:t xml:space="preserve">Suppose we want to estimate the population mean height of students at our school,</w:t>
-        </w:r>
-      </w:ins>
-      <w:ins w:id="46" w:author="PR Preview" w:date="2026-01-01T00:00:00Z">
-        <w:r>
-          <w:t xml:space="preserve"> </w:t>
-        </w:r>
-      </w:ins>
-      <w:ins w:id="47" w:author="PR Preview" w:date="2026-01-01T00:00:00Z">
-        <w:r>
-          <w:t xml:space="preserve">which we will represent as</w:t>
-        </w:r>
-      </w:ins>
-      <w:ins w:id="48" w:author="PR Preview" w:date="2026-01-01T00:00:00Z">
-        <w:r>
-          <w:t xml:space="preserve"> </w:t>
-        </w:r>
-      </w:ins>
-      <m:oMath>
-        <m:r>
-          <m:t>μ</m:t>
-        </m:r>
-      </m:oMath>
-      <w:ins w:id="49" w:author="PR Preview" w:date="2026-01-01T00:00:00Z">
-        <w:r>
-          <w:t xml:space="preserve">,</w:t>
-        </w:r>
-      </w:ins>
-      <w:ins w:id="50" w:author="PR Preview" w:date="2026-01-01T00:00:00Z">
-        <w:r>
-          <w:t xml:space="preserve"> </w:t>
-        </w:r>
-      </w:ins>
-      <w:ins w:id="51" w:author="PR Preview" w:date="2026-01-01T00:00:00Z">
-        <w:r>
-          <w:t xml:space="preserve">and we measure the heights of</w:t>
-        </w:r>
-      </w:ins>
-      <w:ins w:id="52" w:author="PR Preview" w:date="2026-01-01T00:00:00Z">
-        <w:r>
-          <w:t xml:space="preserve"> </w:t>
-        </w:r>
-      </w:ins>
-      <m:oMath>
-        <m:r>
-          <m:t>n</m:t>
-        </m:r>
-        <m:r>
-          <m:rPr>
-            <m:sty m:val="p"/>
-          </m:rPr>
-          <m:t>=</m:t>
-        </m:r>
-        <m:r>
-          <m:t>50</m:t>
-        </m:r>
-      </m:oMath>
-      <w:ins w:id="53" w:author="PR Preview" w:date="2026-01-01T00:00:00Z">
-        <w:r>
-          <w:t xml:space="preserve"> </w:t>
-        </w:r>
-      </w:ins>
-      <w:ins w:id="54" w:author="PR Preview" w:date="2026-01-01T00:00:00Z">
-        <w:r>
-          <w:t xml:space="preserve">randomly sampled students as random variables</w:t>
-        </w:r>
-      </w:ins>
-      <w:ins w:id="55" w:author="PR Preview" w:date="2026-01-01T00:00:00Z">
-        <w:r>
-          <w:t xml:space="preserve"> </w:t>
-        </w:r>
-      </w:ins>
-      <m:oMath>
-        <m:sSub>
-          <m:e>
-            <m:r>
-              <m:t>X</m:t>
-            </m:r>
-          </m:e>
-          <m:sub>
-            <m:r>
-              <m:t>1</m:t>
-            </m:r>
-          </m:sub>
-        </m:sSub>
-        <m:r>
-          <m:rPr>
-            <m:sty m:val="p"/>
-          </m:rPr>
-          <m:t>,</m:t>
-        </m:r>
-        <m:r>
-          <m:rPr>
-            <m:sty m:val="p"/>
-          </m:rPr>
-          <m:t>…</m:t>
-        </m:r>
-        <m:r>
-          <m:rPr>
-            <m:sty m:val="p"/>
-          </m:rPr>
-          <m:t>,</m:t>
-        </m:r>
-        <m:sSub>
-          <m:e>
-            <m:r>
-              <m:t>X</m:t>
-            </m:r>
-          </m:e>
-          <m:sub>
-            <m:r>
-              <m:t>n</m:t>
-            </m:r>
-          </m:sub>
-        </m:sSub>
-      </m:oMath>
-      <w:ins w:id="56" w:author="PR Preview" w:date="2026-01-01T00:00:00Z">
-        <w:r>
-          <w:t xml:space="preserve">.</w:t>
-        </w:r>
-      </w:ins>
-      <w:ins w:id="57" w:author="PR Preview" w:date="2026-01-01T00:00:00Z">
-        <w:r>
-          <w:t xml:space="preserve"> </w:t>
-        </w:r>
-      </w:ins>
-      <w:ins w:id="58" w:author="PR Preview" w:date="2026-01-01T00:00:00Z">
-        <w:r>
-          <w:t xml:space="preserve">Then we could use the function</w:t>
-        </w:r>
-      </w:ins>
+      <w:r>
+        <w:t xml:space="preserve">.</w:t>
+      </w:r>
+      <w:r>
+        <w:t xml:space="preserve"> </w:t>
+      </w:r>
+      <w:r>
+        <w:t xml:space="preserve">Then we could use the function</w:t>
+      </w:r>
     </w:p>
     <w:p>
       <w:pPr>
@@ -2668,51 +2382,35 @@
       <w:pPr>
         <w:pStyle w:val="FirstParagraph"/>
       </w:pPr>
-      <w:del w:id="59" w:author="PR Preview" w:date="2026-01-01T00:00:00Z">
+      <w:r>
+        <w:t xml:space="preserve">A third possible estimator would be the sample mean of all sampled students’</w:t>
+      </w:r>
+      <w:r>
+        <w:t xml:space="preserve"> </w:t>
+      </w:r>
+      <w:r>
+        <w:t xml:space="preserve">heights, except for the two most extreme.</w:t>
+      </w:r>
+      <w:r>
+        <w:t xml:space="preserve"> </w:t>
+      </w:r>
+      <w:r>
+        <w:t xml:space="preserve">Using the</w:t>
+      </w:r>
+      <w:r>
+        <w:t xml:space="preserve"> </w:t>
+      </w:r>
+      <w:hyperlink r:id="rId30">
         <w:r>
-          <w:delText xml:space="preserve">A third possible estimator would be the mean of all sampled students’</w:delText>
+          <w:rPr>
+            <w:rStyle w:val="Hyperlink"/>
+          </w:rPr>
+          <w:t xml:space="preserve">order statistics</w:t>
         </w:r>
-      </w:del>
-      <w:del w:id="60" w:author="PR Preview" w:date="2026-01-01T00:00:00Z">
-        <w:r>
-          <w:delText xml:space="preserve"> </w:delText>
-        </w:r>
-      </w:del>
-      <w:del w:id="61" w:author="PR Preview" w:date="2026-01-01T00:00:00Z">
-        <w:r>
-          <w:delText xml:space="preserve">heights, except for the two most extreme.</w:delText>
-        </w:r>
-      </w:del>
-      <w:del w:id="62" w:author="PR Preview" w:date="2026-01-01T00:00:00Z">
-        <w:r>
-          <w:delText xml:space="preserve"> </w:delText>
-        </w:r>
-      </w:del>
-      <w:del w:id="63" w:author="PR Preview" w:date="2026-01-01T00:00:00Z">
-        <w:r>
-          <w:delText xml:space="preserve">Using the</w:delText>
-        </w:r>
-      </w:del>
-      <w:del w:id="64" w:author="PR Preview" w:date="2026-01-01T00:00:00Z">
-        <w:r>
-          <w:delText xml:space="preserve"> </w:delText>
-        </w:r>
-      </w:del>
-      <w:hyperlink r:id="rId30">
-        <w:del w:id="65" w:author="PR Preview" w:date="2026-01-01T00:00:00Z">
-          <w:r>
-            <w:rPr>
-              <w:rStyle w:val="Hyperlink"/>
-            </w:rPr>
-            <w:delText xml:space="preserve">order statistics</w:delText>
-          </w:r>
-        </w:del>
       </w:hyperlink>
-      <w:del w:id="66" w:author="PR Preview" w:date="2026-01-01T00:00:00Z">
-        <w:r>
-          <w:delText xml:space="preserve"> </w:delText>
-        </w:r>
-      </w:del>
+      <w:r>
+        <w:t xml:space="preserve"> </w:t>
+      </w:r>
       <m:oMath>
         <m:sSub>
           <m:e>
@@ -2811,31 +2509,21 @@
           </m:sub>
         </m:sSub>
       </m:oMath>
-      <w:del w:id="67" w:author="PR Preview" w:date="2026-01-01T00:00:00Z">
-        <w:r>
-          <w:delText xml:space="preserve"> </w:delText>
-        </w:r>
-      </w:del>
-      <w:del w:id="68" w:author="PR Preview" w:date="2026-01-01T00:00:00Z">
-        <w:r>
-          <w:delText xml:space="preserve">(the observations sorted in increasing order),</w:delText>
-        </w:r>
-      </w:del>
-      <w:del w:id="69" w:author="PR Preview" w:date="2026-01-01T00:00:00Z">
-        <w:r>
-          <w:delText xml:space="preserve"> </w:delText>
-        </w:r>
-      </w:del>
-      <w:del w:id="70" w:author="PR Preview" w:date="2026-01-01T00:00:00Z">
-        <w:r>
-          <w:delText xml:space="preserve">this estimator drops</w:delText>
-        </w:r>
-      </w:del>
-      <w:del w:id="71" w:author="PR Preview" w:date="2026-01-01T00:00:00Z">
-        <w:r>
-          <w:delText xml:space="preserve"> </w:delText>
-        </w:r>
-      </w:del>
+      <w:r>
+        <w:t xml:space="preserve"> </w:t>
+      </w:r>
+      <w:r>
+        <w:t xml:space="preserve">(the observations sorted in increasing order),</w:t>
+      </w:r>
+      <w:r>
+        <w:t xml:space="preserve"> </w:t>
+      </w:r>
+      <w:r>
+        <w:t xml:space="preserve">this estimator drops</w:t>
+      </w:r>
+      <w:r>
+        <w:t xml:space="preserve"> </w:t>
+      </w:r>
       <m:oMath>
         <m:sSub>
           <m:e>
@@ -2862,21 +2550,15 @@
           </m:sub>
         </m:sSub>
       </m:oMath>
-      <w:del w:id="72" w:author="PR Preview" w:date="2026-01-01T00:00:00Z">
-        <w:r>
-          <w:delText xml:space="preserve"> </w:delText>
-        </w:r>
-      </w:del>
-      <w:del w:id="73" w:author="PR Preview" w:date="2026-01-01T00:00:00Z">
-        <w:r>
-          <w:delText xml:space="preserve">and</w:delText>
-        </w:r>
-      </w:del>
-      <w:del w:id="74" w:author="PR Preview" w:date="2026-01-01T00:00:00Z">
-        <w:r>
-          <w:delText xml:space="preserve"> </w:delText>
-        </w:r>
-      </w:del>
+      <w:r>
+        <w:t xml:space="preserve"> </w:t>
+      </w:r>
+      <w:r>
+        <w:t xml:space="preserve">and</w:t>
+      </w:r>
+      <w:r>
+        <w:t xml:space="preserve"> </w:t>
+      </w:r>
       <m:oMath>
         <m:sSub>
           <m:e>
@@ -2903,21 +2585,15 @@
           </m:sub>
         </m:sSub>
       </m:oMath>
-      <w:del w:id="75" w:author="PR Preview" w:date="2026-01-01T00:00:00Z">
-        <w:r>
-          <w:delText xml:space="preserve"> </w:delText>
-        </w:r>
-      </w:del>
-      <w:del w:id="76" w:author="PR Preview" w:date="2026-01-01T00:00:00Z">
-        <w:r>
-          <w:delText xml:space="preserve">and averages the remaining</w:delText>
-        </w:r>
-      </w:del>
-      <w:del w:id="77" w:author="PR Preview" w:date="2026-01-01T00:00:00Z">
-        <w:r>
-          <w:delText xml:space="preserve"> </w:delText>
-        </w:r>
-      </w:del>
+      <w:r>
+        <w:t xml:space="preserve"> </w:t>
+      </w:r>
+      <w:r>
+        <w:t xml:space="preserve">and averages the remaining</w:t>
+      </w:r>
+      <w:r>
+        <w:t xml:space="preserve"> </w:t>
+      </w:r>
       <m:oMath>
         <m:r>
           <m:t>n</m:t>
@@ -2932,295 +2608,12 @@
           <m:t>2</m:t>
         </m:r>
       </m:oMath>
-      <w:del w:id="78" w:author="PR Preview" w:date="2026-01-01T00:00:00Z">
-        <w:r>
-          <w:delText xml:space="preserve"> </w:delText>
-        </w:r>
-      </w:del>
-      <w:del w:id="79" w:author="PR Preview" w:date="2026-01-01T00:00:00Z">
-        <w:r>
-          <w:delText xml:space="preserve">observations:</w:delText>
-        </w:r>
-      </w:del>
-    </w:p>
-    <w:p>
-      <w:pPr>
-        <w:pStyle w:val="FirstParagraph"/>
-      </w:pPr>
-      <w:ins w:id="80" w:author="PR Preview" w:date="2026-01-01T00:00:00Z">
-        <w:r>
-          <w:t xml:space="preserve">A third possible estimator would be the sample mean of all sampled students’</w:t>
-        </w:r>
-      </w:ins>
-      <w:ins w:id="81" w:author="PR Preview" w:date="2026-01-01T00:00:00Z">
-        <w:r>
-          <w:t xml:space="preserve"> </w:t>
-        </w:r>
-      </w:ins>
-      <w:ins w:id="82" w:author="PR Preview" w:date="2026-01-01T00:00:00Z">
-        <w:r>
-          <w:t xml:space="preserve">heights, except for the two most extreme.</w:t>
-        </w:r>
-      </w:ins>
-      <w:ins w:id="83" w:author="PR Preview" w:date="2026-01-01T00:00:00Z">
-        <w:r>
-          <w:t xml:space="preserve"> </w:t>
-        </w:r>
-      </w:ins>
-      <w:ins w:id="84" w:author="PR Preview" w:date="2026-01-01T00:00:00Z">
-        <w:r>
-          <w:t xml:space="preserve">Using the</w:t>
-        </w:r>
-      </w:ins>
-      <w:ins w:id="85" w:author="PR Preview" w:date="2026-01-01T00:00:00Z">
-        <w:r>
-          <w:t xml:space="preserve"> </w:t>
-        </w:r>
-      </w:ins>
-      <w:hyperlink r:id="rId30">
-        <w:ins w:id="86" w:author="PR Preview" w:date="2026-01-01T00:00:00Z">
-          <w:r>
-            <w:rPr>
-              <w:rStyle w:val="Hyperlink"/>
-            </w:rPr>
-            <w:t xml:space="preserve">order statistics</w:t>
-          </w:r>
-        </w:ins>
-      </w:hyperlink>
-      <w:ins w:id="87" w:author="PR Preview" w:date="2026-01-01T00:00:00Z">
-        <w:r>
-          <w:t xml:space="preserve"> </w:t>
-        </w:r>
-      </w:ins>
-      <m:oMath>
-        <m:sSub>
-          <m:e>
-            <m:r>
-              <m:t>X</m:t>
-            </m:r>
-          </m:e>
-          <m:sub>
-            <m:r>
-              <m:rPr>
-                <m:sty m:val="p"/>
-              </m:rPr>
-              <m:t>(</m:t>
-            </m:r>
-            <m:r>
-              <m:t>1</m:t>
-            </m:r>
-            <m:r>
-              <m:rPr>
-                <m:sty m:val="p"/>
-              </m:rPr>
-              <m:t>)</m:t>
-            </m:r>
-          </m:sub>
-        </m:sSub>
-        <m:r>
-          <m:rPr>
-            <m:sty m:val="p"/>
-          </m:rPr>
-          <m:t>≤</m:t>
-        </m:r>
-        <m:sSub>
-          <m:e>
-            <m:r>
-              <m:t>X</m:t>
-            </m:r>
-          </m:e>
-          <m:sub>
-            <m:r>
-              <m:rPr>
-                <m:sty m:val="p"/>
-              </m:rPr>
-              <m:t>(</m:t>
-            </m:r>
-            <m:r>
-              <m:t>2</m:t>
-            </m:r>
-            <m:r>
-              <m:rPr>
-                <m:sty m:val="p"/>
-              </m:rPr>
-              <m:t>)</m:t>
-            </m:r>
-          </m:sub>
-        </m:sSub>
-        <m:r>
-          <m:rPr>
-            <m:sty m:val="p"/>
-          </m:rPr>
-          <m:t>≤</m:t>
-        </m:r>
-        <m:r>
-          <m:rPr>
-            <m:sty m:val="p"/>
-          </m:rPr>
-          <m:t>⋯</m:t>
-        </m:r>
-        <m:r>
-          <m:rPr>
-            <m:sty m:val="p"/>
-          </m:rPr>
-          <m:t>≤</m:t>
-        </m:r>
-        <m:sSub>
-          <m:e>
-            <m:r>
-              <m:t>X</m:t>
-            </m:r>
-          </m:e>
-          <m:sub>
-            <m:r>
-              <m:rPr>
-                <m:sty m:val="p"/>
-              </m:rPr>
-              <m:t>(</m:t>
-            </m:r>
-            <m:r>
-              <m:t>n</m:t>
-            </m:r>
-            <m:r>
-              <m:rPr>
-                <m:sty m:val="p"/>
-              </m:rPr>
-              <m:t>)</m:t>
-            </m:r>
-          </m:sub>
-        </m:sSub>
-      </m:oMath>
-      <w:ins w:id="88" w:author="PR Preview" w:date="2026-01-01T00:00:00Z">
-        <w:r>
-          <w:t xml:space="preserve"> </w:t>
-        </w:r>
-      </w:ins>
-      <w:ins w:id="89" w:author="PR Preview" w:date="2026-01-01T00:00:00Z">
-        <w:r>
-          <w:t xml:space="preserve">(the observations sorted in increasing order),</w:t>
-        </w:r>
-      </w:ins>
-      <w:ins w:id="90" w:author="PR Preview" w:date="2026-01-01T00:00:00Z">
-        <w:r>
-          <w:t xml:space="preserve"> </w:t>
-        </w:r>
-      </w:ins>
-      <w:ins w:id="91" w:author="PR Preview" w:date="2026-01-01T00:00:00Z">
-        <w:r>
-          <w:t xml:space="preserve">this estimator drops</w:t>
-        </w:r>
-      </w:ins>
-      <w:ins w:id="92" w:author="PR Preview" w:date="2026-01-01T00:00:00Z">
-        <w:r>
-          <w:t xml:space="preserve"> </w:t>
-        </w:r>
-      </w:ins>
-      <m:oMath>
-        <m:sSub>
-          <m:e>
-            <m:r>
-              <m:t>X</m:t>
-            </m:r>
-          </m:e>
-          <m:sub>
-            <m:r>
-              <m:rPr>
-                <m:sty m:val="p"/>
-              </m:rPr>
-              <m:t>(</m:t>
-            </m:r>
-            <m:r>
-              <m:t>1</m:t>
-            </m:r>
-            <m:r>
-              <m:rPr>
-                <m:sty m:val="p"/>
-              </m:rPr>
-              <m:t>)</m:t>
-            </m:r>
-          </m:sub>
-        </m:sSub>
-      </m:oMath>
-      <w:ins w:id="93" w:author="PR Preview" w:date="2026-01-01T00:00:00Z">
-        <w:r>
-          <w:t xml:space="preserve"> </w:t>
-        </w:r>
-      </w:ins>
-      <w:ins w:id="94" w:author="PR Preview" w:date="2026-01-01T00:00:00Z">
-        <w:r>
-          <w:t xml:space="preserve">and</w:t>
-        </w:r>
-      </w:ins>
-      <w:ins w:id="95" w:author="PR Preview" w:date="2026-01-01T00:00:00Z">
-        <w:r>
-          <w:t xml:space="preserve"> </w:t>
-        </w:r>
-      </w:ins>
-      <m:oMath>
-        <m:sSub>
-          <m:e>
-            <m:r>
-              <m:t>X</m:t>
-            </m:r>
-          </m:e>
-          <m:sub>
-            <m:r>
-              <m:rPr>
-                <m:sty m:val="p"/>
-              </m:rPr>
-              <m:t>(</m:t>
-            </m:r>
-            <m:r>
-              <m:t>n</m:t>
-            </m:r>
-            <m:r>
-              <m:rPr>
-                <m:sty m:val="p"/>
-              </m:rPr>
-              <m:t>)</m:t>
-            </m:r>
-          </m:sub>
-        </m:sSub>
-      </m:oMath>
-      <w:ins w:id="96" w:author="PR Preview" w:date="2026-01-01T00:00:00Z">
-        <w:r>
-          <w:t xml:space="preserve"> </w:t>
-        </w:r>
-      </w:ins>
-      <w:ins w:id="97" w:author="PR Preview" w:date="2026-01-01T00:00:00Z">
-        <w:r>
-          <w:t xml:space="preserve">and averages the remaining</w:t>
-        </w:r>
-      </w:ins>
-      <w:ins w:id="98" w:author="PR Preview" w:date="2026-01-01T00:00:00Z">
-        <w:r>
-          <w:t xml:space="preserve"> </w:t>
-        </w:r>
-      </w:ins>
-      <m:oMath>
-        <m:r>
-          <m:t>n</m:t>
-        </m:r>
-        <m:r>
-          <m:rPr>
-            <m:sty m:val="p"/>
-          </m:rPr>
-          <m:t>−</m:t>
-        </m:r>
-        <m:r>
-          <m:t>2</m:t>
-        </m:r>
-      </m:oMath>
-      <w:ins w:id="99" w:author="PR Preview" w:date="2026-01-01T00:00:00Z">
-        <w:r>
-          <w:t xml:space="preserve"> </w:t>
-        </w:r>
-      </w:ins>
-      <w:ins w:id="100" w:author="PR Preview" w:date="2026-01-01T00:00:00Z">
-        <w:r>
-          <w:t xml:space="preserve">observations:</w:t>
-        </w:r>
-      </w:ins>
+      <w:r>
+        <w:t xml:space="preserve"> </w:t>
+      </w:r>
+      <w:r>
+        <w:t xml:space="preserve">observations:</w:t>
+      </w:r>
     </w:p>
     <w:p>
       <w:pPr>
@@ -4952,141 +4345,47 @@
       <w:pPr>
         <w:pStyle w:val="BodyText"/>
       </w:pPr>
-      <w:del w:id="101" w:author="PR Preview" w:date="2026-01-01T00:00:00Z">
+      <w:r>
+        <w:t xml:space="preserve">The accuracy of an estimator has no single, agreed formal definition.</w:t>
+      </w:r>
+      <w:r>
+        <w:t xml:space="preserve"> </w:t>
+      </w:r>
+      <w:r>
+        <w:t xml:space="preserve">The usual measures of accuracy,</w:t>
+      </w:r>
+      <w:r>
+        <w:t xml:space="preserve"> </w:t>
+      </w:r>
+      <w:r>
+        <w:t xml:space="preserve">including the bias, population mean squared error, and population mean absolute error</w:t>
+      </w:r>
+      <w:r>
+        <w:t xml:space="preserve"> </w:t>
+      </w:r>
+      <w:r>
+        <w:t xml:space="preserve">defined in this section,</w:t>
+      </w:r>
+      <w:r>
+        <w:t xml:space="preserve"> </w:t>
+      </w:r>
+      <w:r>
+        <w:t xml:space="preserve">are all functions of the distribution of the estimator’s</w:t>
+      </w:r>
+      <w:r>
+        <w:t xml:space="preserve"> </w:t>
+      </w:r>
+      <w:hyperlink w:anchor="def-estimation-error">
         <w:r>
-          <w:delText xml:space="preserve">The accuracy of an estimator has no single, agreed formal definition.</w:delText>
+          <w:rPr>
+            <w:rStyle w:val="Hyperlink"/>
+          </w:rPr>
+          <w:t xml:space="preserve">estimation error</w:t>
         </w:r>
-      </w:del>
-      <w:del w:id="102" w:author="PR Preview" w:date="2026-01-01T00:00:00Z">
-        <w:r>
-          <w:delText xml:space="preserve"> </w:delText>
-        </w:r>
-      </w:del>
-      <w:del w:id="103" w:author="PR Preview" w:date="2026-01-01T00:00:00Z">
-        <w:r>
-          <w:delText xml:space="preserve">The usual measures of accuracy,</w:delText>
-        </w:r>
-      </w:del>
-      <w:del w:id="104" w:author="PR Preview" w:date="2026-01-01T00:00:00Z">
-        <w:r>
-          <w:delText xml:space="preserve"> </w:delText>
-        </w:r>
-      </w:del>
-      <w:del w:id="105" w:author="PR Preview" w:date="2026-01-01T00:00:00Z">
-        <w:r>
-          <w:delText xml:space="preserve">including the bias, mean squared error, and mean absolute error</w:delText>
-        </w:r>
-      </w:del>
-      <w:del w:id="106" w:author="PR Preview" w:date="2026-01-01T00:00:00Z">
-        <w:r>
-          <w:delText xml:space="preserve"> </w:delText>
-        </w:r>
-      </w:del>
-      <w:del w:id="107" w:author="PR Preview" w:date="2026-01-01T00:00:00Z">
-        <w:r>
-          <w:delText xml:space="preserve">defined in this section,</w:delText>
-        </w:r>
-      </w:del>
-      <w:del w:id="108" w:author="PR Preview" w:date="2026-01-01T00:00:00Z">
-        <w:r>
-          <w:delText xml:space="preserve"> </w:delText>
-        </w:r>
-      </w:del>
-      <w:del w:id="109" w:author="PR Preview" w:date="2026-01-01T00:00:00Z">
-        <w:r>
-          <w:delText xml:space="preserve">are all functions of the distribution of the estimator’s</w:delText>
-        </w:r>
-      </w:del>
-      <w:del w:id="110" w:author="PR Preview" w:date="2026-01-01T00:00:00Z">
-        <w:r>
-          <w:delText xml:space="preserve"> </w:delText>
-        </w:r>
-      </w:del>
-      <w:hyperlink w:anchor="def-estimation-error">
-        <w:del w:id="111" w:author="PR Preview" w:date="2026-01-01T00:00:00Z">
-          <w:r>
-            <w:rPr>
-              <w:rStyle w:val="Hyperlink"/>
-            </w:rPr>
-            <w:delText xml:space="preserve">estimation error</w:delText>
-          </w:r>
-        </w:del>
       </w:hyperlink>
-      <w:del w:id="112" w:author="PR Preview" w:date="2026-01-01T00:00:00Z">
-        <w:r>
-          <w:delText xml:space="preserve">.</w:delText>
-        </w:r>
-      </w:del>
-    </w:p>
-    <w:p>
-      <w:pPr>
-        <w:pStyle w:val="BodyText"/>
-      </w:pPr>
-      <w:ins w:id="113" w:author="PR Preview" w:date="2026-01-01T00:00:00Z">
-        <w:r>
-          <w:t xml:space="preserve">The accuracy of an estimator has no single, agreed formal definition.</w:t>
-        </w:r>
-      </w:ins>
-      <w:ins w:id="114" w:author="PR Preview" w:date="2026-01-01T00:00:00Z">
-        <w:r>
-          <w:t xml:space="preserve"> </w:t>
-        </w:r>
-      </w:ins>
-      <w:ins w:id="115" w:author="PR Preview" w:date="2026-01-01T00:00:00Z">
-        <w:r>
-          <w:t xml:space="preserve">The usual measures of accuracy,</w:t>
-        </w:r>
-      </w:ins>
-      <w:ins w:id="116" w:author="PR Preview" w:date="2026-01-01T00:00:00Z">
-        <w:r>
-          <w:t xml:space="preserve"> </w:t>
-        </w:r>
-      </w:ins>
-      <w:ins w:id="117" w:author="PR Preview" w:date="2026-01-01T00:00:00Z">
-        <w:r>
-          <w:t xml:space="preserve">including the bias, population mean squared error, and population mean absolute error</w:t>
-        </w:r>
-      </w:ins>
-      <w:ins w:id="118" w:author="PR Preview" w:date="2026-01-01T00:00:00Z">
-        <w:r>
-          <w:t xml:space="preserve"> </w:t>
-        </w:r>
-      </w:ins>
-      <w:ins w:id="119" w:author="PR Preview" w:date="2026-01-01T00:00:00Z">
-        <w:r>
-          <w:t xml:space="preserve">defined in this section,</w:t>
-        </w:r>
-      </w:ins>
-      <w:ins w:id="120" w:author="PR Preview" w:date="2026-01-01T00:00:00Z">
-        <w:r>
-          <w:t xml:space="preserve"> </w:t>
-        </w:r>
-      </w:ins>
-      <w:ins w:id="121" w:author="PR Preview" w:date="2026-01-01T00:00:00Z">
-        <w:r>
-          <w:t xml:space="preserve">are all functions of the distribution of the estimator’s</w:t>
-        </w:r>
-      </w:ins>
-      <w:ins w:id="122" w:author="PR Preview" w:date="2026-01-01T00:00:00Z">
-        <w:r>
-          <w:t xml:space="preserve"> </w:t>
-        </w:r>
-      </w:ins>
-      <w:hyperlink w:anchor="def-estimation-error">
-        <w:ins w:id="123" w:author="PR Preview" w:date="2026-01-01T00:00:00Z">
-          <w:r>
-            <w:rPr>
-              <w:rStyle w:val="Hyperlink"/>
-            </w:rPr>
-            <w:t xml:space="preserve">estimation error</w:t>
-          </w:r>
-        </w:ins>
-      </w:hyperlink>
-      <w:ins w:id="124" w:author="PR Preview" w:date="2026-01-01T00:00:00Z">
-        <w:r>
-          <w:t xml:space="preserve">.</w:t>
-        </w:r>
-      </w:ins>
+      <w:r>
+        <w:t xml:space="preserve">.</w:t>
+      </w:r>
     </w:p>
     <w:bookmarkEnd w:id="40"/>
     <w:bookmarkStart w:id="42" w:name="residuals"/>
@@ -5102,191 +4401,66 @@
       <w:pPr>
         <w:pStyle w:val="FirstParagraph"/>
       </w:pPr>
-      <w:del w:id="125" w:author="PR Preview" w:date="2026-01-01T00:00:00Z">
+      <w:r>
+        <w:t xml:space="preserve">Predictions, fitted values, residuals, prediction errors and the sample mean squared error of predictions</w:t>
+      </w:r>
+      <w:r>
+        <w:t xml:space="preserve"> </w:t>
+      </w:r>
+      <w:r>
+        <w:t xml:space="preserve">have their own page,</w:t>
+      </w:r>
+      <w:r>
+        <w:t xml:space="preserve"> </w:t>
+      </w:r>
+      <w:hyperlink r:id="rId41">
         <w:r>
-          <w:delText xml:space="preserve">Predictions, fitted values, residuals, prediction errors and the mean squared error of predictions</w:delText>
+          <w:rPr>
+            <w:rStyle w:val="Hyperlink"/>
+          </w:rPr>
+          <w:t xml:space="preserve">Prediction</w:t>
         </w:r>
-      </w:del>
-      <w:del w:id="126" w:author="PR Preview" w:date="2026-01-01T00:00:00Z">
+      </w:hyperlink>
+      <w:r>
+        <w:t xml:space="preserve">.</w:t>
+      </w:r>
+      <w:r>
+        <w:t xml:space="preserve"> </w:t>
+      </w:r>
+      <w:r>
+        <w:t xml:space="preserve">That page also contrasts them with the estimation quantities defined here:</w:t>
+      </w:r>
+      <w:r>
+        <w:t xml:space="preserve"> </w:t>
+      </w:r>
+      <w:hyperlink w:anchor="def-estimation-error">
         <w:r>
-          <w:delText xml:space="preserve"> </w:delText>
+          <w:rPr>
+            <w:rStyle w:val="Hyperlink"/>
+          </w:rPr>
+          <w:t xml:space="preserve">estimation error</w:t>
         </w:r>
-      </w:del>
-      <w:del w:id="127" w:author="PR Preview" w:date="2026-01-01T00:00:00Z">
+      </w:hyperlink>
+      <w:r>
+        <w:t xml:space="preserve"> </w:t>
+      </w:r>
+      <w:r>
+        <w:t xml:space="preserve">and the</w:t>
+      </w:r>
+      <w:r>
+        <w:t xml:space="preserve"> </w:t>
+      </w:r>
+      <w:hyperlink w:anchor="mean-squared-error">
         <w:r>
-          <w:delText xml:space="preserve">have their own page,</w:delText>
+          <w:rPr>
+            <w:rStyle w:val="Hyperlink"/>
+          </w:rPr>
+          <w:t xml:space="preserve">population mean squared error of an estimator</w:t>
         </w:r>
-      </w:del>
-      <w:del w:id="128" w:author="PR Preview" w:date="2026-01-01T00:00:00Z">
-        <w:r>
-          <w:delText xml:space="preserve"> </w:delText>
-        </w:r>
-      </w:del>
-      <w:hyperlink r:id="rId41">
-        <w:del w:id="129" w:author="PR Preview" w:date="2026-01-01T00:00:00Z">
-          <w:r>
-            <w:rPr>
-              <w:rStyle w:val="Hyperlink"/>
-            </w:rPr>
-            <w:delText xml:space="preserve">Prediction</w:delText>
-          </w:r>
-        </w:del>
       </w:hyperlink>
-      <w:del w:id="130" w:author="PR Preview" w:date="2026-01-01T00:00:00Z">
-        <w:r>
-          <w:delText xml:space="preserve">.</w:delText>
-        </w:r>
-      </w:del>
-      <w:del w:id="131" w:author="PR Preview" w:date="2026-01-01T00:00:00Z">
-        <w:r>
-          <w:delText xml:space="preserve"> </w:delText>
-        </w:r>
-      </w:del>
-      <w:del w:id="132" w:author="PR Preview" w:date="2026-01-01T00:00:00Z">
-        <w:r>
-          <w:delText xml:space="preserve">That page also contrasts them with the estimation quantities defined here:</w:delText>
-        </w:r>
-      </w:del>
-      <w:del w:id="133" w:author="PR Preview" w:date="2026-01-01T00:00:00Z">
-        <w:r>
-          <w:delText xml:space="preserve"> </w:delText>
-        </w:r>
-      </w:del>
-      <w:hyperlink w:anchor="def-estimation-error">
-        <w:del w:id="134" w:author="PR Preview" w:date="2026-01-01T00:00:00Z">
-          <w:r>
-            <w:rPr>
-              <w:rStyle w:val="Hyperlink"/>
-            </w:rPr>
-            <w:delText xml:space="preserve">estimation error</w:delText>
-          </w:r>
-        </w:del>
-      </w:hyperlink>
-      <w:del w:id="135" w:author="PR Preview" w:date="2026-01-01T00:00:00Z">
-        <w:r>
-          <w:delText xml:space="preserve"> </w:delText>
-        </w:r>
-      </w:del>
-      <w:del w:id="136" w:author="PR Preview" w:date="2026-01-01T00:00:00Z">
-        <w:r>
-          <w:delText xml:space="preserve">and the</w:delText>
-        </w:r>
-      </w:del>
-      <w:del w:id="137" w:author="PR Preview" w:date="2026-01-01T00:00:00Z">
-        <w:r>
-          <w:delText xml:space="preserve"> </w:delText>
-        </w:r>
-      </w:del>
-      <w:hyperlink w:anchor="mean-squared-error">
-        <w:del w:id="138" w:author="PR Preview" w:date="2026-01-01T00:00:00Z">
-          <w:r>
-            <w:rPr>
-              <w:rStyle w:val="Hyperlink"/>
-            </w:rPr>
-            <w:delText xml:space="preserve">mean squared error of an estimator</w:delText>
-          </w:r>
-        </w:del>
-      </w:hyperlink>
-      <w:del w:id="139" w:author="PR Preview" w:date="2026-01-01T00:00:00Z">
-        <w:r>
-          <w:delText xml:space="preserve">.</w:delText>
-        </w:r>
-      </w:del>
-    </w:p>
-    <w:p>
-      <w:pPr>
-        <w:pStyle w:val="FirstParagraph"/>
-      </w:pPr>
-      <w:ins w:id="140" w:author="PR Preview" w:date="2026-01-01T00:00:00Z">
-        <w:r>
-          <w:t xml:space="preserve">Predictions, fitted values, residuals, prediction errors and the sample mean squared error of predictions</w:t>
-        </w:r>
-      </w:ins>
-      <w:ins w:id="141" w:author="PR Preview" w:date="2026-01-01T00:00:00Z">
-        <w:r>
-          <w:t xml:space="preserve"> </w:t>
-        </w:r>
-      </w:ins>
-      <w:ins w:id="142" w:author="PR Preview" w:date="2026-01-01T00:00:00Z">
-        <w:r>
-          <w:t xml:space="preserve">have their own page,</w:t>
-        </w:r>
-      </w:ins>
-      <w:ins w:id="143" w:author="PR Preview" w:date="2026-01-01T00:00:00Z">
-        <w:r>
-          <w:t xml:space="preserve"> </w:t>
-        </w:r>
-      </w:ins>
-      <w:hyperlink r:id="rId41">
-        <w:ins w:id="144" w:author="PR Preview" w:date="2026-01-01T00:00:00Z">
-          <w:r>
-            <w:rPr>
-              <w:rStyle w:val="Hyperlink"/>
-            </w:rPr>
-            <w:t xml:space="preserve">Prediction</w:t>
-          </w:r>
-        </w:ins>
-      </w:hyperlink>
-      <w:ins w:id="145" w:author="PR Preview" w:date="2026-01-01T00:00:00Z">
-        <w:r>
-          <w:t xml:space="preserve">.</w:t>
-        </w:r>
-      </w:ins>
-      <w:ins w:id="146" w:author="PR Preview" w:date="2026-01-01T00:00:00Z">
-        <w:r>
-          <w:t xml:space="preserve"> </w:t>
-        </w:r>
-      </w:ins>
-      <w:ins w:id="147" w:author="PR Preview" w:date="2026-01-01T00:00:00Z">
-        <w:r>
-          <w:t xml:space="preserve">That page also contrasts them with the estimation quantities defined here:</w:t>
-        </w:r>
-      </w:ins>
-      <w:ins w:id="148" w:author="PR Preview" w:date="2026-01-01T00:00:00Z">
-        <w:r>
-          <w:t xml:space="preserve"> </w:t>
-        </w:r>
-      </w:ins>
-      <w:hyperlink w:anchor="def-estimation-error">
-        <w:ins w:id="149" w:author="PR Preview" w:date="2026-01-01T00:00:00Z">
-          <w:r>
-            <w:rPr>
-              <w:rStyle w:val="Hyperlink"/>
-            </w:rPr>
-            <w:t xml:space="preserve">estimation error</w:t>
-          </w:r>
-        </w:ins>
-      </w:hyperlink>
-      <w:ins w:id="150" w:author="PR Preview" w:date="2026-01-01T00:00:00Z">
-        <w:r>
-          <w:t xml:space="preserve"> </w:t>
-        </w:r>
-      </w:ins>
-      <w:ins w:id="151" w:author="PR Preview" w:date="2026-01-01T00:00:00Z">
-        <w:r>
-          <w:t xml:space="preserve">and the</w:t>
-        </w:r>
-      </w:ins>
-      <w:ins w:id="152" w:author="PR Preview" w:date="2026-01-01T00:00:00Z">
-        <w:r>
-          <w:t xml:space="preserve"> </w:t>
-        </w:r>
-      </w:ins>
-      <w:hyperlink w:anchor="mean-squared-error">
-        <w:ins w:id="153" w:author="PR Preview" w:date="2026-01-01T00:00:00Z">
-          <w:r>
-            <w:rPr>
-              <w:rStyle w:val="Hyperlink"/>
-            </w:rPr>
-            <w:t xml:space="preserve">population mean squared error of an estimator</w:t>
-          </w:r>
-        </w:ins>
-      </w:hyperlink>
-      <w:ins w:id="154" w:author="PR Preview" w:date="2026-01-01T00:00:00Z">
-        <w:r>
-          <w:t xml:space="preserve">.</w:t>
-        </w:r>
-      </w:ins>
+      <w:r>
+        <w:t xml:space="preserve">.</w:t>
+      </w:r>
     </w:p>
     <w:bookmarkEnd w:id="42"/>
     <w:bookmarkStart w:id="49" w:name="bias"/>
@@ -6192,30 +5366,22 @@
       <w:pPr>
         <w:pStyle w:val="BodyText"/>
       </w:pPr>
-      <w:del w:id="155" w:author="PR Preview" w:date="2026-01-01T00:00:00Z">
-        <w:r>
-          <w:rPr>
-            <w:b/>
-            <w:bCs/>
-          </w:rPr>
-          <w:delText xml:space="preserve">Example 7 (Bias of two estimators of a mean)</w:delText>
-        </w:r>
-      </w:del>
-      <w:del w:id="156" w:author="PR Preview" w:date="2026-01-01T00:00:00Z">
-        <w:r>
-          <w:delText xml:space="preserve"> </w:delText>
-        </w:r>
-      </w:del>
-      <w:del w:id="157" w:author="PR Preview" w:date="2026-01-01T00:00:00Z">
-        <w:r>
-          <w:delText xml:space="preserve">Let</w:delText>
-        </w:r>
-      </w:del>
-      <w:del w:id="158" w:author="PR Preview" w:date="2026-01-01T00:00:00Z">
-        <w:r>
-          <w:delText xml:space="preserve"> </w:delText>
-        </w:r>
-      </w:del>
+      <w:r>
+        <w:rPr>
+          <w:b/>
+          <w:bCs/>
+        </w:rPr>
+        <w:t xml:space="preserve">Example 7 (Bias of two estimators of a population mean)</w:t>
+      </w:r>
+      <w:r>
+        <w:t xml:space="preserve"> </w:t>
+      </w:r>
+      <w:r>
+        <w:t xml:space="preserve">Let</w:t>
+      </w:r>
+      <w:r>
+        <w:t xml:space="preserve"> </w:t>
+      </w:r>
       <m:oMath>
         <m:sSub>
           <m:e>
@@ -6260,21 +5426,15 @@
           </m:sub>
         </m:sSub>
       </m:oMath>
-      <w:del w:id="159" w:author="PR Preview" w:date="2026-01-01T00:00:00Z">
-        <w:r>
-          <w:delText xml:space="preserve"> </w:delText>
-        </w:r>
-      </w:del>
-      <w:del w:id="160" w:author="PR Preview" w:date="2026-01-01T00:00:00Z">
-        <w:r>
-          <w:delText xml:space="preserve">each have expectation</w:delText>
-        </w:r>
-      </w:del>
-      <w:del w:id="161" w:author="PR Preview" w:date="2026-01-01T00:00:00Z">
-        <w:r>
-          <w:delText xml:space="preserve"> </w:delText>
-        </w:r>
-      </w:del>
+      <w:r>
+        <w:t xml:space="preserve"> </w:t>
+      </w:r>
+      <w:r>
+        <w:t xml:space="preserve">each have expectation</w:t>
+      </w:r>
+      <w:r>
+        <w:t xml:space="preserve"> </w:t>
+      </w:r>
       <m:oMath>
         <m:r>
           <m:rPr>
@@ -6320,86 +5480,58 @@
           <m:t>μ</m:t>
         </m:r>
       </m:oMath>
-      <w:del w:id="162" w:author="PR Preview" w:date="2026-01-01T00:00:00Z">
+      <w:r>
+        <w:t xml:space="preserve">,</w:t>
+      </w:r>
+      <w:r>
+        <w:t xml:space="preserve"> </w:t>
+      </w:r>
+      <w:r>
+        <w:t xml:space="preserve">as in</w:t>
+      </w:r>
+      <w:r>
+        <w:t xml:space="preserve"> </w:t>
+      </w:r>
+      <w:hyperlink w:anchor="exm-estimator">
         <w:r>
-          <w:delText xml:space="preserve">,</w:delText>
+          <w:rPr>
+            <w:rStyle w:val="Hyperlink"/>
+          </w:rPr>
+          <w:t xml:space="preserve">Example 4</w:t>
         </w:r>
-      </w:del>
-      <w:del w:id="163" w:author="PR Preview" w:date="2026-01-01T00:00:00Z">
+      </w:hyperlink>
+      <w:r>
+        <w:t xml:space="preserve">.</w:t>
+      </w:r>
+      <w:r>
+        <w:t xml:space="preserve"> </w:t>
+      </w:r>
+      <w:r>
+        <w:t xml:space="preserve">By</w:t>
+      </w:r>
+      <w:r>
+        <w:t xml:space="preserve"> </w:t>
+      </w:r>
+      <w:hyperlink w:anchor="thm-bias-exprs">
         <w:r>
-          <w:delText xml:space="preserve"> </w:delText>
+          <w:rPr>
+            <w:rStyle w:val="Hyperlink"/>
+          </w:rPr>
+          <w:t xml:space="preserve">Theorem 1</w:t>
         </w:r>
-      </w:del>
-      <w:del w:id="164" w:author="PR Preview" w:date="2026-01-01T00:00:00Z">
-        <w:r>
-          <w:delText xml:space="preserve">as in</w:delText>
-        </w:r>
-      </w:del>
-      <w:del w:id="165" w:author="PR Preview" w:date="2026-01-01T00:00:00Z">
-        <w:r>
-          <w:delText xml:space="preserve"> </w:delText>
-        </w:r>
-      </w:del>
-      <w:hyperlink w:anchor="exm-estimator">
-        <w:del w:id="166" w:author="PR Preview" w:date="2026-01-01T00:00:00Z">
-          <w:r>
-            <w:rPr>
-              <w:rStyle w:val="Hyperlink"/>
-            </w:rPr>
-            <w:delText xml:space="preserve">Example 4</w:delText>
-          </w:r>
-        </w:del>
       </w:hyperlink>
-      <w:del w:id="167" w:author="PR Preview" w:date="2026-01-01T00:00:00Z">
-        <w:r>
-          <w:delText xml:space="preserve">.</w:delText>
-        </w:r>
-      </w:del>
-      <w:del w:id="168" w:author="PR Preview" w:date="2026-01-01T00:00:00Z">
-        <w:r>
-          <w:delText xml:space="preserve"> </w:delText>
-        </w:r>
-      </w:del>
-      <w:del w:id="169" w:author="PR Preview" w:date="2026-01-01T00:00:00Z">
-        <w:r>
-          <w:delText xml:space="preserve">By</w:delText>
-        </w:r>
-      </w:del>
-      <w:del w:id="170" w:author="PR Preview" w:date="2026-01-01T00:00:00Z">
-        <w:r>
-          <w:delText xml:space="preserve"> </w:delText>
-        </w:r>
-      </w:del>
-      <w:hyperlink w:anchor="thm-bias-exprs">
-        <w:del w:id="171" w:author="PR Preview" w:date="2026-01-01T00:00:00Z">
-          <w:r>
-            <w:rPr>
-              <w:rStyle w:val="Hyperlink"/>
-            </w:rPr>
-            <w:delText xml:space="preserve">Theorem 1</w:delText>
-          </w:r>
-        </w:del>
-      </w:hyperlink>
-      <w:del w:id="172" w:author="PR Preview" w:date="2026-01-01T00:00:00Z">
-        <w:r>
-          <w:delText xml:space="preserve">,</w:delText>
-        </w:r>
-      </w:del>
-      <w:del w:id="173" w:author="PR Preview" w:date="2026-01-01T00:00:00Z">
-        <w:r>
-          <w:delText xml:space="preserve"> </w:delText>
-        </w:r>
-      </w:del>
-      <w:del w:id="174" w:author="PR Preview" w:date="2026-01-01T00:00:00Z">
-        <w:r>
-          <w:delText xml:space="preserve">the bias of the sample mean</w:delText>
-        </w:r>
-      </w:del>
-      <w:del w:id="175" w:author="PR Preview" w:date="2026-01-01T00:00:00Z">
-        <w:r>
-          <w:delText xml:space="preserve"> </w:delText>
-        </w:r>
-      </w:del>
+      <w:r>
+        <w:t xml:space="preserve">,</w:t>
+      </w:r>
+      <w:r>
+        <w:t xml:space="preserve"> </w:t>
+      </w:r>
+      <w:r>
+        <w:t xml:space="preserve">the bias of the sample mean</w:t>
+      </w:r>
+      <w:r>
+        <w:t xml:space="preserve"> </w:t>
+      </w:r>
       <m:oMath>
         <m:acc>
           <m:accPr>
@@ -6412,251 +5544,12 @@
           </m:e>
         </m:acc>
       </m:oMath>
-      <w:del w:id="176" w:author="PR Preview" w:date="2026-01-01T00:00:00Z">
-        <w:r>
-          <w:delText xml:space="preserve"> </w:delText>
-        </w:r>
-      </w:del>
-      <w:del w:id="177" w:author="PR Preview" w:date="2026-01-01T00:00:00Z">
-        <w:r>
-          <w:delText xml:space="preserve">is:</w:delText>
-        </w:r>
-      </w:del>
-    </w:p>
-    <w:p>
-      <w:pPr>
-        <w:pStyle w:val="BodyText"/>
-      </w:pPr>
-      <w:ins w:id="178" w:author="PR Preview" w:date="2026-01-01T00:00:00Z">
-        <w:r>
-          <w:rPr>
-            <w:b/>
-            <w:bCs/>
-          </w:rPr>
-          <w:t xml:space="preserve">Example 7 (Bias of two estimators of a population mean)</w:t>
-        </w:r>
-      </w:ins>
-      <w:ins w:id="179" w:author="PR Preview" w:date="2026-01-01T00:00:00Z">
-        <w:r>
-          <w:t xml:space="preserve"> </w:t>
-        </w:r>
-      </w:ins>
-      <w:ins w:id="180" w:author="PR Preview" w:date="2026-01-01T00:00:00Z">
-        <w:r>
-          <w:t xml:space="preserve">Let</w:t>
-        </w:r>
-      </w:ins>
-      <w:ins w:id="181" w:author="PR Preview" w:date="2026-01-01T00:00:00Z">
-        <w:r>
-          <w:t xml:space="preserve"> </w:t>
-        </w:r>
-      </w:ins>
-      <m:oMath>
-        <m:sSub>
-          <m:e>
-            <m:r>
-              <m:t>X</m:t>
-            </m:r>
-          </m:e>
-          <m:sub>
-            <m:r>
-              <m:t>1</m:t>
-            </m:r>
-          </m:sub>
-        </m:sSub>
-        <m:r>
-          <m:rPr>
-            <m:sty m:val="p"/>
-          </m:rPr>
-          <m:t>,</m:t>
-        </m:r>
-        <m:r>
-          <m:rPr>
-            <m:sty m:val="p"/>
-          </m:rPr>
-          <m:t>…</m:t>
-        </m:r>
-        <m:r>
-          <m:rPr>
-            <m:sty m:val="p"/>
-          </m:rPr>
-          <m:t>,</m:t>
-        </m:r>
-        <m:sSub>
-          <m:e>
-            <m:r>
-              <m:t>X</m:t>
-            </m:r>
-          </m:e>
-          <m:sub>
-            <m:r>
-              <m:t>n</m:t>
-            </m:r>
-          </m:sub>
-        </m:sSub>
-      </m:oMath>
-      <w:ins w:id="182" w:author="PR Preview" w:date="2026-01-01T00:00:00Z">
-        <w:r>
-          <w:t xml:space="preserve"> </w:t>
-        </w:r>
-      </w:ins>
-      <w:ins w:id="183" w:author="PR Preview" w:date="2026-01-01T00:00:00Z">
-        <w:r>
-          <w:t xml:space="preserve">each have expectation</w:t>
-        </w:r>
-      </w:ins>
-      <w:ins w:id="184" w:author="PR Preview" w:date="2026-01-01T00:00:00Z">
-        <w:r>
-          <w:t xml:space="preserve"> </w:t>
-        </w:r>
-      </w:ins>
-      <m:oMath>
-        <m:r>
-          <m:rPr>
-            <m:sty m:val="p"/>
-          </m:rPr>
-          <m:t>E</m:t>
-        </m:r>
-        <m:r>
-          <m:t>​</m:t>
-        </m:r>
-        <m:d>
-          <m:dPr>
-            <m:begChr m:val="["/>
-            <m:sepChr m:val=""/>
-            <m:endChr m:val="]"/>
-            <m:grow/>
-          </m:dPr>
-          <m:e>
-            <m:sSub>
-              <m:e>
-                <m:r>
-                  <m:t>X</m:t>
-                </m:r>
-              </m:e>
-              <m:sub>
-                <m:r>
-                  <m:t>i</m:t>
-                </m:r>
-              </m:sub>
-            </m:sSub>
-          </m:e>
-        </m:d>
-        <m:r>
-          <m:t>​</m:t>
-        </m:r>
-        <m:r>
-          <m:rPr>
-            <m:sty m:val="p"/>
-          </m:rPr>
-          <m:t>=</m:t>
-        </m:r>
-        <m:r>
-          <m:t>μ</m:t>
-        </m:r>
-      </m:oMath>
-      <w:ins w:id="185" w:author="PR Preview" w:date="2026-01-01T00:00:00Z">
-        <w:r>
-          <w:t xml:space="preserve">,</w:t>
-        </w:r>
-      </w:ins>
-      <w:ins w:id="186" w:author="PR Preview" w:date="2026-01-01T00:00:00Z">
-        <w:r>
-          <w:t xml:space="preserve"> </w:t>
-        </w:r>
-      </w:ins>
-      <w:ins w:id="187" w:author="PR Preview" w:date="2026-01-01T00:00:00Z">
-        <w:r>
-          <w:t xml:space="preserve">as in</w:t>
-        </w:r>
-      </w:ins>
-      <w:ins w:id="188" w:author="PR Preview" w:date="2026-01-01T00:00:00Z">
-        <w:r>
-          <w:t xml:space="preserve"> </w:t>
-        </w:r>
-      </w:ins>
-      <w:hyperlink w:anchor="exm-estimator">
-        <w:ins w:id="189" w:author="PR Preview" w:date="2026-01-01T00:00:00Z">
-          <w:r>
-            <w:rPr>
-              <w:rStyle w:val="Hyperlink"/>
-            </w:rPr>
-            <w:t xml:space="preserve">Example 4</w:t>
-          </w:r>
-        </w:ins>
-      </w:hyperlink>
-      <w:ins w:id="190" w:author="PR Preview" w:date="2026-01-01T00:00:00Z">
-        <w:r>
-          <w:t xml:space="preserve">.</w:t>
-        </w:r>
-      </w:ins>
-      <w:ins w:id="191" w:author="PR Preview" w:date="2026-01-01T00:00:00Z">
-        <w:r>
-          <w:t xml:space="preserve"> </w:t>
-        </w:r>
-      </w:ins>
-      <w:ins w:id="192" w:author="PR Preview" w:date="2026-01-01T00:00:00Z">
-        <w:r>
-          <w:t xml:space="preserve">By</w:t>
-        </w:r>
-      </w:ins>
-      <w:ins w:id="193" w:author="PR Preview" w:date="2026-01-01T00:00:00Z">
-        <w:r>
-          <w:t xml:space="preserve"> </w:t>
-        </w:r>
-      </w:ins>
-      <w:hyperlink w:anchor="thm-bias-exprs">
-        <w:ins w:id="194" w:author="PR Preview" w:date="2026-01-01T00:00:00Z">
-          <w:r>
-            <w:rPr>
-              <w:rStyle w:val="Hyperlink"/>
-            </w:rPr>
-            <w:t xml:space="preserve">Theorem 1</w:t>
-          </w:r>
-        </w:ins>
-      </w:hyperlink>
-      <w:ins w:id="195" w:author="PR Preview" w:date="2026-01-01T00:00:00Z">
-        <w:r>
-          <w:t xml:space="preserve">,</w:t>
-        </w:r>
-      </w:ins>
-      <w:ins w:id="196" w:author="PR Preview" w:date="2026-01-01T00:00:00Z">
-        <w:r>
-          <w:t xml:space="preserve"> </w:t>
-        </w:r>
-      </w:ins>
-      <w:ins w:id="197" w:author="PR Preview" w:date="2026-01-01T00:00:00Z">
-        <w:r>
-          <w:t xml:space="preserve">the bias of the sample mean</w:t>
-        </w:r>
-      </w:ins>
-      <w:ins w:id="198" w:author="PR Preview" w:date="2026-01-01T00:00:00Z">
-        <w:r>
-          <w:t xml:space="preserve"> </w:t>
-        </w:r>
-      </w:ins>
-      <m:oMath>
-        <m:acc>
-          <m:accPr>
-            <m:chr m:val="‾"/>
-          </m:accPr>
-          <m:e>
-            <m:r>
-              <m:t>X</m:t>
-            </m:r>
-          </m:e>
-        </m:acc>
-      </m:oMath>
-      <w:ins w:id="199" w:author="PR Preview" w:date="2026-01-01T00:00:00Z">
-        <w:r>
-          <w:t xml:space="preserve"> </w:t>
-        </w:r>
-      </w:ins>
-      <w:ins w:id="200" w:author="PR Preview" w:date="2026-01-01T00:00:00Z">
-        <w:r>
-          <w:t xml:space="preserve">is:</w:t>
-        </w:r>
-      </w:ins>
+      <w:r>
+        <w:t xml:space="preserve"> </w:t>
+      </w:r>
+      <w:r>
+        <w:t xml:space="preserve">is:</w:t>
+      </w:r>
     </w:p>
     <w:p>
       <w:pPr>
@@ -7809,64 +6702,47 @@
       <w:pPr>
         <w:pStyle w:val="Heading3"/>
       </w:pPr>
-      <w:del w:id="201" w:author="PR Preview" w:date="2026-01-01T00:00:00Z">
-        <w:r>
-          <w:delText xml:space="preserve">3.5 Mean squared error of an estimator</w:delText>
-        </w:r>
-      </w:del>
+      <w:r>
+        <w:t xml:space="preserve">3.5 Population mean squared error of an estimator</w:t>
+      </w:r>
     </w:p>
+    <w:bookmarkStart w:id="50" w:name="def-mse"/>
     <w:p>
       <w:pPr>
         <w:pStyle w:val="FirstParagraph"/>
       </w:pPr>
-      <w:del w:id="202" w:author="PR Preview" w:date="2026-01-01T00:00:00Z">
-        <w:r>
-          <w:rPr>
-            <w:b/>
-            <w:bCs/>
-          </w:rPr>
-          <w:delText xml:space="preserve">Definition 8 (Mean squared error)</w:delText>
-        </w:r>
-      </w:del>
-      <w:del w:id="203" w:author="PR Preview" w:date="2026-01-01T00:00:00Z">
-        <w:r>
-          <w:delText xml:space="preserve"> </w:delText>
-        </w:r>
-      </w:del>
-      <w:del w:id="204" w:author="PR Preview" w:date="2026-01-01T00:00:00Z">
-        <w:r>
-          <w:delText xml:space="preserve">The</w:delText>
-        </w:r>
-      </w:del>
-      <w:del w:id="205" w:author="PR Preview" w:date="2026-01-01T00:00:00Z">
-        <w:r>
-          <w:delText xml:space="preserve"> </w:delText>
-        </w:r>
-      </w:del>
-      <w:del w:id="206" w:author="PR Preview" w:date="2026-01-01T00:00:00Z">
-        <w:r>
-          <w:rPr>
-            <w:b/>
-            <w:bCs/>
-          </w:rPr>
-          <w:delText xml:space="preserve">mean squared error</w:delText>
-        </w:r>
-      </w:del>
-      <w:del w:id="207" w:author="PR Preview" w:date="2026-01-01T00:00:00Z">
-        <w:r>
-          <w:delText xml:space="preserve"> </w:delText>
-        </w:r>
-      </w:del>
-      <w:del w:id="208" w:author="PR Preview" w:date="2026-01-01T00:00:00Z">
-        <w:r>
-          <w:delText xml:space="preserve">of an estimator</w:delText>
-        </w:r>
-      </w:del>
-      <w:del w:id="209" w:author="PR Preview" w:date="2026-01-01T00:00:00Z">
-        <w:r>
-          <w:delText xml:space="preserve"> </w:delText>
-        </w:r>
-      </w:del>
+      <w:r>
+        <w:rPr>
+          <w:b/>
+          <w:bCs/>
+        </w:rPr>
+        <w:t xml:space="preserve">Definition 8 (Mean squared error)</w:t>
+      </w:r>
+      <w:r>
+        <w:t xml:space="preserve"> </w:t>
+      </w:r>
+      <w:r>
+        <w:t xml:space="preserve">The</w:t>
+      </w:r>
+      <w:r>
+        <w:t xml:space="preserve"> </w:t>
+      </w:r>
+      <w:r>
+        <w:rPr>
+          <w:b/>
+          <w:bCs/>
+        </w:rPr>
+        <w:t xml:space="preserve">population mean squared error (pMSE)</w:t>
+      </w:r>
+      <w:r>
+        <w:t xml:space="preserve"> </w:t>
+      </w:r>
+      <w:r>
+        <w:t xml:space="preserve">of an estimator</w:t>
+      </w:r>
+      <w:r>
+        <w:t xml:space="preserve"> </w:t>
+      </w:r>
       <m:oMath>
         <m:acc>
           <m:accPr>
@@ -7879,22 +6755,37 @@
           </m:e>
         </m:acc>
       </m:oMath>
-      <w:del w:id="210" w:author="PR Preview" w:date="2026-01-01T00:00:00Z">
-        <w:r>
-          <w:delText xml:space="preserve">, denoted</w:delText>
-        </w:r>
-      </w:del>
-      <w:del w:id="211" w:author="PR Preview" w:date="2026-01-01T00:00:00Z">
-        <w:r>
-          <w:delText xml:space="preserve"> </w:delText>
-        </w:r>
-      </w:del>
+      <w:r>
+        <w:t xml:space="preserve">,</w:t>
+      </w:r>
+      <w:r>
+        <w:t xml:space="preserve"> </w:t>
+      </w:r>
+      <w:r>
+        <w:t xml:space="preserve">also called its</w:t>
+      </w:r>
+      <w:r>
+        <w:t xml:space="preserve"> </w:t>
+      </w:r>
+      <w:r>
+        <w:rPr>
+          <w:b/>
+          <w:bCs/>
+        </w:rPr>
+        <w:t xml:space="preserve">mean squared error</w:t>
+      </w:r>
+      <w:r>
+        <w:t xml:space="preserve">, denoted</w:t>
+      </w:r>
+      <w:r>
+        <w:t xml:space="preserve"> </w:t>
+      </w:r>
       <m:oMath>
         <m:r>
           <m:rPr>
             <m:sty m:val="p"/>
           </m:rPr>
-          <m:t>MSE</m:t>
+          <m:t>pMSE</m:t>
         </m:r>
         <m:r>
           <m:t>​</m:t>
@@ -7923,225 +6814,29 @@
           <m:t>​</m:t>
         </m:r>
       </m:oMath>
-      <w:del w:id="212" w:author="PR Preview" w:date="2026-01-01T00:00:00Z">
-        <w:r>
-          <w:delText xml:space="preserve">, is the expectation of the square</w:delText>
-        </w:r>
-      </w:del>
-      <w:del w:id="213" w:author="PR Preview" w:date="2026-01-01T00:00:00Z">
-        <w:r>
-          <w:delText xml:space="preserve"> </w:delText>
-        </w:r>
-      </w:del>
-      <w:del w:id="214" w:author="PR Preview" w:date="2026-01-01T00:00:00Z">
-        <w:r>
-          <w:delText xml:space="preserve">of the</w:delText>
-        </w:r>
-      </w:del>
-      <w:del w:id="215" w:author="PR Preview" w:date="2026-01-01T00:00:00Z">
-        <w:r>
-          <w:delText xml:space="preserve"> </w:delText>
-        </w:r>
-      </w:del>
+      <w:r>
+        <w:t xml:space="preserve">, is the expectation of the square</w:t>
+      </w:r>
+      <w:r>
+        <w:t xml:space="preserve"> </w:t>
+      </w:r>
+      <w:r>
+        <w:t xml:space="preserve">of the</w:t>
+      </w:r>
+      <w:r>
+        <w:t xml:space="preserve"> </w:t>
+      </w:r>
       <w:hyperlink w:anchor="def-estimation-error">
-        <w:del w:id="216" w:author="PR Preview" w:date="2026-01-01T00:00:00Z">
-          <w:r>
-            <w:rPr>
-              <w:rStyle w:val="Hyperlink"/>
-            </w:rPr>
-            <w:delText xml:space="preserve">estimation error</w:delText>
-          </w:r>
-        </w:del>
-      </w:hyperlink>
-      <w:del w:id="217" w:author="PR Preview" w:date="2026-01-01T00:00:00Z">
-        <w:r>
-          <w:delText xml:space="preserve">:</w:delText>
-        </w:r>
-      </w:del>
-    </w:p>
-    <w:p>
-      <w:pPr>
-        <w:pStyle w:val="Heading3"/>
-      </w:pPr>
-      <w:ins w:id="218" w:author="PR Preview" w:date="2026-01-01T00:00:00Z">
-        <w:r>
-          <w:t xml:space="preserve">3.5 Population mean squared error of an estimator</w:t>
-        </w:r>
-      </w:ins>
-    </w:p>
-    <w:bookmarkStart w:id="50" w:name="def-mse"/>
-    <w:p>
-      <w:pPr>
-        <w:pStyle w:val="FirstParagraph"/>
-      </w:pPr>
-      <w:ins w:id="219" w:author="PR Preview" w:date="2026-01-01T00:00:00Z">
         <w:r>
           <w:rPr>
-            <w:b/>
-            <w:bCs/>
+            <w:rStyle w:val="Hyperlink"/>
           </w:rPr>
-          <w:t xml:space="preserve">Definition 8 (Mean squared error)</w:t>
+          <w:t xml:space="preserve">estimation error</w:t>
         </w:r>
-      </w:ins>
-      <w:ins w:id="220" w:author="PR Preview" w:date="2026-01-01T00:00:00Z">
-        <w:r>
-          <w:t xml:space="preserve"> </w:t>
-        </w:r>
-      </w:ins>
-      <w:ins w:id="221" w:author="PR Preview" w:date="2026-01-01T00:00:00Z">
-        <w:r>
-          <w:t xml:space="preserve">The</w:t>
-        </w:r>
-      </w:ins>
-      <w:ins w:id="222" w:author="PR Preview" w:date="2026-01-01T00:00:00Z">
-        <w:r>
-          <w:t xml:space="preserve"> </w:t>
-        </w:r>
-      </w:ins>
-      <w:ins w:id="223" w:author="PR Preview" w:date="2026-01-01T00:00:00Z">
-        <w:r>
-          <w:rPr>
-            <w:b/>
-            <w:bCs/>
-          </w:rPr>
-          <w:t xml:space="preserve">population mean squared error (pMSE)</w:t>
-        </w:r>
-      </w:ins>
-      <w:ins w:id="224" w:author="PR Preview" w:date="2026-01-01T00:00:00Z">
-        <w:r>
-          <w:t xml:space="preserve"> </w:t>
-        </w:r>
-      </w:ins>
-      <w:ins w:id="225" w:author="PR Preview" w:date="2026-01-01T00:00:00Z">
-        <w:r>
-          <w:t xml:space="preserve">of an estimator</w:t>
-        </w:r>
-      </w:ins>
-      <w:ins w:id="226" w:author="PR Preview" w:date="2026-01-01T00:00:00Z">
-        <w:r>
-          <w:t xml:space="preserve"> </w:t>
-        </w:r>
-      </w:ins>
-      <m:oMath>
-        <m:acc>
-          <m:accPr>
-            <m:chr m:val="̂"/>
-          </m:accPr>
-          <m:e>
-            <m:r>
-              <m:t>θ</m:t>
-            </m:r>
-          </m:e>
-        </m:acc>
-      </m:oMath>
-      <w:ins w:id="227" w:author="PR Preview" w:date="2026-01-01T00:00:00Z">
-        <w:r>
-          <w:t xml:space="preserve">,</w:t>
-        </w:r>
-      </w:ins>
-      <w:ins w:id="228" w:author="PR Preview" w:date="2026-01-01T00:00:00Z">
-        <w:r>
-          <w:t xml:space="preserve"> </w:t>
-        </w:r>
-      </w:ins>
-      <w:ins w:id="229" w:author="PR Preview" w:date="2026-01-01T00:00:00Z">
-        <w:r>
-          <w:t xml:space="preserve">also called its</w:t>
-        </w:r>
-      </w:ins>
-      <w:ins w:id="230" w:author="PR Preview" w:date="2026-01-01T00:00:00Z">
-        <w:r>
-          <w:t xml:space="preserve"> </w:t>
-        </w:r>
-      </w:ins>
-      <w:ins w:id="231" w:author="PR Preview" w:date="2026-01-01T00:00:00Z">
-        <w:r>
-          <w:rPr>
-            <w:b/>
-            <w:bCs/>
-          </w:rPr>
-          <w:t xml:space="preserve">mean squared error</w:t>
-        </w:r>
-      </w:ins>
-      <w:ins w:id="232" w:author="PR Preview" w:date="2026-01-01T00:00:00Z">
-        <w:r>
-          <w:t xml:space="preserve">, denoted</w:t>
-        </w:r>
-      </w:ins>
-      <w:ins w:id="233" w:author="PR Preview" w:date="2026-01-01T00:00:00Z">
-        <w:r>
-          <w:t xml:space="preserve"> </w:t>
-        </w:r>
-      </w:ins>
-      <m:oMath>
-        <m:r>
-          <m:rPr>
-            <m:sty m:val="p"/>
-          </m:rPr>
-          <m:t>MSE</m:t>
-        </m:r>
-        <m:r>
-          <m:t>​</m:t>
-        </m:r>
-        <m:d>
-          <m:dPr>
-            <m:begChr m:val="("/>
-            <m:sepChr m:val=""/>
-            <m:endChr m:val=")"/>
-            <m:grow/>
-          </m:dPr>
-          <m:e>
-            <m:acc>
-              <m:accPr>
-                <m:chr m:val="̂"/>
-              </m:accPr>
-              <m:e>
-                <m:r>
-                  <m:t>θ</m:t>
-                </m:r>
-              </m:e>
-            </m:acc>
-          </m:e>
-        </m:d>
-        <m:r>
-          <m:t>​</m:t>
-        </m:r>
-      </m:oMath>
-      <w:ins w:id="234" w:author="PR Preview" w:date="2026-01-01T00:00:00Z">
-        <w:r>
-          <w:t xml:space="preserve">, is the expectation of the square</w:t>
-        </w:r>
-      </w:ins>
-      <w:ins w:id="235" w:author="PR Preview" w:date="2026-01-01T00:00:00Z">
-        <w:r>
-          <w:t xml:space="preserve"> </w:t>
-        </w:r>
-      </w:ins>
-      <w:ins w:id="236" w:author="PR Preview" w:date="2026-01-01T00:00:00Z">
-        <w:r>
-          <w:t xml:space="preserve">of the</w:t>
-        </w:r>
-      </w:ins>
-      <w:ins w:id="237" w:author="PR Preview" w:date="2026-01-01T00:00:00Z">
-        <w:r>
-          <w:t xml:space="preserve"> </w:t>
-        </w:r>
-      </w:ins>
-      <w:hyperlink w:anchor="def-estimation-error">
-        <w:ins w:id="238" w:author="PR Preview" w:date="2026-01-01T00:00:00Z">
-          <w:r>
-            <w:rPr>
-              <w:rStyle w:val="Hyperlink"/>
-            </w:rPr>
-            <w:t xml:space="preserve">estimation error</w:t>
-          </w:r>
-        </w:ins>
       </w:hyperlink>
-      <w:ins w:id="239" w:author="PR Preview" w:date="2026-01-01T00:00:00Z">
-        <w:r>
-          <w:t xml:space="preserve">:</w:t>
-        </w:r>
-      </w:ins>
+      <w:r>
+        <w:t xml:space="preserve">:</w:t>
+      </w:r>
     </w:p>
     <w:p>
       <w:pPr>
@@ -8156,7 +6851,7 @@
             <m:rPr>
               <m:sty m:val="p"/>
             </m:rPr>
-            <m:t>MSE</m:t>
+            <m:t>pMSE</m:t>
           </m:r>
           <m:r>
             <m:t>​</m:t>
@@ -11323,51 +10018,39 @@
       <w:pPr>
         <w:pStyle w:val="BodyText"/>
       </w:pPr>
-      <w:del w:id="240" w:author="PR Preview" w:date="2026-01-01T00:00:00Z">
+      <w:r>
+        <w:rPr>
+          <w:b/>
+          <w:bCs/>
+        </w:rPr>
+        <w:t xml:space="preserve">Exercise 4 (Expanding the population mean squared error)</w:t>
+      </w:r>
+      <w:r>
+        <w:t xml:space="preserve"> </w:t>
+      </w:r>
+      <w:r>
+        <w:t xml:space="preserve">Write the</w:t>
+      </w:r>
+      <w:r>
+        <w:t xml:space="preserve"> </w:t>
+      </w:r>
+      <w:hyperlink w:anchor="def-mse">
         <w:r>
           <w:rPr>
-            <w:b/>
-            <w:bCs/>
+            <w:rStyle w:val="Hyperlink"/>
           </w:rPr>
-          <w:delText xml:space="preserve">Exercise 4 (Expanding the mean squared error)</w:delText>
+          <w:t xml:space="preserve">pMSE</w:t>
         </w:r>
-      </w:del>
-      <w:del w:id="241" w:author="PR Preview" w:date="2026-01-01T00:00:00Z">
-        <w:r>
-          <w:delText xml:space="preserve"> </w:delText>
-        </w:r>
-      </w:del>
-      <w:del w:id="242" w:author="PR Preview" w:date="2026-01-01T00:00:00Z">
-        <w:r>
-          <w:delText xml:space="preserve">Write the</w:delText>
-        </w:r>
-      </w:del>
-      <w:del w:id="243" w:author="PR Preview" w:date="2026-01-01T00:00:00Z">
-        <w:r>
-          <w:delText xml:space="preserve"> </w:delText>
-        </w:r>
-      </w:del>
-      <w:hyperlink w:anchor="def-mse">
-        <w:del w:id="244" w:author="PR Preview" w:date="2026-01-01T00:00:00Z">
-          <w:r>
-            <w:rPr>
-              <w:rStyle w:val="Hyperlink"/>
-            </w:rPr>
-            <w:delText xml:space="preserve">mean squared error</w:delText>
-          </w:r>
-        </w:del>
       </w:hyperlink>
-      <w:del w:id="245" w:author="PR Preview" w:date="2026-01-01T00:00:00Z">
-        <w:r>
-          <w:delText xml:space="preserve"> </w:delText>
-        </w:r>
-      </w:del>
+      <w:r>
+        <w:t xml:space="preserve"> </w:t>
+      </w:r>
       <m:oMath>
         <m:r>
           <m:rPr>
             <m:sty m:val="p"/>
           </m:rPr>
-          <m:t>MSE</m:t>
+          <m:t>pMSE</m:t>
         </m:r>
         <m:r>
           <m:t>​</m:t>
@@ -11396,21 +10079,15 @@
           <m:t>​</m:t>
         </m:r>
       </m:oMath>
-      <w:del w:id="246" w:author="PR Preview" w:date="2026-01-01T00:00:00Z">
-        <w:r>
-          <w:delText xml:space="preserve"> </w:delText>
-        </w:r>
-      </w:del>
-      <w:del w:id="247" w:author="PR Preview" w:date="2026-01-01T00:00:00Z">
-        <w:r>
-          <w:delText xml:space="preserve">in terms of</w:delText>
-        </w:r>
-      </w:del>
-      <w:del w:id="248" w:author="PR Preview" w:date="2026-01-01T00:00:00Z">
-        <w:r>
-          <w:delText xml:space="preserve"> </w:delText>
-        </w:r>
-      </w:del>
+      <w:r>
+        <w:t xml:space="preserve"> </w:t>
+      </w:r>
+      <w:r>
+        <w:t xml:space="preserve">in terms of</w:t>
+      </w:r>
+      <w:r>
+        <w:t xml:space="preserve"> </w:t>
+      </w:r>
       <m:oMath>
         <m:r>
           <m:rPr>
@@ -11454,16 +10131,12 @@
           <m:t>​</m:t>
         </m:r>
       </m:oMath>
-      <w:del w:id="249" w:author="PR Preview" w:date="2026-01-01T00:00:00Z">
-        <w:r>
-          <w:delText xml:space="preserve">,</w:delText>
-        </w:r>
-      </w:del>
-      <w:del w:id="250" w:author="PR Preview" w:date="2026-01-01T00:00:00Z">
-        <w:r>
-          <w:delText xml:space="preserve"> </w:delText>
-        </w:r>
-      </w:del>
+      <w:r>
+        <w:t xml:space="preserve">,</w:t>
+      </w:r>
+      <w:r>
+        <w:t xml:space="preserve"> </w:t>
+      </w:r>
       <m:oMath>
         <m:r>
           <m:rPr>
@@ -11498,226 +10171,20 @@
           <m:t>​</m:t>
         </m:r>
       </m:oMath>
-      <w:del w:id="251" w:author="PR Preview" w:date="2026-01-01T00:00:00Z">
-        <w:r>
-          <w:delText xml:space="preserve">, and the estimand</w:delText>
-        </w:r>
-      </w:del>
-      <w:del w:id="252" w:author="PR Preview" w:date="2026-01-01T00:00:00Z">
-        <w:r>
-          <w:delText xml:space="preserve"> </w:delText>
-        </w:r>
-      </w:del>
+      <w:r>
+        <w:t xml:space="preserve">, and the estimand</w:t>
+      </w:r>
+      <w:r>
+        <w:t xml:space="preserve"> </w:t>
+      </w:r>
       <m:oMath>
         <m:r>
           <m:t>θ</m:t>
         </m:r>
       </m:oMath>
-      <w:del w:id="253" w:author="PR Preview" w:date="2026-01-01T00:00:00Z">
-        <w:r>
-          <w:delText xml:space="preserve">.</w:delText>
-        </w:r>
-      </w:del>
-    </w:p>
-    <w:p>
-      <w:pPr>
-        <w:pStyle w:val="BodyText"/>
-      </w:pPr>
-      <w:ins w:id="254" w:author="PR Preview" w:date="2026-01-01T00:00:00Z">
-        <w:r>
-          <w:rPr>
-            <w:b/>
-            <w:bCs/>
-          </w:rPr>
-          <w:t xml:space="preserve">Exercise 4 (Expanding the population mean squared error)</w:t>
-        </w:r>
-      </w:ins>
-      <w:ins w:id="255" w:author="PR Preview" w:date="2026-01-01T00:00:00Z">
-        <w:r>
-          <w:t xml:space="preserve"> </w:t>
-        </w:r>
-      </w:ins>
-      <w:ins w:id="256" w:author="PR Preview" w:date="2026-01-01T00:00:00Z">
-        <w:r>
-          <w:t xml:space="preserve">Write the</w:t>
-        </w:r>
-      </w:ins>
-      <w:ins w:id="257" w:author="PR Preview" w:date="2026-01-01T00:00:00Z">
-        <w:r>
-          <w:t xml:space="preserve"> </w:t>
-        </w:r>
-      </w:ins>
-      <w:hyperlink w:anchor="def-mse">
-        <w:ins w:id="258" w:author="PR Preview" w:date="2026-01-01T00:00:00Z">
-          <w:r>
-            <w:rPr>
-              <w:rStyle w:val="Hyperlink"/>
-            </w:rPr>
-            <w:t xml:space="preserve">pMSE</w:t>
-          </w:r>
-        </w:ins>
-      </w:hyperlink>
-      <w:ins w:id="259" w:author="PR Preview" w:date="2026-01-01T00:00:00Z">
-        <w:r>
-          <w:t xml:space="preserve"> </w:t>
-        </w:r>
-      </w:ins>
-      <m:oMath>
-        <m:r>
-          <m:rPr>
-            <m:sty m:val="p"/>
-          </m:rPr>
-          <m:t>MSE</m:t>
-        </m:r>
-        <m:r>
-          <m:t>​</m:t>
-        </m:r>
-        <m:d>
-          <m:dPr>
-            <m:begChr m:val="("/>
-            <m:sepChr m:val=""/>
-            <m:endChr m:val=")"/>
-            <m:grow/>
-          </m:dPr>
-          <m:e>
-            <m:acc>
-              <m:accPr>
-                <m:chr m:val="̂"/>
-              </m:accPr>
-              <m:e>
-                <m:r>
-                  <m:t>θ</m:t>
-                </m:r>
-              </m:e>
-            </m:acc>
-          </m:e>
-        </m:d>
-        <m:r>
-          <m:t>​</m:t>
-        </m:r>
-      </m:oMath>
-      <w:ins w:id="260" w:author="PR Preview" w:date="2026-01-01T00:00:00Z">
-        <w:r>
-          <w:t xml:space="preserve"> </w:t>
-        </w:r>
-      </w:ins>
-      <w:ins w:id="261" w:author="PR Preview" w:date="2026-01-01T00:00:00Z">
-        <w:r>
-          <w:t xml:space="preserve">in terms of</w:t>
-        </w:r>
-      </w:ins>
-      <w:ins w:id="262" w:author="PR Preview" w:date="2026-01-01T00:00:00Z">
-        <w:r>
-          <w:t xml:space="preserve"> </w:t>
-        </w:r>
-      </w:ins>
-      <m:oMath>
-        <m:r>
-          <m:rPr>
-            <m:sty m:val="p"/>
-          </m:rPr>
-          <m:t>E</m:t>
-        </m:r>
-        <m:r>
-          <m:t>​</m:t>
-        </m:r>
-        <m:d>
-          <m:dPr>
-            <m:begChr m:val="["/>
-            <m:sepChr m:val=""/>
-            <m:endChr m:val="]"/>
-            <m:grow/>
-          </m:dPr>
-          <m:e>
-            <m:sSup>
-              <m:e>
-                <m:acc>
-                  <m:accPr>
-                    <m:chr m:val="̂"/>
-                  </m:accPr>
-                  <m:e>
-                    <m:r>
-                      <m:t>θ</m:t>
-                    </m:r>
-                  </m:e>
-                </m:acc>
-              </m:e>
-              <m:sup>
-                <m:r>
-                  <m:t>2</m:t>
-                </m:r>
-              </m:sup>
-            </m:sSup>
-          </m:e>
-        </m:d>
-        <m:r>
-          <m:t>​</m:t>
-        </m:r>
-      </m:oMath>
-      <w:ins w:id="263" w:author="PR Preview" w:date="2026-01-01T00:00:00Z">
-        <w:r>
-          <w:t xml:space="preserve">,</w:t>
-        </w:r>
-      </w:ins>
-      <w:ins w:id="264" w:author="PR Preview" w:date="2026-01-01T00:00:00Z">
-        <w:r>
-          <w:t xml:space="preserve"> </w:t>
-        </w:r>
-      </w:ins>
-      <m:oMath>
-        <m:r>
-          <m:rPr>
-            <m:sty m:val="p"/>
-          </m:rPr>
-          <m:t>E</m:t>
-        </m:r>
-        <m:r>
-          <m:t>​</m:t>
-        </m:r>
-        <m:d>
-          <m:dPr>
-            <m:begChr m:val="["/>
-            <m:sepChr m:val=""/>
-            <m:endChr m:val="]"/>
-            <m:grow/>
-          </m:dPr>
-          <m:e>
-            <m:acc>
-              <m:accPr>
-                <m:chr m:val="̂"/>
-              </m:accPr>
-              <m:e>
-                <m:r>
-                  <m:t>θ</m:t>
-                </m:r>
-              </m:e>
-            </m:acc>
-          </m:e>
-        </m:d>
-        <m:r>
-          <m:t>​</m:t>
-        </m:r>
-      </m:oMath>
-      <w:ins w:id="265" w:author="PR Preview" w:date="2026-01-01T00:00:00Z">
-        <w:r>
-          <w:t xml:space="preserve">, and the estimand</w:t>
-        </w:r>
-      </w:ins>
-      <w:ins w:id="266" w:author="PR Preview" w:date="2026-01-01T00:00:00Z">
-        <w:r>
-          <w:t xml:space="preserve"> </w:t>
-        </w:r>
-      </w:ins>
-      <m:oMath>
-        <m:r>
-          <m:t>θ</m:t>
-        </m:r>
-      </m:oMath>
-      <w:ins w:id="267" w:author="PR Preview" w:date="2026-01-01T00:00:00Z">
-        <w:r>
-          <w:t xml:space="preserve">.</w:t>
-        </w:r>
-      </w:ins>
+      <w:r>
+        <w:t xml:space="preserve">.</w:t>
+      </w:r>
     </w:p>
     <w:bookmarkEnd w:id="60"/>
     <w:bookmarkStart w:id="61" w:name="sol-mse-expand"/>
@@ -11751,7 +10218,7 @@
                 <m:rPr>
                   <m:sty m:val="p"/>
                 </m:rPr>
-                <m:t>MSE</m:t>
+                <m:t>pMSE</m:t>
               </m:r>
               <m:r>
                 <m:t>​</m:t>
@@ -12530,30 +10997,22 @@
       <w:pPr>
         <w:pStyle w:val="FirstParagraph"/>
       </w:pPr>
-      <w:del w:id="268" w:author="PR Preview" w:date="2026-01-01T00:00:00Z">
-        <w:r>
-          <w:rPr>
-            <w:b/>
-            <w:bCs/>
-          </w:rPr>
-          <w:delText xml:space="preserve">Theorem 4 (Expanded mean squared error)</w:delText>
-        </w:r>
-      </w:del>
-      <w:del w:id="269" w:author="PR Preview" w:date="2026-01-01T00:00:00Z">
-        <w:r>
-          <w:delText xml:space="preserve"> </w:delText>
-        </w:r>
-      </w:del>
-      <w:del w:id="270" w:author="PR Preview" w:date="2026-01-01T00:00:00Z">
-        <w:r>
-          <w:delText xml:space="preserve">For any one-dimensional estimator</w:delText>
-        </w:r>
-      </w:del>
-      <w:del w:id="271" w:author="PR Preview" w:date="2026-01-01T00:00:00Z">
-        <w:r>
-          <w:delText xml:space="preserve"> </w:delText>
-        </w:r>
-      </w:del>
+      <w:r>
+        <w:rPr>
+          <w:b/>
+          <w:bCs/>
+        </w:rPr>
+        <w:t xml:space="preserve">Theorem 4 (Expanded population mean squared error)</w:t>
+      </w:r>
+      <w:r>
+        <w:t xml:space="preserve"> </w:t>
+      </w:r>
+      <w:r>
+        <w:t xml:space="preserve">For any one-dimensional estimator</w:t>
+      </w:r>
+      <w:r>
+        <w:t xml:space="preserve"> </w:t>
+      </w:r>
       <m:oMath>
         <m:acc>
           <m:accPr>
@@ -12566,167 +11025,46 @@
           </m:e>
         </m:acc>
       </m:oMath>
-      <w:del w:id="272" w:author="PR Preview" w:date="2026-01-01T00:00:00Z">
-        <w:r>
-          <w:delText xml:space="preserve"> </w:delText>
-        </w:r>
-      </w:del>
-      <w:del w:id="273" w:author="PR Preview" w:date="2026-01-01T00:00:00Z">
-        <w:r>
-          <w:delText xml:space="preserve">of an estimand</w:delText>
-        </w:r>
-      </w:del>
-      <w:del w:id="274" w:author="PR Preview" w:date="2026-01-01T00:00:00Z">
-        <w:r>
-          <w:delText xml:space="preserve"> </w:delText>
-        </w:r>
-      </w:del>
+      <w:r>
+        <w:t xml:space="preserve"> </w:t>
+      </w:r>
+      <w:r>
+        <w:t xml:space="preserve">of an estimand</w:t>
+      </w:r>
+      <w:r>
+        <w:t xml:space="preserve"> </w:t>
+      </w:r>
       <m:oMath>
         <m:r>
           <m:t>θ</m:t>
         </m:r>
       </m:oMath>
-      <w:del w:id="275" w:author="PR Preview" w:date="2026-01-01T00:00:00Z">
-        <w:r>
-          <w:delText xml:space="preserve">,</w:delText>
-        </w:r>
-      </w:del>
-      <w:del w:id="276" w:author="PR Preview" w:date="2026-01-01T00:00:00Z">
-        <w:r>
-          <w:delText xml:space="preserve"> </w:delText>
-        </w:r>
-      </w:del>
-      <w:del w:id="277" w:author="PR Preview" w:date="2026-01-01T00:00:00Z">
-        <w:r>
-          <w:delText xml:space="preserve">the</w:delText>
-        </w:r>
-      </w:del>
-      <w:del w:id="278" w:author="PR Preview" w:date="2026-01-01T00:00:00Z">
-        <w:r>
-          <w:delText xml:space="preserve"> </w:delText>
-        </w:r>
-      </w:del>
+      <w:r>
+        <w:t xml:space="preserve">,</w:t>
+      </w:r>
+      <w:r>
+        <w:t xml:space="preserve"> </w:t>
+      </w:r>
+      <w:r>
+        <w:t xml:space="preserve">the</w:t>
+      </w:r>
+      <w:r>
+        <w:t xml:space="preserve"> </w:t>
+      </w:r>
       <w:hyperlink w:anchor="def-mse">
-        <w:del w:id="279" w:author="PR Preview" w:date="2026-01-01T00:00:00Z">
-          <w:r>
-            <w:rPr>
-              <w:rStyle w:val="Hyperlink"/>
-            </w:rPr>
-            <w:delText xml:space="preserve">mean squared error</w:delText>
-          </w:r>
-        </w:del>
-      </w:hyperlink>
-      <w:del w:id="280" w:author="PR Preview" w:date="2026-01-01T00:00:00Z">
-        <w:r>
-          <w:delText xml:space="preserve"> </w:delText>
-        </w:r>
-      </w:del>
-      <w:del w:id="281" w:author="PR Preview" w:date="2026-01-01T00:00:00Z">
-        <w:r>
-          <w:delText xml:space="preserve">is:</w:delText>
-        </w:r>
-      </w:del>
-    </w:p>
-    <w:p>
-      <w:pPr>
-        <w:pStyle w:val="FirstParagraph"/>
-      </w:pPr>
-      <w:ins w:id="282" w:author="PR Preview" w:date="2026-01-01T00:00:00Z">
         <w:r>
           <w:rPr>
-            <w:b/>
-            <w:bCs/>
+            <w:rStyle w:val="Hyperlink"/>
           </w:rPr>
-          <w:t xml:space="preserve">Theorem 4 (Expanded population mean squared error)</w:t>
+          <w:t xml:space="preserve">pMSE</w:t>
         </w:r>
-      </w:ins>
-      <w:ins w:id="283" w:author="PR Preview" w:date="2026-01-01T00:00:00Z">
-        <w:r>
-          <w:t xml:space="preserve"> </w:t>
-        </w:r>
-      </w:ins>
-      <w:ins w:id="284" w:author="PR Preview" w:date="2026-01-01T00:00:00Z">
-        <w:r>
-          <w:t xml:space="preserve">For any one-dimensional estimator</w:t>
-        </w:r>
-      </w:ins>
-      <w:ins w:id="285" w:author="PR Preview" w:date="2026-01-01T00:00:00Z">
-        <w:r>
-          <w:t xml:space="preserve"> </w:t>
-        </w:r>
-      </w:ins>
-      <m:oMath>
-        <m:acc>
-          <m:accPr>
-            <m:chr m:val="̂"/>
-          </m:accPr>
-          <m:e>
-            <m:r>
-              <m:t>θ</m:t>
-            </m:r>
-          </m:e>
-        </m:acc>
-      </m:oMath>
-      <w:ins w:id="286" w:author="PR Preview" w:date="2026-01-01T00:00:00Z">
-        <w:r>
-          <w:t xml:space="preserve"> </w:t>
-        </w:r>
-      </w:ins>
-      <w:ins w:id="287" w:author="PR Preview" w:date="2026-01-01T00:00:00Z">
-        <w:r>
-          <w:t xml:space="preserve">of an estimand</w:t>
-        </w:r>
-      </w:ins>
-      <w:ins w:id="288" w:author="PR Preview" w:date="2026-01-01T00:00:00Z">
-        <w:r>
-          <w:t xml:space="preserve"> </w:t>
-        </w:r>
-      </w:ins>
-      <m:oMath>
-        <m:r>
-          <m:t>θ</m:t>
-        </m:r>
-      </m:oMath>
-      <w:ins w:id="289" w:author="PR Preview" w:date="2026-01-01T00:00:00Z">
-        <w:r>
-          <w:t xml:space="preserve">,</w:t>
-        </w:r>
-      </w:ins>
-      <w:ins w:id="290" w:author="PR Preview" w:date="2026-01-01T00:00:00Z">
-        <w:r>
-          <w:t xml:space="preserve"> </w:t>
-        </w:r>
-      </w:ins>
-      <w:ins w:id="291" w:author="PR Preview" w:date="2026-01-01T00:00:00Z">
-        <w:r>
-          <w:t xml:space="preserve">the</w:t>
-        </w:r>
-      </w:ins>
-      <w:ins w:id="292" w:author="PR Preview" w:date="2026-01-01T00:00:00Z">
-        <w:r>
-          <w:t xml:space="preserve"> </w:t>
-        </w:r>
-      </w:ins>
-      <w:hyperlink w:anchor="def-mse">
-        <w:ins w:id="293" w:author="PR Preview" w:date="2026-01-01T00:00:00Z">
-          <w:r>
-            <w:rPr>
-              <w:rStyle w:val="Hyperlink"/>
-            </w:rPr>
-            <w:t xml:space="preserve">pMSE</w:t>
-          </w:r>
-        </w:ins>
       </w:hyperlink>
-      <w:ins w:id="294" w:author="PR Preview" w:date="2026-01-01T00:00:00Z">
-        <w:r>
-          <w:t xml:space="preserve"> </w:t>
-        </w:r>
-      </w:ins>
-      <w:ins w:id="295" w:author="PR Preview" w:date="2026-01-01T00:00:00Z">
-        <w:r>
-          <w:t xml:space="preserve">is:</w:t>
-        </w:r>
-      </w:ins>
+      <w:r>
+        <w:t xml:space="preserve"> </w:t>
+      </w:r>
+      <w:r>
+        <w:t xml:space="preserve">is:</w:t>
+      </w:r>
     </w:p>
     <w:p>
       <w:pPr>
@@ -12741,7 +11079,7 @@
             <m:rPr>
               <m:sty m:val="p"/>
             </m:rPr>
-            <m:t>MSE</m:t>
+            <m:t>pMSE</m:t>
           </m:r>
           <m:r>
             <m:t>​</m:t>
@@ -12933,30 +11271,22 @@
       <w:pPr>
         <w:pStyle w:val="BodyText"/>
       </w:pPr>
-      <w:del w:id="296" w:author="PR Preview" w:date="2026-01-01T00:00:00Z">
-        <w:r>
-          <w:rPr>
-            <w:b/>
-            <w:bCs/>
-          </w:rPr>
-          <w:delText xml:space="preserve">Theorem 5 (Mean squared error equals bias squared plus variance)</w:delText>
-        </w:r>
-      </w:del>
-      <w:del w:id="297" w:author="PR Preview" w:date="2026-01-01T00:00:00Z">
-        <w:r>
-          <w:delText xml:space="preserve"> </w:delText>
-        </w:r>
-      </w:del>
-      <w:del w:id="298" w:author="PR Preview" w:date="2026-01-01T00:00:00Z">
-        <w:r>
-          <w:delText xml:space="preserve">For any one-dimensional estimator</w:delText>
-        </w:r>
-      </w:del>
-      <w:del w:id="299" w:author="PR Preview" w:date="2026-01-01T00:00:00Z">
-        <w:r>
-          <w:delText xml:space="preserve"> </w:delText>
-        </w:r>
-      </w:del>
+      <w:r>
+        <w:rPr>
+          <w:b/>
+          <w:bCs/>
+        </w:rPr>
+        <w:t xml:space="preserve">Theorem 5 (Population mean squared error equals bias squared plus variance)</w:t>
+      </w:r>
+      <w:r>
+        <w:t xml:space="preserve"> </w:t>
+      </w:r>
+      <w:r>
+        <w:t xml:space="preserve">For any one-dimensional estimator</w:t>
+      </w:r>
+      <w:r>
+        <w:t xml:space="preserve"> </w:t>
+      </w:r>
       <m:oMath>
         <m:acc>
           <m:accPr>
@@ -12969,57 +11299,9 @@
           </m:e>
         </m:acc>
       </m:oMath>
-      <w:del w:id="300" w:author="PR Preview" w:date="2026-01-01T00:00:00Z">
-        <w:r>
-          <w:delText xml:space="preserve">:</w:delText>
-        </w:r>
-      </w:del>
-    </w:p>
-    <w:p>
-      <w:pPr>
-        <w:pStyle w:val="BodyText"/>
-      </w:pPr>
-      <w:ins w:id="301" w:author="PR Preview" w:date="2026-01-01T00:00:00Z">
-        <w:r>
-          <w:rPr>
-            <w:b/>
-            <w:bCs/>
-          </w:rPr>
-          <w:t xml:space="preserve">Theorem 5 (Population mean squared error equals bias squared plus variance)</w:t>
-        </w:r>
-      </w:ins>
-      <w:ins w:id="302" w:author="PR Preview" w:date="2026-01-01T00:00:00Z">
-        <w:r>
-          <w:t xml:space="preserve"> </w:t>
-        </w:r>
-      </w:ins>
-      <w:ins w:id="303" w:author="PR Preview" w:date="2026-01-01T00:00:00Z">
-        <w:r>
-          <w:t xml:space="preserve">For any one-dimensional estimator</w:t>
-        </w:r>
-      </w:ins>
-      <w:ins w:id="304" w:author="PR Preview" w:date="2026-01-01T00:00:00Z">
-        <w:r>
-          <w:t xml:space="preserve"> </w:t>
-        </w:r>
-      </w:ins>
-      <m:oMath>
-        <m:acc>
-          <m:accPr>
-            <m:chr m:val="̂"/>
-          </m:accPr>
-          <m:e>
-            <m:r>
-              <m:t>θ</m:t>
-            </m:r>
-          </m:e>
-        </m:acc>
-      </m:oMath>
-      <w:ins w:id="305" w:author="PR Preview" w:date="2026-01-01T00:00:00Z">
-        <w:r>
-          <w:t xml:space="preserve">:</w:t>
-        </w:r>
-      </w:ins>
+      <w:r>
+        <w:t xml:space="preserve">:</w:t>
+      </w:r>
     </w:p>
     <w:p>
       <w:pPr>
@@ -13035,7 +11317,7 @@
             <m:rPr>
               <m:sty m:val="p"/>
             </m:rPr>
-            <m:t>MSE</m:t>
+            <m:t>pMSE</m:t>
           </m:r>
           <m:r>
             <m:t>​</m:t>
@@ -13243,7 +11525,7 @@
           <m:rPr>
             <m:sty m:val="p"/>
           </m:rPr>
-          <m:t>MSE</m:t>
+          <m:t>pMSE</m:t>
         </m:r>
         <m:r>
           <m:t>​</m:t>
@@ -13672,60 +11954,42 @@
       <w:pPr>
         <w:pStyle w:val="FirstParagraph"/>
       </w:pPr>
-      <w:del w:id="306" w:author="PR Preview" w:date="2026-01-01T00:00:00Z">
+      <w:r>
+        <w:rPr>
+          <w:b/>
+          <w:bCs/>
+        </w:rPr>
+        <w:t xml:space="preserve">Example 8 (Population mean squared error of two estimators of a population mean)</w:t>
+      </w:r>
+      <w:r>
+        <w:t xml:space="preserve"> </w:t>
+      </w:r>
+      <w:r>
+        <w:t xml:space="preserve">Continuing</w:t>
+      </w:r>
+      <w:r>
+        <w:t xml:space="preserve"> </w:t>
+      </w:r>
+      <w:hyperlink w:anchor="exm-bias-sample-mean">
         <w:r>
           <w:rPr>
-            <w:b/>
-            <w:bCs/>
+            <w:rStyle w:val="Hyperlink"/>
           </w:rPr>
-          <w:delText xml:space="preserve">Example 8 (Mean squared error of two estimators of a mean)</w:delText>
+          <w:t xml:space="preserve">Example 7</w:t>
         </w:r>
-      </w:del>
-      <w:del w:id="307" w:author="PR Preview" w:date="2026-01-01T00:00:00Z">
-        <w:r>
-          <w:delText xml:space="preserve"> </w:delText>
-        </w:r>
-      </w:del>
-      <w:del w:id="308" w:author="PR Preview" w:date="2026-01-01T00:00:00Z">
-        <w:r>
-          <w:delText xml:space="preserve">Continuing</w:delText>
-        </w:r>
-      </w:del>
-      <w:del w:id="309" w:author="PR Preview" w:date="2026-01-01T00:00:00Z">
-        <w:r>
-          <w:delText xml:space="preserve"> </w:delText>
-        </w:r>
-      </w:del>
-      <w:hyperlink w:anchor="exm-bias-sample-mean">
-        <w:del w:id="310" w:author="PR Preview" w:date="2026-01-01T00:00:00Z">
-          <w:r>
-            <w:rPr>
-              <w:rStyle w:val="Hyperlink"/>
-            </w:rPr>
-            <w:delText xml:space="preserve">Example 7</w:delText>
-          </w:r>
-        </w:del>
       </w:hyperlink>
-      <w:del w:id="311" w:author="PR Preview" w:date="2026-01-01T00:00:00Z">
-        <w:r>
-          <w:delText xml:space="preserve">,</w:delText>
-        </w:r>
-      </w:del>
-      <w:del w:id="312" w:author="PR Preview" w:date="2026-01-01T00:00:00Z">
-        <w:r>
-          <w:delText xml:space="preserve"> </w:delText>
-        </w:r>
-      </w:del>
-      <w:del w:id="313" w:author="PR Preview" w:date="2026-01-01T00:00:00Z">
-        <w:r>
-          <w:delText xml:space="preserve">suppose also that</w:delText>
-        </w:r>
-      </w:del>
-      <w:del w:id="314" w:author="PR Preview" w:date="2026-01-01T00:00:00Z">
-        <w:r>
-          <w:delText xml:space="preserve"> </w:delText>
-        </w:r>
-      </w:del>
+      <w:r>
+        <w:t xml:space="preserve">,</w:t>
+      </w:r>
+      <w:r>
+        <w:t xml:space="preserve"> </w:t>
+      </w:r>
+      <w:r>
+        <w:t xml:space="preserve">suppose also that</w:t>
+      </w:r>
+      <w:r>
+        <w:t xml:space="preserve"> </w:t>
+      </w:r>
       <m:oMath>
         <m:sSub>
           <m:e>
@@ -13770,31 +12034,21 @@
           </m:sub>
         </m:sSub>
       </m:oMath>
-      <w:del w:id="315" w:author="PR Preview" w:date="2026-01-01T00:00:00Z">
-        <w:r>
-          <w:delText xml:space="preserve"> </w:delText>
-        </w:r>
-      </w:del>
-      <w:del w:id="316" w:author="PR Preview" w:date="2026-01-01T00:00:00Z">
-        <w:r>
-          <w:delText xml:space="preserve">are mutually independent,</w:delText>
-        </w:r>
-      </w:del>
-      <w:del w:id="317" w:author="PR Preview" w:date="2026-01-01T00:00:00Z">
-        <w:r>
-          <w:delText xml:space="preserve"> </w:delText>
-        </w:r>
-      </w:del>
-      <w:del w:id="318" w:author="PR Preview" w:date="2026-01-01T00:00:00Z">
-        <w:r>
-          <w:delText xml:space="preserve">each with variance</w:delText>
-        </w:r>
-      </w:del>
-      <w:del w:id="319" w:author="PR Preview" w:date="2026-01-01T00:00:00Z">
-        <w:r>
-          <w:delText xml:space="preserve"> </w:delText>
-        </w:r>
-      </w:del>
+      <w:r>
+        <w:t xml:space="preserve"> </w:t>
+      </w:r>
+      <w:r>
+        <w:t xml:space="preserve">are mutually independent,</w:t>
+      </w:r>
+      <w:r>
+        <w:t xml:space="preserve"> </w:t>
+      </w:r>
+      <w:r>
+        <w:t xml:space="preserve">each with variance</w:t>
+      </w:r>
+      <w:r>
+        <w:t xml:space="preserve"> </w:t>
+      </w:r>
       <m:oMath>
         <m:r>
           <m:rPr>
@@ -13849,26 +12103,18 @@
           </m:sup>
         </m:sSup>
       </m:oMath>
-      <w:del w:id="320" w:author="PR Preview" w:date="2026-01-01T00:00:00Z">
-        <w:r>
-          <w:delText xml:space="preserve">.</w:delText>
-        </w:r>
-      </w:del>
-      <w:del w:id="321" w:author="PR Preview" w:date="2026-01-01T00:00:00Z">
-        <w:r>
-          <w:delText xml:space="preserve"> </w:delText>
-        </w:r>
-      </w:del>
-      <w:del w:id="322" w:author="PR Preview" w:date="2026-01-01T00:00:00Z">
-        <w:r>
-          <w:delText xml:space="preserve">Both</w:delText>
-        </w:r>
-      </w:del>
-      <w:del w:id="323" w:author="PR Preview" w:date="2026-01-01T00:00:00Z">
-        <w:r>
-          <w:delText xml:space="preserve"> </w:delText>
-        </w:r>
-      </w:del>
+      <w:r>
+        <w:t xml:space="preserve">.</w:t>
+      </w:r>
+      <w:r>
+        <w:t xml:space="preserve"> </w:t>
+      </w:r>
+      <w:r>
+        <w:t xml:space="preserve">Both</w:t>
+      </w:r>
+      <w:r>
+        <w:t xml:space="preserve"> </w:t>
+      </w:r>
       <m:oMath>
         <m:acc>
           <m:accPr>
@@ -13881,21 +12127,15 @@
           </m:e>
         </m:acc>
       </m:oMath>
-      <w:del w:id="324" w:author="PR Preview" w:date="2026-01-01T00:00:00Z">
-        <w:r>
-          <w:delText xml:space="preserve"> </w:delText>
-        </w:r>
-      </w:del>
-      <w:del w:id="325" w:author="PR Preview" w:date="2026-01-01T00:00:00Z">
-        <w:r>
-          <w:delText xml:space="preserve">and</w:delText>
-        </w:r>
-      </w:del>
-      <w:del w:id="326" w:author="PR Preview" w:date="2026-01-01T00:00:00Z">
-        <w:r>
-          <w:delText xml:space="preserve"> </w:delText>
-        </w:r>
-      </w:del>
+      <w:r>
+        <w:t xml:space="preserve"> </w:t>
+      </w:r>
+      <w:r>
+        <w:t xml:space="preserve">and</w:t>
+      </w:r>
+      <w:r>
+        <w:t xml:space="preserve"> </w:t>
+      </w:r>
       <m:oMath>
         <m:sSub>
           <m:e>
@@ -13910,290 +12150,52 @@
           </m:sub>
         </m:sSub>
       </m:oMath>
-      <w:del w:id="327" w:author="PR Preview" w:date="2026-01-01T00:00:00Z">
+      <w:r>
+        <w:t xml:space="preserve"> </w:t>
+      </w:r>
+      <w:r>
+        <w:t xml:space="preserve">have zero bias,</w:t>
+      </w:r>
+      <w:r>
+        <w:t xml:space="preserve"> </w:t>
+      </w:r>
+      <w:r>
+        <w:t xml:space="preserve">so by</w:t>
+      </w:r>
+      <w:r>
+        <w:t xml:space="preserve"> </w:t>
+      </w:r>
+      <w:hyperlink w:anchor="thm-mse-bias-variance">
         <w:r>
-          <w:delText xml:space="preserve"> </w:delText>
+          <w:rPr>
+            <w:rStyle w:val="Hyperlink"/>
+          </w:rPr>
+          <w:t xml:space="preserve">Theorem 5</w:t>
         </w:r>
-      </w:del>
-      <w:del w:id="328" w:author="PR Preview" w:date="2026-01-01T00:00:00Z">
-        <w:r>
-          <w:delText xml:space="preserve">have zero bias,</w:delText>
-        </w:r>
-      </w:del>
-      <w:del w:id="329" w:author="PR Preview" w:date="2026-01-01T00:00:00Z">
-        <w:r>
-          <w:delText xml:space="preserve"> </w:delText>
-        </w:r>
-      </w:del>
-      <w:del w:id="330" w:author="PR Preview" w:date="2026-01-01T00:00:00Z">
-        <w:r>
-          <w:delText xml:space="preserve">so by</w:delText>
-        </w:r>
-      </w:del>
-      <w:del w:id="331" w:author="PR Preview" w:date="2026-01-01T00:00:00Z">
-        <w:r>
-          <w:delText xml:space="preserve"> </w:delText>
-        </w:r>
-      </w:del>
-      <w:hyperlink w:anchor="thm-mse-bias-variance">
-        <w:del w:id="332" w:author="PR Preview" w:date="2026-01-01T00:00:00Z">
-          <w:r>
-            <w:rPr>
-              <w:rStyle w:val="Hyperlink"/>
-            </w:rPr>
-            <w:delText xml:space="preserve">Theorem 5</w:delText>
-          </w:r>
-        </w:del>
       </w:hyperlink>
-      <w:del w:id="333" w:author="PR Preview" w:date="2026-01-01T00:00:00Z">
-        <w:r>
-          <w:delText xml:space="preserve"> </w:delText>
-        </w:r>
-      </w:del>
-      <w:del w:id="334" w:author="PR Preview" w:date="2026-01-01T00:00:00Z">
-        <w:r>
-          <w:delText xml:space="preserve">each estimator’s mean squared error</w:delText>
-        </w:r>
-      </w:del>
-      <w:del w:id="335" w:author="PR Preview" w:date="2026-01-01T00:00:00Z">
-        <w:r>
-          <w:delText xml:space="preserve"> </w:delText>
-        </w:r>
-      </w:del>
-      <w:del w:id="336" w:author="PR Preview" w:date="2026-01-01T00:00:00Z">
-        <w:r>
-          <w:delText xml:space="preserve">equals its variance.</w:delText>
-        </w:r>
-      </w:del>
+      <w:r>
+        <w:t xml:space="preserve"> </w:t>
+      </w:r>
+      <w:r>
+        <w:t xml:space="preserve">each estimator’s pMSE</w:t>
+      </w:r>
+      <w:r>
+        <w:t xml:space="preserve"> </w:t>
+      </w:r>
+      <w:r>
+        <w:t xml:space="preserve">equals its variance.</w:t>
+      </w:r>
     </w:p>
     <w:p>
       <w:pPr>
-        <w:pStyle w:val="FirstParagraph"/>
+        <w:pStyle w:val="BodyText"/>
       </w:pPr>
-      <w:ins w:id="337" w:author="PR Preview" w:date="2026-01-01T00:00:00Z">
-        <w:r>
-          <w:rPr>
-            <w:b/>
-            <w:bCs/>
-          </w:rPr>
-          <w:t xml:space="preserve">Example 8 (Population mean squared error of two estimators of a population mean)</w:t>
-        </w:r>
-      </w:ins>
-      <w:ins w:id="338" w:author="PR Preview" w:date="2026-01-01T00:00:00Z">
-        <w:r>
-          <w:t xml:space="preserve"> </w:t>
-        </w:r>
-      </w:ins>
-      <w:ins w:id="339" w:author="PR Preview" w:date="2026-01-01T00:00:00Z">
-        <w:r>
-          <w:t xml:space="preserve">Continuing</w:t>
-        </w:r>
-      </w:ins>
-      <w:ins w:id="340" w:author="PR Preview" w:date="2026-01-01T00:00:00Z">
-        <w:r>
-          <w:t xml:space="preserve"> </w:t>
-        </w:r>
-      </w:ins>
-      <w:hyperlink w:anchor="exm-bias-sample-mean">
-        <w:ins w:id="341" w:author="PR Preview" w:date="2026-01-01T00:00:00Z">
-          <w:r>
-            <w:rPr>
-              <w:rStyle w:val="Hyperlink"/>
-            </w:rPr>
-            <w:t xml:space="preserve">Example 7</w:t>
-          </w:r>
-        </w:ins>
-      </w:hyperlink>
-      <w:ins w:id="342" w:author="PR Preview" w:date="2026-01-01T00:00:00Z">
-        <w:r>
-          <w:t xml:space="preserve">,</w:t>
-        </w:r>
-      </w:ins>
-      <w:ins w:id="343" w:author="PR Preview" w:date="2026-01-01T00:00:00Z">
-        <w:r>
-          <w:t xml:space="preserve"> </w:t>
-        </w:r>
-      </w:ins>
-      <w:ins w:id="344" w:author="PR Preview" w:date="2026-01-01T00:00:00Z">
-        <w:r>
-          <w:t xml:space="preserve">suppose also that</w:t>
-        </w:r>
-      </w:ins>
-      <w:ins w:id="345" w:author="PR Preview" w:date="2026-01-01T00:00:00Z">
-        <w:r>
-          <w:t xml:space="preserve"> </w:t>
-        </w:r>
-      </w:ins>
-      <m:oMath>
-        <m:sSub>
-          <m:e>
-            <m:r>
-              <m:t>X</m:t>
-            </m:r>
-          </m:e>
-          <m:sub>
-            <m:r>
-              <m:t>1</m:t>
-            </m:r>
-          </m:sub>
-        </m:sSub>
-        <m:r>
-          <m:rPr>
-            <m:sty m:val="p"/>
-          </m:rPr>
-          <m:t>,</m:t>
-        </m:r>
-        <m:r>
-          <m:rPr>
-            <m:sty m:val="p"/>
-          </m:rPr>
-          <m:t>…</m:t>
-        </m:r>
-        <m:r>
-          <m:rPr>
-            <m:sty m:val="p"/>
-          </m:rPr>
-          <m:t>,</m:t>
-        </m:r>
-        <m:sSub>
-          <m:e>
-            <m:r>
-              <m:t>X</m:t>
-            </m:r>
-          </m:e>
-          <m:sub>
-            <m:r>
-              <m:t>n</m:t>
-            </m:r>
-          </m:sub>
-        </m:sSub>
-      </m:oMath>
-      <w:ins w:id="346" w:author="PR Preview" w:date="2026-01-01T00:00:00Z">
-        <w:r>
-          <w:t xml:space="preserve"> </w:t>
-        </w:r>
-      </w:ins>
-      <w:ins w:id="347" w:author="PR Preview" w:date="2026-01-01T00:00:00Z">
-        <w:r>
-          <w:t xml:space="preserve">are mutually independent,</w:t>
-        </w:r>
-      </w:ins>
-      <w:ins w:id="348" w:author="PR Preview" w:date="2026-01-01T00:00:00Z">
-        <w:r>
-          <w:t xml:space="preserve"> </w:t>
-        </w:r>
-      </w:ins>
-      <w:ins w:id="349" w:author="PR Preview" w:date="2026-01-01T00:00:00Z">
-        <w:r>
-          <w:t xml:space="preserve">each with variance</w:t>
-        </w:r>
-      </w:ins>
-      <w:ins w:id="350" w:author="PR Preview" w:date="2026-01-01T00:00:00Z">
-        <w:r>
-          <w:t xml:space="preserve"> </w:t>
-        </w:r>
-      </w:ins>
-      <m:oMath>
-        <m:r>
-          <m:rPr>
-            <m:sty m:val="p"/>
-          </m:rPr>
-          <m:t>Var</m:t>
-        </m:r>
-        <m:r>
-          <m:t>​</m:t>
-        </m:r>
-        <m:d>
-          <m:dPr>
-            <m:begChr m:val="("/>
-            <m:sepChr m:val=""/>
-            <m:endChr m:val=")"/>
-            <m:grow/>
-          </m:dPr>
-          <m:e>
-            <m:sSub>
-              <m:e>
-                <m:r>
-                  <m:t>X</m:t>
-                </m:r>
-              </m:e>
-              <m:sub>
-                <m:r>
-                  <m:t>i</m:t>
-                </m:r>
-              </m:sub>
-            </m:sSub>
-          </m:e>
-        </m:d>
-        <m:r>
-          <m:t>​</m:t>
-        </m:r>
-        <m:r>
-          <m:rPr>
-            <m:sty m:val="p"/>
-          </m:rPr>
-          <m:t>=</m:t>
-        </m:r>
-        <m:sSup>
-          <m:e>
-            <m:r>
-              <m:t>σ</m:t>
-            </m:r>
-          </m:e>
-          <m:sup>
-            <m:r>
-              <m:t>2</m:t>
-            </m:r>
-          </m:sup>
-        </m:sSup>
-      </m:oMath>
-      <w:ins w:id="351" w:author="PR Preview" w:date="2026-01-01T00:00:00Z">
-        <w:r>
-          <w:t xml:space="preserve">.</w:t>
-        </w:r>
-      </w:ins>
-      <w:ins w:id="352" w:author="PR Preview" w:date="2026-01-01T00:00:00Z">
-        <w:r>
-          <w:t xml:space="preserve"> </w:t>
-        </w:r>
-      </w:ins>
-      <w:ins w:id="353" w:author="PR Preview" w:date="2026-01-01T00:00:00Z">
-        <w:r>
-          <w:t xml:space="preserve">Both</w:t>
-        </w:r>
-      </w:ins>
-      <w:ins w:id="354" w:author="PR Preview" w:date="2026-01-01T00:00:00Z">
-        <w:r>
-          <w:t xml:space="preserve"> </w:t>
-        </w:r>
-      </w:ins>
-      <m:oMath>
-        <m:acc>
-          <m:accPr>
-            <m:chr m:val="‾"/>
-          </m:accPr>
-          <m:e>
-            <m:r>
-              <m:t>X</m:t>
-            </m:r>
-          </m:e>
-        </m:acc>
-      </m:oMath>
-      <w:ins w:id="355" w:author="PR Preview" w:date="2026-01-01T00:00:00Z">
-        <w:r>
-          <w:t xml:space="preserve"> </w:t>
-        </w:r>
-      </w:ins>
-      <w:ins w:id="356" w:author="PR Preview" w:date="2026-01-01T00:00:00Z">
-        <w:r>
-          <w:t xml:space="preserve">and</w:t>
-        </w:r>
-      </w:ins>
-      <w:ins w:id="357" w:author="PR Preview" w:date="2026-01-01T00:00:00Z">
-        <w:r>
-          <w:t xml:space="preserve"> </w:t>
-        </w:r>
-      </w:ins>
+      <w:r>
+        <w:t xml:space="preserve">For</w:t>
+      </w:r>
+      <w:r>
+        <w:t xml:space="preserve"> </w:t>
+      </w:r>
       <m:oMath>
         <m:sSub>
           <m:e>
@@ -14208,86 +12210,6 @@
           </m:sub>
         </m:sSub>
       </m:oMath>
-      <w:ins w:id="358" w:author="PR Preview" w:date="2026-01-01T00:00:00Z">
-        <w:r>
-          <w:t xml:space="preserve"> </w:t>
-        </w:r>
-      </w:ins>
-      <w:ins w:id="359" w:author="PR Preview" w:date="2026-01-01T00:00:00Z">
-        <w:r>
-          <w:t xml:space="preserve">have zero bias,</w:t>
-        </w:r>
-      </w:ins>
-      <w:ins w:id="360" w:author="PR Preview" w:date="2026-01-01T00:00:00Z">
-        <w:r>
-          <w:t xml:space="preserve"> </w:t>
-        </w:r>
-      </w:ins>
-      <w:ins w:id="361" w:author="PR Preview" w:date="2026-01-01T00:00:00Z">
-        <w:r>
-          <w:t xml:space="preserve">so by</w:t>
-        </w:r>
-      </w:ins>
-      <w:ins w:id="362" w:author="PR Preview" w:date="2026-01-01T00:00:00Z">
-        <w:r>
-          <w:t xml:space="preserve"> </w:t>
-        </w:r>
-      </w:ins>
-      <w:hyperlink w:anchor="thm-mse-bias-variance">
-        <w:ins w:id="363" w:author="PR Preview" w:date="2026-01-01T00:00:00Z">
-          <w:r>
-            <w:rPr>
-              <w:rStyle w:val="Hyperlink"/>
-            </w:rPr>
-            <w:t xml:space="preserve">Theorem 5</w:t>
-          </w:r>
-        </w:ins>
-      </w:hyperlink>
-      <w:ins w:id="364" w:author="PR Preview" w:date="2026-01-01T00:00:00Z">
-        <w:r>
-          <w:t xml:space="preserve"> </w:t>
-        </w:r>
-      </w:ins>
-      <w:ins w:id="365" w:author="PR Preview" w:date="2026-01-01T00:00:00Z">
-        <w:r>
-          <w:t xml:space="preserve">each estimator’s pMSE</w:t>
-        </w:r>
-      </w:ins>
-      <w:ins w:id="366" w:author="PR Preview" w:date="2026-01-01T00:00:00Z">
-        <w:r>
-          <w:t xml:space="preserve"> </w:t>
-        </w:r>
-      </w:ins>
-      <w:ins w:id="367" w:author="PR Preview" w:date="2026-01-01T00:00:00Z">
-        <w:r>
-          <w:t xml:space="preserve">equals its variance.</w:t>
-        </w:r>
-      </w:ins>
-    </w:p>
-    <w:p>
-      <w:pPr>
-        <w:pStyle w:val="BodyText"/>
-      </w:pPr>
-      <w:r>
-        <w:t xml:space="preserve">For</w:t>
-      </w:r>
-      <w:r>
-        <w:t xml:space="preserve"> </w:t>
-      </w:r>
-      <m:oMath>
-        <m:sSub>
-          <m:e>
-            <m:r>
-              <m:t>X</m:t>
-            </m:r>
-          </m:e>
-          <m:sub>
-            <m:r>
-              <m:t>1</m:t>
-            </m:r>
-          </m:sub>
-        </m:sSub>
-      </m:oMath>
       <w:r>
         <w:t xml:space="preserve">,</w:t>
       </w:r>
@@ -14307,7 +12229,7 @@
                 <m:rPr>
                   <m:sty m:val="p"/>
                 </m:rPr>
-                <m:t>MSE</m:t>
+                <m:t>pMSE</m:t>
               </m:r>
               <m:r>
                 <m:t>​</m:t>
@@ -14473,7 +12395,7 @@
                 <m:rPr>
                   <m:sty m:val="p"/>
                 </m:rPr>
-                <m:t>MSE</m:t>
+                <m:t>pMSE</m:t>
               </m:r>
               <m:r>
                 <m:t>​</m:t>
@@ -15500,7 +13422,7 @@
                 <m:rPr>
                   <m:sty m:val="p"/>
                 </m:rPr>
-                <m:t>MSE</m:t>
+                <m:t>pMSE</m:t>
               </m:r>
               <m:r>
                 <m:t>​</m:t>
@@ -15596,7 +13518,7 @@
                 <m:rPr>
                   <m:sty m:val="p"/>
                 </m:rPr>
-                <m:t>MSE</m:t>
+                <m:t>pMSE</m:t>
               </m:r>
               <m:r>
                 <m:t>​</m:t>
@@ -15743,54 +13665,38 @@
       <w:pPr>
         <w:pStyle w:val="BodyText"/>
       </w:pPr>
-      <w:del w:id="368" w:author="PR Preview" w:date="2026-01-01T00:00:00Z">
-        <w:r>
-          <w:rPr>
-            <w:b/>
-            <w:bCs/>
-          </w:rPr>
-          <w:delText xml:space="preserve">Definition 9 (Root mean squared error)</w:delText>
-        </w:r>
-      </w:del>
-      <w:del w:id="369" w:author="PR Preview" w:date="2026-01-01T00:00:00Z">
-        <w:r>
-          <w:delText xml:space="preserve"> </w:delText>
-        </w:r>
-      </w:del>
-      <w:del w:id="370" w:author="PR Preview" w:date="2026-01-01T00:00:00Z">
-        <w:r>
-          <w:delText xml:space="preserve">The</w:delText>
-        </w:r>
-      </w:del>
-      <w:del w:id="371" w:author="PR Preview" w:date="2026-01-01T00:00:00Z">
-        <w:r>
-          <w:delText xml:space="preserve"> </w:delText>
-        </w:r>
-      </w:del>
-      <w:del w:id="372" w:author="PR Preview" w:date="2026-01-01T00:00:00Z">
-        <w:r>
-          <w:rPr>
-            <w:b/>
-            <w:bCs/>
-          </w:rPr>
-          <w:delText xml:space="preserve">root mean squared error</w:delText>
-        </w:r>
-      </w:del>
-      <w:del w:id="373" w:author="PR Preview" w:date="2026-01-01T00:00:00Z">
-        <w:r>
-          <w:delText xml:space="preserve"> </w:delText>
-        </w:r>
-      </w:del>
-      <w:del w:id="374" w:author="PR Preview" w:date="2026-01-01T00:00:00Z">
-        <w:r>
-          <w:delText xml:space="preserve">of an estimator</w:delText>
-        </w:r>
-      </w:del>
-      <w:del w:id="375" w:author="PR Preview" w:date="2026-01-01T00:00:00Z">
-        <w:r>
-          <w:delText xml:space="preserve"> </w:delText>
-        </w:r>
-      </w:del>
+      <w:r>
+        <w:rPr>
+          <w:b/>
+          <w:bCs/>
+        </w:rPr>
+        <w:t xml:space="preserve">Definition 9 (Root mean squared error)</w:t>
+      </w:r>
+      <w:r>
+        <w:t xml:space="preserve"> </w:t>
+      </w:r>
+      <w:r>
+        <w:t xml:space="preserve">The</w:t>
+      </w:r>
+      <w:r>
+        <w:t xml:space="preserve"> </w:t>
+      </w:r>
+      <w:r>
+        <w:rPr>
+          <w:b/>
+          <w:bCs/>
+        </w:rPr>
+        <w:t xml:space="preserve">population root mean squared error (pRMSE)</w:t>
+      </w:r>
+      <w:r>
+        <w:t xml:space="preserve"> </w:t>
+      </w:r>
+      <w:r>
+        <w:t xml:space="preserve">of an estimator</w:t>
+      </w:r>
+      <w:r>
+        <w:t xml:space="preserve"> </w:t>
+      </w:r>
       <m:oMath>
         <m:acc>
           <m:accPr>
@@ -15803,165 +13709,48 @@
           </m:e>
         </m:acc>
       </m:oMath>
-      <w:del w:id="376" w:author="PR Preview" w:date="2026-01-01T00:00:00Z">
-        <w:r>
-          <w:delText xml:space="preserve"> </w:delText>
-        </w:r>
-      </w:del>
-      <w:del w:id="377" w:author="PR Preview" w:date="2026-01-01T00:00:00Z">
-        <w:r>
-          <w:delText xml:space="preserve">is the square root of its</w:delText>
-        </w:r>
-      </w:del>
-      <w:del w:id="378" w:author="PR Preview" w:date="2026-01-01T00:00:00Z">
-        <w:r>
-          <w:delText xml:space="preserve"> </w:delText>
-        </w:r>
-      </w:del>
+      <w:r>
+        <w:t xml:space="preserve">,</w:t>
+      </w:r>
+      <w:r>
+        <w:t xml:space="preserve"> </w:t>
+      </w:r>
+      <w:r>
+        <w:t xml:space="preserve">also called its</w:t>
+      </w:r>
+      <w:r>
+        <w:t xml:space="preserve"> </w:t>
+      </w:r>
+      <w:r>
+        <w:rPr>
+          <w:b/>
+          <w:bCs/>
+        </w:rPr>
+        <w:t xml:space="preserve">root mean squared error</w:t>
+      </w:r>
+      <w:r>
+        <w:t xml:space="preserve">,</w:t>
+      </w:r>
+      <w:r>
+        <w:t xml:space="preserve"> </w:t>
+      </w:r>
+      <w:r>
+        <w:t xml:space="preserve">is the square root of its</w:t>
+      </w:r>
+      <w:r>
+        <w:t xml:space="preserve"> </w:t>
+      </w:r>
       <w:hyperlink w:anchor="def-mse">
-        <w:del w:id="379" w:author="PR Preview" w:date="2026-01-01T00:00:00Z">
-          <w:r>
-            <w:rPr>
-              <w:rStyle w:val="Hyperlink"/>
-            </w:rPr>
-            <w:delText xml:space="preserve">mean squared error</w:delText>
-          </w:r>
-        </w:del>
-      </w:hyperlink>
-      <w:del w:id="380" w:author="PR Preview" w:date="2026-01-01T00:00:00Z">
-        <w:r>
-          <w:delText xml:space="preserve">:</w:delText>
-        </w:r>
-      </w:del>
-    </w:p>
-    <w:p>
-      <w:pPr>
-        <w:pStyle w:val="BodyText"/>
-      </w:pPr>
-      <w:ins w:id="381" w:author="PR Preview" w:date="2026-01-01T00:00:00Z">
         <w:r>
           <w:rPr>
-            <w:b/>
-            <w:bCs/>
+            <w:rStyle w:val="Hyperlink"/>
           </w:rPr>
-          <w:t xml:space="preserve">Definition 9 (Root mean squared error)</w:t>
+          <w:t xml:space="preserve">pMSE</w:t>
         </w:r>
-      </w:ins>
-      <w:ins w:id="382" w:author="PR Preview" w:date="2026-01-01T00:00:00Z">
-        <w:r>
-          <w:t xml:space="preserve"> </w:t>
-        </w:r>
-      </w:ins>
-      <w:ins w:id="383" w:author="PR Preview" w:date="2026-01-01T00:00:00Z">
-        <w:r>
-          <w:t xml:space="preserve">The</w:t>
-        </w:r>
-      </w:ins>
-      <w:ins w:id="384" w:author="PR Preview" w:date="2026-01-01T00:00:00Z">
-        <w:r>
-          <w:t xml:space="preserve"> </w:t>
-        </w:r>
-      </w:ins>
-      <w:ins w:id="385" w:author="PR Preview" w:date="2026-01-01T00:00:00Z">
-        <w:r>
-          <w:rPr>
-            <w:b/>
-            <w:bCs/>
-          </w:rPr>
-          <w:t xml:space="preserve">population root mean squared error (pRMSE)</w:t>
-        </w:r>
-      </w:ins>
-      <w:ins w:id="386" w:author="PR Preview" w:date="2026-01-01T00:00:00Z">
-        <w:r>
-          <w:t xml:space="preserve"> </w:t>
-        </w:r>
-      </w:ins>
-      <w:ins w:id="387" w:author="PR Preview" w:date="2026-01-01T00:00:00Z">
-        <w:r>
-          <w:t xml:space="preserve">of an estimator</w:t>
-        </w:r>
-      </w:ins>
-      <w:ins w:id="388" w:author="PR Preview" w:date="2026-01-01T00:00:00Z">
-        <w:r>
-          <w:t xml:space="preserve"> </w:t>
-        </w:r>
-      </w:ins>
-      <m:oMath>
-        <m:acc>
-          <m:accPr>
-            <m:chr m:val="̂"/>
-          </m:accPr>
-          <m:e>
-            <m:r>
-              <m:t>θ</m:t>
-            </m:r>
-          </m:e>
-        </m:acc>
-      </m:oMath>
-      <w:ins w:id="389" w:author="PR Preview" w:date="2026-01-01T00:00:00Z">
-        <w:r>
-          <w:t xml:space="preserve">,</w:t>
-        </w:r>
-      </w:ins>
-      <w:ins w:id="390" w:author="PR Preview" w:date="2026-01-01T00:00:00Z">
-        <w:r>
-          <w:t xml:space="preserve"> </w:t>
-        </w:r>
-      </w:ins>
-      <w:ins w:id="391" w:author="PR Preview" w:date="2026-01-01T00:00:00Z">
-        <w:r>
-          <w:t xml:space="preserve">also called its</w:t>
-        </w:r>
-      </w:ins>
-      <w:ins w:id="392" w:author="PR Preview" w:date="2026-01-01T00:00:00Z">
-        <w:r>
-          <w:t xml:space="preserve"> </w:t>
-        </w:r>
-      </w:ins>
-      <w:ins w:id="393" w:author="PR Preview" w:date="2026-01-01T00:00:00Z">
-        <w:r>
-          <w:rPr>
-            <w:b/>
-            <w:bCs/>
-          </w:rPr>
-          <w:t xml:space="preserve">root mean squared error</w:t>
-        </w:r>
-      </w:ins>
-      <w:ins w:id="394" w:author="PR Preview" w:date="2026-01-01T00:00:00Z">
-        <w:r>
-          <w:t xml:space="preserve">,</w:t>
-        </w:r>
-      </w:ins>
-      <w:ins w:id="395" w:author="PR Preview" w:date="2026-01-01T00:00:00Z">
-        <w:r>
-          <w:t xml:space="preserve"> </w:t>
-        </w:r>
-      </w:ins>
-      <w:ins w:id="396" w:author="PR Preview" w:date="2026-01-01T00:00:00Z">
-        <w:r>
-          <w:t xml:space="preserve">is the square root of its</w:t>
-        </w:r>
-      </w:ins>
-      <w:ins w:id="397" w:author="PR Preview" w:date="2026-01-01T00:00:00Z">
-        <w:r>
-          <w:t xml:space="preserve"> </w:t>
-        </w:r>
-      </w:ins>
-      <w:hyperlink w:anchor="def-mse">
-        <w:ins w:id="398" w:author="PR Preview" w:date="2026-01-01T00:00:00Z">
-          <w:r>
-            <w:rPr>
-              <w:rStyle w:val="Hyperlink"/>
-            </w:rPr>
-            <w:t xml:space="preserve">pMSE</w:t>
-          </w:r>
-        </w:ins>
       </w:hyperlink>
-      <w:ins w:id="399" w:author="PR Preview" w:date="2026-01-01T00:00:00Z">
-        <w:r>
-          <w:t xml:space="preserve">:</w:t>
-        </w:r>
-      </w:ins>
+      <w:r>
+        <w:t xml:space="preserve">:</w:t>
+      </w:r>
     </w:p>
     <w:p>
       <w:pPr>
@@ -15976,7 +13765,7 @@
             <m:rPr>
               <m:sty m:val="p"/>
             </m:rPr>
-            <m:t>RMSE</m:t>
+            <m:t>pRMSE</m:t>
           </m:r>
           <m:r>
             <m:t>​</m:t>
@@ -16033,7 +13822,7 @@
                 <m:rPr>
                   <m:sty m:val="p"/>
                 </m:rPr>
-                <m:t>MSE</m:t>
+                <m:t>pMSE</m:t>
               </m:r>
               <m:r>
                 <m:t>​</m:t>
@@ -16072,60 +13861,42 @@
       <w:pPr>
         <w:pStyle w:val="FirstParagraph"/>
       </w:pPr>
-      <w:del w:id="400" w:author="PR Preview" w:date="2026-01-01T00:00:00Z">
+      <w:r>
+        <w:rPr>
+          <w:b/>
+          <w:bCs/>
+        </w:rPr>
+        <w:t xml:space="preserve">Example 9 (Population root mean squared error of the sample mean)</w:t>
+      </w:r>
+      <w:r>
+        <w:t xml:space="preserve"> </w:t>
+      </w:r>
+      <w:r>
+        <w:t xml:space="preserve">In</w:t>
+      </w:r>
+      <w:r>
+        <w:t xml:space="preserve"> </w:t>
+      </w:r>
+      <w:hyperlink w:anchor="exm-mse-sample-mean">
         <w:r>
           <w:rPr>
-            <w:b/>
-            <w:bCs/>
+            <w:rStyle w:val="Hyperlink"/>
           </w:rPr>
-          <w:delText xml:space="preserve">Example 9 (Root mean squared error of the sample mean)</w:delText>
+          <w:t xml:space="preserve">Example 8</w:t>
         </w:r>
-      </w:del>
-      <w:del w:id="401" w:author="PR Preview" w:date="2026-01-01T00:00:00Z">
-        <w:r>
-          <w:delText xml:space="preserve"> </w:delText>
-        </w:r>
-      </w:del>
-      <w:del w:id="402" w:author="PR Preview" w:date="2026-01-01T00:00:00Z">
-        <w:r>
-          <w:delText xml:space="preserve">In</w:delText>
-        </w:r>
-      </w:del>
-      <w:del w:id="403" w:author="PR Preview" w:date="2026-01-01T00:00:00Z">
-        <w:r>
-          <w:delText xml:space="preserve"> </w:delText>
-        </w:r>
-      </w:del>
-      <w:hyperlink w:anchor="exm-mse-sample-mean">
-        <w:del w:id="404" w:author="PR Preview" w:date="2026-01-01T00:00:00Z">
-          <w:r>
-            <w:rPr>
-              <w:rStyle w:val="Hyperlink"/>
-            </w:rPr>
-            <w:delText xml:space="preserve">Example 8</w:delText>
-          </w:r>
-        </w:del>
       </w:hyperlink>
-      <w:del w:id="405" w:author="PR Preview" w:date="2026-01-01T00:00:00Z">
-        <w:r>
-          <w:delText xml:space="preserve">,</w:delText>
-        </w:r>
-      </w:del>
-      <w:del w:id="406" w:author="PR Preview" w:date="2026-01-01T00:00:00Z">
-        <w:r>
-          <w:delText xml:space="preserve"> </w:delText>
-        </w:r>
-      </w:del>
-      <w:del w:id="407" w:author="PR Preview" w:date="2026-01-01T00:00:00Z">
-        <w:r>
-          <w:delText xml:space="preserve">the root mean squared error of</w:delText>
-        </w:r>
-      </w:del>
-      <w:del w:id="408" w:author="PR Preview" w:date="2026-01-01T00:00:00Z">
-        <w:r>
-          <w:delText xml:space="preserve"> </w:delText>
-        </w:r>
-      </w:del>
+      <w:r>
+        <w:t xml:space="preserve">,</w:t>
+      </w:r>
+      <w:r>
+        <w:t xml:space="preserve"> </w:t>
+      </w:r>
+      <w:r>
+        <w:t xml:space="preserve">the pRMSE of</w:t>
+      </w:r>
+      <w:r>
+        <w:t xml:space="preserve"> </w:t>
+      </w:r>
       <m:oMath>
         <m:acc>
           <m:accPr>
@@ -16138,21 +13909,15 @@
           </m:e>
         </m:acc>
       </m:oMath>
-      <w:del w:id="409" w:author="PR Preview" w:date="2026-01-01T00:00:00Z">
-        <w:r>
-          <w:delText xml:space="preserve"> </w:delText>
-        </w:r>
-      </w:del>
-      <w:del w:id="410" w:author="PR Preview" w:date="2026-01-01T00:00:00Z">
-        <w:r>
-          <w:delText xml:space="preserve">is</w:delText>
-        </w:r>
-      </w:del>
-      <w:del w:id="411" w:author="PR Preview" w:date="2026-01-01T00:00:00Z">
-        <w:r>
-          <w:delText xml:space="preserve"> </w:delText>
-        </w:r>
-      </w:del>
+      <w:r>
+        <w:t xml:space="preserve"> </w:t>
+      </w:r>
+      <w:r>
+        <w:t xml:space="preserve">is</w:t>
+      </w:r>
+      <w:r>
+        <w:t xml:space="preserve"> </w:t>
+      </w:r>
       <m:oMath>
         <m:r>
           <m:t>σ</m:t>
@@ -16175,148 +13940,9 @@
           </m:e>
         </m:rad>
       </m:oMath>
-      <w:del w:id="412" w:author="PR Preview" w:date="2026-01-01T00:00:00Z">
-        <w:r>
-          <w:delText xml:space="preserve">.</w:delText>
-        </w:r>
-      </w:del>
-    </w:p>
-    <w:p>
-      <w:pPr>
-        <w:pStyle w:val="BodyText"/>
-      </w:pPr>
-      <w:del w:id="413" w:author="PR Preview" w:date="2026-01-01T00:00:00Z">
-        <w:r>
-          <w:rPr>
-            <w:i/>
-            <w:iCs/>
-          </w:rPr>
-          <w:delText xml:space="preserve">Remark 2</w:delText>
-        </w:r>
-      </w:del>
-      <w:del w:id="414" w:author="PR Preview" w:date="2026-01-01T00:00:00Z">
-        <w:r>
-          <w:delText xml:space="preserve"> (Units of the root mean squared error). </w:delText>
-        </w:r>
-      </w:del>
-      <w:del w:id="415" w:author="PR Preview" w:date="2026-01-01T00:00:00Z">
-        <w:r>
-          <w:delText xml:space="preserve">The root mean squared error has the same units as the estimand.</w:delText>
-        </w:r>
-      </w:del>
-    </w:p>
-    <w:p>
-      <w:pPr>
-        <w:pStyle w:val="FirstParagraph"/>
-      </w:pPr>
-      <w:ins w:id="416" w:author="PR Preview" w:date="2026-01-01T00:00:00Z">
-        <w:r>
-          <w:rPr>
-            <w:b/>
-            <w:bCs/>
-          </w:rPr>
-          <w:t xml:space="preserve">Example 9 (Population root mean squared error of the sample mean)</w:t>
-        </w:r>
-      </w:ins>
-      <w:ins w:id="417" w:author="PR Preview" w:date="2026-01-01T00:00:00Z">
-        <w:r>
-          <w:t xml:space="preserve"> </w:t>
-        </w:r>
-      </w:ins>
-      <w:ins w:id="418" w:author="PR Preview" w:date="2026-01-01T00:00:00Z">
-        <w:r>
-          <w:t xml:space="preserve">In</w:t>
-        </w:r>
-      </w:ins>
-      <w:ins w:id="419" w:author="PR Preview" w:date="2026-01-01T00:00:00Z">
-        <w:r>
-          <w:t xml:space="preserve"> </w:t>
-        </w:r>
-      </w:ins>
-      <w:hyperlink w:anchor="exm-mse-sample-mean">
-        <w:ins w:id="420" w:author="PR Preview" w:date="2026-01-01T00:00:00Z">
-          <w:r>
-            <w:rPr>
-              <w:rStyle w:val="Hyperlink"/>
-            </w:rPr>
-            <w:t xml:space="preserve">Example 8</w:t>
-          </w:r>
-        </w:ins>
-      </w:hyperlink>
-      <w:ins w:id="421" w:author="PR Preview" w:date="2026-01-01T00:00:00Z">
-        <w:r>
-          <w:t xml:space="preserve">,</w:t>
-        </w:r>
-      </w:ins>
-      <w:ins w:id="422" w:author="PR Preview" w:date="2026-01-01T00:00:00Z">
-        <w:r>
-          <w:t xml:space="preserve"> </w:t>
-        </w:r>
-      </w:ins>
-      <w:ins w:id="423" w:author="PR Preview" w:date="2026-01-01T00:00:00Z">
-        <w:r>
-          <w:t xml:space="preserve">the pRMSE of</w:t>
-        </w:r>
-      </w:ins>
-      <w:ins w:id="424" w:author="PR Preview" w:date="2026-01-01T00:00:00Z">
-        <w:r>
-          <w:t xml:space="preserve"> </w:t>
-        </w:r>
-      </w:ins>
-      <m:oMath>
-        <m:acc>
-          <m:accPr>
-            <m:chr m:val="‾"/>
-          </m:accPr>
-          <m:e>
-            <m:r>
-              <m:t>X</m:t>
-            </m:r>
-          </m:e>
-        </m:acc>
-      </m:oMath>
-      <w:ins w:id="425" w:author="PR Preview" w:date="2026-01-01T00:00:00Z">
-        <w:r>
-          <w:t xml:space="preserve"> </w:t>
-        </w:r>
-      </w:ins>
-      <w:ins w:id="426" w:author="PR Preview" w:date="2026-01-01T00:00:00Z">
-        <w:r>
-          <w:t xml:space="preserve">is</w:t>
-        </w:r>
-      </w:ins>
-      <w:ins w:id="427" w:author="PR Preview" w:date="2026-01-01T00:00:00Z">
-        <w:r>
-          <w:t xml:space="preserve"> </w:t>
-        </w:r>
-      </w:ins>
-      <m:oMath>
-        <m:r>
-          <m:t>σ</m:t>
-        </m:r>
-        <m:r>
-          <m:rPr>
-            <m:sty m:val="p"/>
-          </m:rPr>
-          <m:t>/</m:t>
-        </m:r>
-        <m:rad>
-          <m:radPr>
-            <m:degHide m:val="on"/>
-          </m:radPr>
-          <m:deg/>
-          <m:e>
-            <m:r>
-              <m:t>n</m:t>
-            </m:r>
-          </m:e>
-        </m:rad>
-      </m:oMath>
-      <w:ins w:id="428" w:author="PR Preview" w:date="2026-01-01T00:00:00Z">
-        <w:r>
-          <w:t xml:space="preserve">.</w:t>
-        </w:r>
-      </w:ins>
+      <w:r>
+        <w:t xml:space="preserve">.</w:t>
+      </w:r>
     </w:p>
     <w:bookmarkEnd w:id="71"/>
     <w:bookmarkStart w:id="72" w:name="rem-rmse-units"/>
@@ -16324,25 +13950,19 @@
       <w:pPr>
         <w:pStyle w:val="BodyText"/>
       </w:pPr>
-      <w:ins w:id="429" w:author="PR Preview" w:date="2026-01-01T00:00:00Z">
-        <w:r>
-          <w:rPr>
-            <w:i/>
-            <w:iCs/>
-          </w:rPr>
-          <w:t xml:space="preserve">Remark 2</w:t>
-        </w:r>
-      </w:ins>
-      <w:ins w:id="430" w:author="PR Preview" w:date="2026-01-01T00:00:00Z">
-        <w:r>
-          <w:t xml:space="preserve"> (Units of the population root mean squared error). </w:t>
-        </w:r>
-      </w:ins>
-      <w:ins w:id="431" w:author="PR Preview" w:date="2026-01-01T00:00:00Z">
-        <w:r>
-          <w:t xml:space="preserve">The pRMSE has the same units as the estimand.</w:t>
-        </w:r>
-      </w:ins>
+      <w:r>
+        <w:rPr>
+          <w:i/>
+          <w:iCs/>
+        </w:rPr>
+        <w:t xml:space="preserve">Remark 2</w:t>
+      </w:r>
+      <w:r>
+        <w:t xml:space="preserve"> (Units of the population root mean squared error). </w:t>
+      </w:r>
+      <w:r>
+        <w:t xml:space="preserve">The pRMSE has the same units as the estimand.</w:t>
+      </w:r>
     </w:p>
     <w:bookmarkEnd w:id="72"/>
     <w:p>
@@ -22552,110 +20172,76 @@
       <w:pPr>
         <w:pStyle w:val="BodyText"/>
       </w:pPr>
-      <w:del w:id="432" w:author="PR Preview" w:date="2026-01-01T00:00:00Z">
+      <w:r>
+        <w:rPr>
+          <w:b/>
+          <w:bCs/>
+        </w:rPr>
+        <w:t xml:space="preserve">Exercise 6 (Population mean squared error of an unbiased estimator)</w:t>
+      </w:r>
+      <w:r>
+        <w:t xml:space="preserve"> </w:t>
+      </w:r>
+      <w:r>
+        <w:t xml:space="preserve">Using</w:t>
+      </w:r>
+      <w:r>
+        <w:t xml:space="preserve"> </w:t>
+      </w:r>
+      <w:hyperlink w:anchor="thm-mse-bias-variance">
         <w:r>
           <w:rPr>
-            <w:b/>
-            <w:bCs/>
+            <w:rStyle w:val="Hyperlink"/>
           </w:rPr>
-          <w:delText xml:space="preserve">Exercise 6 (Mean squared error of an unbiased estimator)</w:delText>
+          <w:t xml:space="preserve">Theorem 5</w:t>
         </w:r>
-      </w:del>
-      <w:del w:id="433" w:author="PR Preview" w:date="2026-01-01T00:00:00Z">
+      </w:hyperlink>
+      <w:r>
+        <w:t xml:space="preserve">,</w:t>
+      </w:r>
+      <w:r>
+        <w:t xml:space="preserve"> </w:t>
+      </w:r>
+      <w:r>
+        <w:t xml:space="preserve">write the</w:t>
+      </w:r>
+      <w:r>
+        <w:t xml:space="preserve"> </w:t>
+      </w:r>
+      <w:hyperlink w:anchor="def-mse">
         <w:r>
-          <w:delText xml:space="preserve"> </w:delText>
+          <w:rPr>
+            <w:rStyle w:val="Hyperlink"/>
+          </w:rPr>
+          <w:t xml:space="preserve">pMSE</w:t>
         </w:r>
-      </w:del>
-      <w:del w:id="434" w:author="PR Preview" w:date="2026-01-01T00:00:00Z">
+      </w:hyperlink>
+      <w:r>
+        <w:t xml:space="preserve"> </w:t>
+      </w:r>
+      <w:r>
+        <w:t xml:space="preserve">of an</w:t>
+      </w:r>
+      <w:r>
+        <w:t xml:space="preserve"> </w:t>
+      </w:r>
+      <w:hyperlink w:anchor="def-unbiased">
         <w:r>
-          <w:delText xml:space="preserve">Using</w:delText>
+          <w:rPr>
+            <w:rStyle w:val="Hyperlink"/>
+          </w:rPr>
+          <w:t xml:space="preserve">unbiased</w:t>
         </w:r>
-      </w:del>
-      <w:del w:id="435" w:author="PR Preview" w:date="2026-01-01T00:00:00Z">
-        <w:r>
-          <w:delText xml:space="preserve"> </w:delText>
-        </w:r>
-      </w:del>
-      <w:hyperlink w:anchor="thm-mse-bias-variance">
-        <w:del w:id="436" w:author="PR Preview" w:date="2026-01-01T00:00:00Z">
-          <w:r>
-            <w:rPr>
-              <w:rStyle w:val="Hyperlink"/>
-            </w:rPr>
-            <w:delText xml:space="preserve">Theorem 5</w:delText>
-          </w:r>
-        </w:del>
       </w:hyperlink>
-      <w:del w:id="437" w:author="PR Preview" w:date="2026-01-01T00:00:00Z">
-        <w:r>
-          <w:delText xml:space="preserve">,</w:delText>
-        </w:r>
-      </w:del>
-      <w:del w:id="438" w:author="PR Preview" w:date="2026-01-01T00:00:00Z">
-        <w:r>
-          <w:delText xml:space="preserve"> </w:delText>
-        </w:r>
-      </w:del>
-      <w:del w:id="439" w:author="PR Preview" w:date="2026-01-01T00:00:00Z">
-        <w:r>
-          <w:delText xml:space="preserve">write the</w:delText>
-        </w:r>
-      </w:del>
-      <w:del w:id="440" w:author="PR Preview" w:date="2026-01-01T00:00:00Z">
-        <w:r>
-          <w:delText xml:space="preserve"> </w:delText>
-        </w:r>
-      </w:del>
-      <w:hyperlink w:anchor="def-mse">
-        <w:del w:id="441" w:author="PR Preview" w:date="2026-01-01T00:00:00Z">
-          <w:r>
-            <w:rPr>
-              <w:rStyle w:val="Hyperlink"/>
-            </w:rPr>
-            <w:delText xml:space="preserve">mean squared error</w:delText>
-          </w:r>
-        </w:del>
-      </w:hyperlink>
-      <w:del w:id="442" w:author="PR Preview" w:date="2026-01-01T00:00:00Z">
-        <w:r>
-          <w:delText xml:space="preserve"> </w:delText>
-        </w:r>
-      </w:del>
-      <w:del w:id="443" w:author="PR Preview" w:date="2026-01-01T00:00:00Z">
-        <w:r>
-          <w:delText xml:space="preserve">of an</w:delText>
-        </w:r>
-      </w:del>
-      <w:del w:id="444" w:author="PR Preview" w:date="2026-01-01T00:00:00Z">
-        <w:r>
-          <w:delText xml:space="preserve"> </w:delText>
-        </w:r>
-      </w:del>
-      <w:hyperlink w:anchor="def-unbiased">
-        <w:del w:id="445" w:author="PR Preview" w:date="2026-01-01T00:00:00Z">
-          <w:r>
-            <w:rPr>
-              <w:rStyle w:val="Hyperlink"/>
-            </w:rPr>
-            <w:delText xml:space="preserve">unbiased</w:delText>
-          </w:r>
-        </w:del>
-      </w:hyperlink>
-      <w:del w:id="446" w:author="PR Preview" w:date="2026-01-01T00:00:00Z">
-        <w:r>
-          <w:delText xml:space="preserve"> </w:delText>
-        </w:r>
-      </w:del>
-      <w:del w:id="447" w:author="PR Preview" w:date="2026-01-01T00:00:00Z">
-        <w:r>
-          <w:delText xml:space="preserve">estimator</w:delText>
-        </w:r>
-      </w:del>
-      <w:del w:id="448" w:author="PR Preview" w:date="2026-01-01T00:00:00Z">
-        <w:r>
-          <w:delText xml:space="preserve"> </w:delText>
-        </w:r>
-      </w:del>
+      <w:r>
+        <w:t xml:space="preserve"> </w:t>
+      </w:r>
+      <w:r>
+        <w:t xml:space="preserve">estimator</w:t>
+      </w:r>
+      <w:r>
+        <w:t xml:space="preserve"> </w:t>
+      </w:r>
       <m:oMath>
         <m:acc>
           <m:accPr>
@@ -22668,147 +20254,12 @@
           </m:e>
         </m:acc>
       </m:oMath>
-      <w:del w:id="449" w:author="PR Preview" w:date="2026-01-01T00:00:00Z">
-        <w:r>
-          <w:delText xml:space="preserve"> </w:delText>
-        </w:r>
-      </w:del>
-      <w:del w:id="450" w:author="PR Preview" w:date="2026-01-01T00:00:00Z">
-        <w:r>
-          <w:delText xml:space="preserve">in terms of its variance.</w:delText>
-        </w:r>
-      </w:del>
-    </w:p>
-    <w:p>
-      <w:pPr>
-        <w:pStyle w:val="BodyText"/>
-      </w:pPr>
-      <w:ins w:id="451" w:author="PR Preview" w:date="2026-01-01T00:00:00Z">
-        <w:r>
-          <w:rPr>
-            <w:b/>
-            <w:bCs/>
-          </w:rPr>
-          <w:t xml:space="preserve">Exercise 6 (Population mean squared error of an unbiased estimator)</w:t>
-        </w:r>
-      </w:ins>
-      <w:ins w:id="452" w:author="PR Preview" w:date="2026-01-01T00:00:00Z">
-        <w:r>
-          <w:t xml:space="preserve"> </w:t>
-        </w:r>
-      </w:ins>
-      <w:ins w:id="453" w:author="PR Preview" w:date="2026-01-01T00:00:00Z">
-        <w:r>
-          <w:t xml:space="preserve">Using</w:t>
-        </w:r>
-      </w:ins>
-      <w:ins w:id="454" w:author="PR Preview" w:date="2026-01-01T00:00:00Z">
-        <w:r>
-          <w:t xml:space="preserve"> </w:t>
-        </w:r>
-      </w:ins>
-      <w:hyperlink w:anchor="thm-mse-bias-variance">
-        <w:ins w:id="455" w:author="PR Preview" w:date="2026-01-01T00:00:00Z">
-          <w:r>
-            <w:rPr>
-              <w:rStyle w:val="Hyperlink"/>
-            </w:rPr>
-            <w:t xml:space="preserve">Theorem 5</w:t>
-          </w:r>
-        </w:ins>
-      </w:hyperlink>
-      <w:ins w:id="456" w:author="PR Preview" w:date="2026-01-01T00:00:00Z">
-        <w:r>
-          <w:t xml:space="preserve">,</w:t>
-        </w:r>
-      </w:ins>
-      <w:ins w:id="457" w:author="PR Preview" w:date="2026-01-01T00:00:00Z">
-        <w:r>
-          <w:t xml:space="preserve"> </w:t>
-        </w:r>
-      </w:ins>
-      <w:ins w:id="458" w:author="PR Preview" w:date="2026-01-01T00:00:00Z">
-        <w:r>
-          <w:t xml:space="preserve">write the</w:t>
-        </w:r>
-      </w:ins>
-      <w:ins w:id="459" w:author="PR Preview" w:date="2026-01-01T00:00:00Z">
-        <w:r>
-          <w:t xml:space="preserve"> </w:t>
-        </w:r>
-      </w:ins>
-      <w:hyperlink w:anchor="def-mse">
-        <w:ins w:id="460" w:author="PR Preview" w:date="2026-01-01T00:00:00Z">
-          <w:r>
-            <w:rPr>
-              <w:rStyle w:val="Hyperlink"/>
-            </w:rPr>
-            <w:t xml:space="preserve">pMSE</w:t>
-          </w:r>
-        </w:ins>
-      </w:hyperlink>
-      <w:ins w:id="461" w:author="PR Preview" w:date="2026-01-01T00:00:00Z">
-        <w:r>
-          <w:t xml:space="preserve"> </w:t>
-        </w:r>
-      </w:ins>
-      <w:ins w:id="462" w:author="PR Preview" w:date="2026-01-01T00:00:00Z">
-        <w:r>
-          <w:t xml:space="preserve">of an</w:t>
-        </w:r>
-      </w:ins>
-      <w:ins w:id="463" w:author="PR Preview" w:date="2026-01-01T00:00:00Z">
-        <w:r>
-          <w:t xml:space="preserve"> </w:t>
-        </w:r>
-      </w:ins>
-      <w:hyperlink w:anchor="def-unbiased">
-        <w:ins w:id="464" w:author="PR Preview" w:date="2026-01-01T00:00:00Z">
-          <w:r>
-            <w:rPr>
-              <w:rStyle w:val="Hyperlink"/>
-            </w:rPr>
-            <w:t xml:space="preserve">unbiased</w:t>
-          </w:r>
-        </w:ins>
-      </w:hyperlink>
-      <w:ins w:id="465" w:author="PR Preview" w:date="2026-01-01T00:00:00Z">
-        <w:r>
-          <w:t xml:space="preserve"> </w:t>
-        </w:r>
-      </w:ins>
-      <w:ins w:id="466" w:author="PR Preview" w:date="2026-01-01T00:00:00Z">
-        <w:r>
-          <w:t xml:space="preserve">estimator</w:t>
-        </w:r>
-      </w:ins>
-      <w:ins w:id="467" w:author="PR Preview" w:date="2026-01-01T00:00:00Z">
-        <w:r>
-          <w:t xml:space="preserve"> </w:t>
-        </w:r>
-      </w:ins>
-      <m:oMath>
-        <m:acc>
-          <m:accPr>
-            <m:chr m:val="̂"/>
-          </m:accPr>
-          <m:e>
-            <m:r>
-              <m:t>θ</m:t>
-            </m:r>
-          </m:e>
-        </m:acc>
-      </m:oMath>
-      <w:ins w:id="468" w:author="PR Preview" w:date="2026-01-01T00:00:00Z">
-        <w:r>
-          <w:t xml:space="preserve"> </w:t>
-        </w:r>
-      </w:ins>
-      <w:ins w:id="469" w:author="PR Preview" w:date="2026-01-01T00:00:00Z">
-        <w:r>
-          <w:t xml:space="preserve">in terms of its variance.</w:t>
-        </w:r>
-      </w:ins>
+      <w:r>
+        <w:t xml:space="preserve"> </w:t>
+      </w:r>
+      <w:r>
+        <w:t xml:space="preserve">in terms of its variance.</w:t>
+      </w:r>
     </w:p>
     <w:bookmarkEnd w:id="81"/>
     <w:bookmarkStart w:id="82" w:name="sol-unbiased-mse"/>
@@ -22842,7 +20293,7 @@
                 <m:rPr>
                   <m:sty m:val="p"/>
                 </m:rPr>
-                <m:t>MSE</m:t>
+                <m:t>pMSE</m:t>
               </m:r>
               <m:r>
                 <m:t>​</m:t>
@@ -23306,7 +20757,7 @@
             <m:rPr>
               <m:sty m:val="p"/>
             </m:rPr>
-            <m:t>MSE</m:t>
+            <m:t>pMSE</m:t>
           </m:r>
           <m:r>
             <m:t>​</m:t>
@@ -23518,217 +20969,89 @@
       <w:pPr>
         <w:pStyle w:val="Heading3"/>
       </w:pPr>
-      <w:del w:id="470" w:author="PR Preview" w:date="2026-01-01T00:00:00Z">
-        <w:r>
-          <w:delText xml:space="preserve">3.7 Mean absolute error</w:delText>
-        </w:r>
-      </w:del>
-    </w:p>
-    <w:p>
-      <w:pPr>
-        <w:pStyle w:val="FirstParagraph"/>
-      </w:pPr>
-      <w:del w:id="471" w:author="PR Preview" w:date="2026-01-01T00:00:00Z">
-        <w:r>
-          <w:rPr>
-            <w:b/>
-            <w:bCs/>
-          </w:rPr>
-          <w:delText xml:space="preserve">Definition 12 (Mean absolute error)</w:delText>
-        </w:r>
-      </w:del>
-      <w:del w:id="472" w:author="PR Preview" w:date="2026-01-01T00:00:00Z">
-        <w:r>
-          <w:delText xml:space="preserve"> </w:delText>
-        </w:r>
-      </w:del>
-      <w:del w:id="473" w:author="PR Preview" w:date="2026-01-01T00:00:00Z">
-        <w:r>
-          <w:delText xml:space="preserve">The</w:delText>
-        </w:r>
-      </w:del>
-      <w:del w:id="474" w:author="PR Preview" w:date="2026-01-01T00:00:00Z">
-        <w:r>
-          <w:delText xml:space="preserve"> </w:delText>
-        </w:r>
-      </w:del>
-      <w:del w:id="475" w:author="PR Preview" w:date="2026-01-01T00:00:00Z">
-        <w:r>
-          <w:rPr>
-            <w:b/>
-            <w:bCs/>
-          </w:rPr>
-          <w:delText xml:space="preserve">mean absolute error</w:delText>
-        </w:r>
-      </w:del>
-      <w:del w:id="476" w:author="PR Preview" w:date="2026-01-01T00:00:00Z">
-        <w:r>
-          <w:delText xml:space="preserve"> </w:delText>
-        </w:r>
-      </w:del>
-      <w:del w:id="477" w:author="PR Preview" w:date="2026-01-01T00:00:00Z">
-        <w:r>
-          <w:delText xml:space="preserve">of an estimator is the expectation of the</w:delText>
-        </w:r>
-      </w:del>
-      <w:del w:id="478" w:author="PR Preview" w:date="2026-01-01T00:00:00Z">
-        <w:r>
-          <w:delText xml:space="preserve"> </w:delText>
-        </w:r>
-      </w:del>
-      <w:del w:id="479" w:author="PR Preview" w:date="2026-01-01T00:00:00Z">
-        <w:r>
-          <w:delText xml:space="preserve">absolute value of the</w:delText>
-        </w:r>
-      </w:del>
-      <w:del w:id="480" w:author="PR Preview" w:date="2026-01-01T00:00:00Z">
-        <w:r>
-          <w:delText xml:space="preserve"> </w:delText>
-        </w:r>
-      </w:del>
-      <w:hyperlink w:anchor="def-estimation-error">
-        <w:del w:id="481" w:author="PR Preview" w:date="2026-01-01T00:00:00Z">
-          <w:r>
-            <w:rPr>
-              <w:rStyle w:val="Hyperlink"/>
-            </w:rPr>
-            <w:delText xml:space="preserve">estimation error</w:delText>
-          </w:r>
-        </w:del>
-      </w:hyperlink>
-      <w:del w:id="482" w:author="PR Preview" w:date="2026-01-01T00:00:00Z">
-        <w:r>
-          <w:delText xml:space="preserve">:</w:delText>
-        </w:r>
-      </w:del>
-    </w:p>
-    <w:p>
-      <w:pPr>
-        <w:pStyle w:val="Heading3"/>
-      </w:pPr>
-      <w:ins w:id="483" w:author="PR Preview" w:date="2026-01-01T00:00:00Z">
-        <w:r>
-          <w:t xml:space="preserve">3.7 Population mean absolute error</w:t>
-        </w:r>
-      </w:ins>
+      <w:r>
+        <w:t xml:space="preserve">3.7 Population mean absolute error</w:t>
+      </w:r>
     </w:p>
     <w:bookmarkStart w:id="88" w:name="def-mae"/>
     <w:p>
       <w:pPr>
         <w:pStyle w:val="FirstParagraph"/>
       </w:pPr>
-      <w:ins w:id="484" w:author="PR Preview" w:date="2026-01-01T00:00:00Z">
+      <w:r>
+        <w:rPr>
+          <w:b/>
+          <w:bCs/>
+        </w:rPr>
+        <w:t xml:space="preserve">Definition 12 (Mean absolute error)</w:t>
+      </w:r>
+      <w:r>
+        <w:t xml:space="preserve"> </w:t>
+      </w:r>
+      <w:r>
+        <w:t xml:space="preserve">The</w:t>
+      </w:r>
+      <w:r>
+        <w:t xml:space="preserve"> </w:t>
+      </w:r>
+      <w:r>
+        <w:rPr>
+          <w:b/>
+          <w:bCs/>
+        </w:rPr>
+        <w:t xml:space="preserve">population mean absolute error (pMAE)</w:t>
+      </w:r>
+      <w:r>
+        <w:t xml:space="preserve"> </w:t>
+      </w:r>
+      <w:r>
+        <w:t xml:space="preserve">of an estimator,</w:t>
+      </w:r>
+      <w:r>
+        <w:t xml:space="preserve"> </w:t>
+      </w:r>
+      <w:r>
+        <w:t xml:space="preserve">also called its</w:t>
+      </w:r>
+      <w:r>
+        <w:t xml:space="preserve"> </w:t>
+      </w:r>
+      <w:r>
+        <w:rPr>
+          <w:b/>
+          <w:bCs/>
+        </w:rPr>
+        <w:t xml:space="preserve">mean absolute error</w:t>
+      </w:r>
+      <w:r>
+        <w:t xml:space="preserve">,</w:t>
+      </w:r>
+      <w:r>
+        <w:t xml:space="preserve"> </w:t>
+      </w:r>
+      <w:r>
+        <w:t xml:space="preserve">is the expectation of the</w:t>
+      </w:r>
+      <w:r>
+        <w:t xml:space="preserve"> </w:t>
+      </w:r>
+      <w:r>
+        <w:t xml:space="preserve">absolute value of the</w:t>
+      </w:r>
+      <w:r>
+        <w:t xml:space="preserve"> </w:t>
+      </w:r>
+      <w:hyperlink w:anchor="def-estimation-error">
         <w:r>
           <w:rPr>
-            <w:b/>
-            <w:bCs/>
+            <w:rStyle w:val="Hyperlink"/>
           </w:rPr>
-          <w:t xml:space="preserve">Definition 12 (Mean absolute error)</w:t>
+          <w:t xml:space="preserve">estimation error</w:t>
         </w:r>
-      </w:ins>
-      <w:ins w:id="485" w:author="PR Preview" w:date="2026-01-01T00:00:00Z">
-        <w:r>
-          <w:t xml:space="preserve"> </w:t>
-        </w:r>
-      </w:ins>
-      <w:ins w:id="486" w:author="PR Preview" w:date="2026-01-01T00:00:00Z">
-        <w:r>
-          <w:t xml:space="preserve">The</w:t>
-        </w:r>
-      </w:ins>
-      <w:ins w:id="487" w:author="PR Preview" w:date="2026-01-01T00:00:00Z">
-        <w:r>
-          <w:t xml:space="preserve"> </w:t>
-        </w:r>
-      </w:ins>
-      <w:ins w:id="488" w:author="PR Preview" w:date="2026-01-01T00:00:00Z">
-        <w:r>
-          <w:rPr>
-            <w:b/>
-            <w:bCs/>
-          </w:rPr>
-          <w:t xml:space="preserve">population mean absolute error (pMAE)</w:t>
-        </w:r>
-      </w:ins>
-      <w:ins w:id="489" w:author="PR Preview" w:date="2026-01-01T00:00:00Z">
-        <w:r>
-          <w:t xml:space="preserve"> </w:t>
-        </w:r>
-      </w:ins>
-      <w:ins w:id="490" w:author="PR Preview" w:date="2026-01-01T00:00:00Z">
-        <w:r>
-          <w:t xml:space="preserve">of an estimator,</w:t>
-        </w:r>
-      </w:ins>
-      <w:ins w:id="491" w:author="PR Preview" w:date="2026-01-01T00:00:00Z">
-        <w:r>
-          <w:t xml:space="preserve"> </w:t>
-        </w:r>
-      </w:ins>
-      <w:ins w:id="492" w:author="PR Preview" w:date="2026-01-01T00:00:00Z">
-        <w:r>
-          <w:t xml:space="preserve">also called its</w:t>
-        </w:r>
-      </w:ins>
-      <w:ins w:id="493" w:author="PR Preview" w:date="2026-01-01T00:00:00Z">
-        <w:r>
-          <w:t xml:space="preserve"> </w:t>
-        </w:r>
-      </w:ins>
-      <w:ins w:id="494" w:author="PR Preview" w:date="2026-01-01T00:00:00Z">
-        <w:r>
-          <w:rPr>
-            <w:b/>
-            <w:bCs/>
-          </w:rPr>
-          <w:t xml:space="preserve">mean absolute error</w:t>
-        </w:r>
-      </w:ins>
-      <w:ins w:id="495" w:author="PR Preview" w:date="2026-01-01T00:00:00Z">
-        <w:r>
-          <w:t xml:space="preserve">,</w:t>
-        </w:r>
-      </w:ins>
-      <w:ins w:id="496" w:author="PR Preview" w:date="2026-01-01T00:00:00Z">
-        <w:r>
-          <w:t xml:space="preserve"> </w:t>
-        </w:r>
-      </w:ins>
-      <w:ins w:id="497" w:author="PR Preview" w:date="2026-01-01T00:00:00Z">
-        <w:r>
-          <w:t xml:space="preserve">is the expectation of the</w:t>
-        </w:r>
-      </w:ins>
-      <w:ins w:id="498" w:author="PR Preview" w:date="2026-01-01T00:00:00Z">
-        <w:r>
-          <w:t xml:space="preserve"> </w:t>
-        </w:r>
-      </w:ins>
-      <w:ins w:id="499" w:author="PR Preview" w:date="2026-01-01T00:00:00Z">
-        <w:r>
-          <w:t xml:space="preserve">absolute value of the</w:t>
-        </w:r>
-      </w:ins>
-      <w:ins w:id="500" w:author="PR Preview" w:date="2026-01-01T00:00:00Z">
-        <w:r>
-          <w:t xml:space="preserve"> </w:t>
-        </w:r>
-      </w:ins>
-      <w:hyperlink w:anchor="def-estimation-error">
-        <w:ins w:id="501" w:author="PR Preview" w:date="2026-01-01T00:00:00Z">
-          <w:r>
-            <w:rPr>
-              <w:rStyle w:val="Hyperlink"/>
-            </w:rPr>
-            <w:t xml:space="preserve">estimation error</w:t>
-          </w:r>
-        </w:ins>
       </w:hyperlink>
-      <w:ins w:id="502" w:author="PR Preview" w:date="2026-01-01T00:00:00Z">
-        <w:r>
-          <w:t xml:space="preserve">:</w:t>
-        </w:r>
-      </w:ins>
+      <w:r>
+        <w:t xml:space="preserve">:</w:t>
+      </w:r>
     </w:p>
     <w:p>
       <w:pPr>
@@ -23866,30 +21189,22 @@
       <w:pPr>
         <w:pStyle w:val="FirstParagraph"/>
       </w:pPr>
-      <w:del w:id="503" w:author="PR Preview" w:date="2026-01-01T00:00:00Z">
-        <w:r>
-          <w:rPr>
-            <w:b/>
-            <w:bCs/>
-          </w:rPr>
-          <w:delText xml:space="preserve">Example 12 (Mean absolute error of a Gaussian estimator)</w:delText>
-        </w:r>
-      </w:del>
-      <w:del w:id="504" w:author="PR Preview" w:date="2026-01-01T00:00:00Z">
-        <w:r>
-          <w:delText xml:space="preserve"> </w:delText>
-        </w:r>
-      </w:del>
-      <w:del w:id="505" w:author="PR Preview" w:date="2026-01-01T00:00:00Z">
-        <w:r>
-          <w:delText xml:space="preserve">Suppose an estimator</w:delText>
-        </w:r>
-      </w:del>
-      <w:del w:id="506" w:author="PR Preview" w:date="2026-01-01T00:00:00Z">
-        <w:r>
-          <w:delText xml:space="preserve"> </w:delText>
-        </w:r>
-      </w:del>
+      <w:r>
+        <w:rPr>
+          <w:b/>
+          <w:bCs/>
+        </w:rPr>
+        <w:t xml:space="preserve">Example 12 (Population mean absolute error of a Gaussian estimator)</w:t>
+      </w:r>
+      <w:r>
+        <w:t xml:space="preserve"> </w:t>
+      </w:r>
+      <w:r>
+        <w:t xml:space="preserve">Suppose an estimator</w:t>
+      </w:r>
+      <w:r>
+        <w:t xml:space="preserve"> </w:t>
+      </w:r>
       <m:oMath>
         <m:acc>
           <m:accPr>
@@ -23902,76 +21217,52 @@
           </m:e>
         </m:acc>
       </m:oMath>
-      <w:del w:id="507" w:author="PR Preview" w:date="2026-01-01T00:00:00Z">
-        <w:r>
-          <w:delText xml:space="preserve"> </w:delText>
-        </w:r>
-      </w:del>
-      <w:del w:id="508" w:author="PR Preview" w:date="2026-01-01T00:00:00Z">
-        <w:r>
-          <w:delText xml:space="preserve">has a Gaussian distribution</w:delText>
-        </w:r>
-      </w:del>
-      <w:del w:id="509" w:author="PR Preview" w:date="2026-01-01T00:00:00Z">
-        <w:r>
-          <w:delText xml:space="preserve"> </w:delText>
-        </w:r>
-      </w:del>
-      <w:del w:id="510" w:author="PR Preview" w:date="2026-01-01T00:00:00Z">
-        <w:r>
-          <w:delText xml:space="preserve">with mean</w:delText>
-        </w:r>
-      </w:del>
-      <w:del w:id="511" w:author="PR Preview" w:date="2026-01-01T00:00:00Z">
-        <w:r>
-          <w:delText xml:space="preserve"> </w:delText>
-        </w:r>
-      </w:del>
+      <w:r>
+        <w:t xml:space="preserve"> </w:t>
+      </w:r>
+      <w:r>
+        <w:t xml:space="preserve">has a Gaussian distribution</w:t>
+      </w:r>
+      <w:r>
+        <w:t xml:space="preserve"> </w:t>
+      </w:r>
+      <w:r>
+        <w:t xml:space="preserve">with mean</w:t>
+      </w:r>
+      <w:r>
+        <w:t xml:space="preserve"> </w:t>
+      </w:r>
       <m:oMath>
         <m:r>
           <m:t>θ</m:t>
         </m:r>
       </m:oMath>
-      <w:del w:id="512" w:author="PR Preview" w:date="2026-01-01T00:00:00Z">
-        <w:r>
-          <w:delText xml:space="preserve"> </w:delText>
-        </w:r>
-      </w:del>
-      <w:del w:id="513" w:author="PR Preview" w:date="2026-01-01T00:00:00Z">
-        <w:r>
-          <w:delText xml:space="preserve">and standard deviation</w:delText>
-        </w:r>
-      </w:del>
-      <w:del w:id="514" w:author="PR Preview" w:date="2026-01-01T00:00:00Z">
-        <w:r>
-          <w:delText xml:space="preserve"> </w:delText>
-        </w:r>
-      </w:del>
+      <w:r>
+        <w:t xml:space="preserve"> </w:t>
+      </w:r>
+      <w:r>
+        <w:t xml:space="preserve">and standard deviation</w:t>
+      </w:r>
+      <w:r>
+        <w:t xml:space="preserve"> </w:t>
+      </w:r>
       <m:oMath>
         <m:r>
           <m:t>τ</m:t>
         </m:r>
       </m:oMath>
-      <w:del w:id="515" w:author="PR Preview" w:date="2026-01-01T00:00:00Z">
-        <w:r>
-          <w:delText xml:space="preserve">,</w:delText>
-        </w:r>
-      </w:del>
-      <w:del w:id="516" w:author="PR Preview" w:date="2026-01-01T00:00:00Z">
-        <w:r>
-          <w:delText xml:space="preserve"> </w:delText>
-        </w:r>
-      </w:del>
-      <w:del w:id="517" w:author="PR Preview" w:date="2026-01-01T00:00:00Z">
-        <w:r>
-          <w:delText xml:space="preserve">so that its estimation error</w:delText>
-        </w:r>
-      </w:del>
-      <w:del w:id="518" w:author="PR Preview" w:date="2026-01-01T00:00:00Z">
-        <w:r>
-          <w:delText xml:space="preserve"> </w:delText>
-        </w:r>
-      </w:del>
+      <w:r>
+        <w:t xml:space="preserve">,</w:t>
+      </w:r>
+      <w:r>
+        <w:t xml:space="preserve"> </w:t>
+      </w:r>
+      <w:r>
+        <w:t xml:space="preserve">so that its estimation error</w:t>
+      </w:r>
+      <w:r>
+        <w:t xml:space="preserve"> </w:t>
+      </w:r>
       <m:oMath>
         <m:r>
           <m:t>ε</m:t>
@@ -24028,21 +21319,15 @@
           <m:t>θ</m:t>
         </m:r>
       </m:oMath>
-      <w:del w:id="519" w:author="PR Preview" w:date="2026-01-01T00:00:00Z">
-        <w:r>
-          <w:delText xml:space="preserve"> </w:delText>
-        </w:r>
-      </w:del>
-      <w:del w:id="520" w:author="PR Preview" w:date="2026-01-01T00:00:00Z">
-        <w:r>
-          <w:delText xml:space="preserve">has the same distribution as</w:delText>
-        </w:r>
-      </w:del>
-      <w:del w:id="521" w:author="PR Preview" w:date="2026-01-01T00:00:00Z">
-        <w:r>
-          <w:delText xml:space="preserve"> </w:delText>
-        </w:r>
-      </w:del>
+      <w:r>
+        <w:t xml:space="preserve"> </w:t>
+      </w:r>
+      <w:r>
+        <w:t xml:space="preserve">has the same distribution as</w:t>
+      </w:r>
+      <w:r>
+        <w:t xml:space="preserve"> </w:t>
+      </w:r>
       <m:oMath>
         <m:r>
           <m:t>τ</m:t>
@@ -24051,56 +21336,38 @@
           <m:t>Z</m:t>
         </m:r>
       </m:oMath>
-      <w:del w:id="522" w:author="PR Preview" w:date="2026-01-01T00:00:00Z">
-        <w:r>
-          <w:delText xml:space="preserve">,</w:delText>
-        </w:r>
-      </w:del>
-      <w:del w:id="523" w:author="PR Preview" w:date="2026-01-01T00:00:00Z">
-        <w:r>
-          <w:delText xml:space="preserve"> </w:delText>
-        </w:r>
-      </w:del>
-      <w:del w:id="524" w:author="PR Preview" w:date="2026-01-01T00:00:00Z">
-        <w:r>
-          <w:delText xml:space="preserve">where</w:delText>
-        </w:r>
-      </w:del>
-      <w:del w:id="525" w:author="PR Preview" w:date="2026-01-01T00:00:00Z">
-        <w:r>
-          <w:delText xml:space="preserve"> </w:delText>
-        </w:r>
-      </w:del>
+      <w:r>
+        <w:t xml:space="preserve">,</w:t>
+      </w:r>
+      <w:r>
+        <w:t xml:space="preserve"> </w:t>
+      </w:r>
+      <w:r>
+        <w:t xml:space="preserve">where</w:t>
+      </w:r>
+      <w:r>
+        <w:t xml:space="preserve"> </w:t>
+      </w:r>
       <m:oMath>
         <m:r>
           <m:t>Z</m:t>
         </m:r>
       </m:oMath>
-      <w:del w:id="526" w:author="PR Preview" w:date="2026-01-01T00:00:00Z">
-        <w:r>
-          <w:delText xml:space="preserve"> </w:delText>
-        </w:r>
-      </w:del>
-      <w:del w:id="527" w:author="PR Preview" w:date="2026-01-01T00:00:00Z">
-        <w:r>
-          <w:delText xml:space="preserve">has a standard Gaussian distribution</w:delText>
-        </w:r>
-      </w:del>
-      <w:del w:id="528" w:author="PR Preview" w:date="2026-01-01T00:00:00Z">
-        <w:r>
-          <w:delText xml:space="preserve"> </w:delText>
-        </w:r>
-      </w:del>
-      <w:del w:id="529" w:author="PR Preview" w:date="2026-01-01T00:00:00Z">
-        <w:r>
-          <w:delText xml:space="preserve">with density</w:delText>
-        </w:r>
-      </w:del>
-      <w:del w:id="530" w:author="PR Preview" w:date="2026-01-01T00:00:00Z">
-        <w:r>
-          <w:delText xml:space="preserve"> </w:delText>
-        </w:r>
-      </w:del>
+      <w:r>
+        <w:t xml:space="preserve"> </w:t>
+      </w:r>
+      <w:r>
+        <w:t xml:space="preserve">has a standard Gaussian distribution</w:t>
+      </w:r>
+      <w:r>
+        <w:t xml:space="preserve"> </w:t>
+      </w:r>
+      <w:r>
+        <w:t xml:space="preserve">with density</w:t>
+      </w:r>
+      <w:r>
+        <w:t xml:space="preserve"> </w:t>
+      </w:r>
       <m:oMath>
         <m:r>
           <m:t>ϕ</m:t>
@@ -24205,380 +21472,15 @@
           </m:sup>
         </m:sSup>
       </m:oMath>
-      <w:del w:id="531" w:author="PR Preview" w:date="2026-01-01T00:00:00Z">
-        <w:r>
-          <w:delText xml:space="preserve">.</w:delText>
-        </w:r>
-      </w:del>
-      <w:del w:id="532" w:author="PR Preview" w:date="2026-01-01T00:00:00Z">
-        <w:r>
-          <w:delText xml:space="preserve"> </w:delText>
-        </w:r>
-      </w:del>
-      <w:del w:id="533" w:author="PR Preview" w:date="2026-01-01T00:00:00Z">
-        <w:r>
-          <w:delText xml:space="preserve">Then:</w:delText>
-        </w:r>
-      </w:del>
-    </w:p>
-    <w:p>
-      <w:pPr>
-        <w:pStyle w:val="FirstParagraph"/>
-      </w:pPr>
-      <w:ins w:id="534" w:author="PR Preview" w:date="2026-01-01T00:00:00Z">
-        <w:r>
-          <w:rPr>
-            <w:b/>
-            <w:bCs/>
-          </w:rPr>
-          <w:t xml:space="preserve">Example 12 (Population mean absolute error of a Gaussian estimator)</w:t>
-        </w:r>
-      </w:ins>
-      <w:ins w:id="535" w:author="PR Preview" w:date="2026-01-01T00:00:00Z">
-        <w:r>
-          <w:t xml:space="preserve"> </w:t>
-        </w:r>
-      </w:ins>
-      <w:ins w:id="536" w:author="PR Preview" w:date="2026-01-01T00:00:00Z">
-        <w:r>
-          <w:t xml:space="preserve">Suppose an estimator</w:t>
-        </w:r>
-      </w:ins>
-      <w:ins w:id="537" w:author="PR Preview" w:date="2026-01-01T00:00:00Z">
-        <w:r>
-          <w:t xml:space="preserve"> </w:t>
-        </w:r>
-      </w:ins>
-      <m:oMath>
-        <m:acc>
-          <m:accPr>
-            <m:chr m:val="̂"/>
-          </m:accPr>
-          <m:e>
-            <m:r>
-              <m:t>θ</m:t>
-            </m:r>
-          </m:e>
-        </m:acc>
-      </m:oMath>
-      <w:ins w:id="538" w:author="PR Preview" w:date="2026-01-01T00:00:00Z">
-        <w:r>
-          <w:t xml:space="preserve"> </w:t>
-        </w:r>
-      </w:ins>
-      <w:ins w:id="539" w:author="PR Preview" w:date="2026-01-01T00:00:00Z">
-        <w:r>
-          <w:t xml:space="preserve">has a Gaussian distribution</w:t>
-        </w:r>
-      </w:ins>
-      <w:ins w:id="540" w:author="PR Preview" w:date="2026-01-01T00:00:00Z">
-        <w:r>
-          <w:t xml:space="preserve"> </w:t>
-        </w:r>
-      </w:ins>
-      <w:ins w:id="541" w:author="PR Preview" w:date="2026-01-01T00:00:00Z">
-        <w:r>
-          <w:t xml:space="preserve">with mean</w:t>
-        </w:r>
-      </w:ins>
-      <w:ins w:id="542" w:author="PR Preview" w:date="2026-01-01T00:00:00Z">
-        <w:r>
-          <w:t xml:space="preserve"> </w:t>
-        </w:r>
-      </w:ins>
-      <m:oMath>
-        <m:r>
-          <m:t>θ</m:t>
-        </m:r>
-      </m:oMath>
-      <w:ins w:id="543" w:author="PR Preview" w:date="2026-01-01T00:00:00Z">
-        <w:r>
-          <w:t xml:space="preserve"> </w:t>
-        </w:r>
-      </w:ins>
-      <w:ins w:id="544" w:author="PR Preview" w:date="2026-01-01T00:00:00Z">
-        <w:r>
-          <w:t xml:space="preserve">and standard deviation</w:t>
-        </w:r>
-      </w:ins>
-      <w:ins w:id="545" w:author="PR Preview" w:date="2026-01-01T00:00:00Z">
-        <w:r>
-          <w:t xml:space="preserve"> </w:t>
-        </w:r>
-      </w:ins>
-      <m:oMath>
-        <m:r>
-          <m:t>τ</m:t>
-        </m:r>
-      </m:oMath>
-      <w:ins w:id="546" w:author="PR Preview" w:date="2026-01-01T00:00:00Z">
-        <w:r>
-          <w:t xml:space="preserve">,</w:t>
-        </w:r>
-      </w:ins>
-      <w:ins w:id="547" w:author="PR Preview" w:date="2026-01-01T00:00:00Z">
-        <w:r>
-          <w:t xml:space="preserve"> </w:t>
-        </w:r>
-      </w:ins>
-      <w:ins w:id="548" w:author="PR Preview" w:date="2026-01-01T00:00:00Z">
-        <w:r>
-          <w:t xml:space="preserve">so that its estimation error</w:t>
-        </w:r>
-      </w:ins>
-      <w:ins w:id="549" w:author="PR Preview" w:date="2026-01-01T00:00:00Z">
-        <w:r>
-          <w:t xml:space="preserve"> </w:t>
-        </w:r>
-      </w:ins>
-      <m:oMath>
-        <m:r>
-          <m:t>ε</m:t>
-        </m:r>
-        <m:r>
-          <m:t>​</m:t>
-        </m:r>
-        <m:d>
-          <m:dPr>
-            <m:begChr m:val="("/>
-            <m:sepChr m:val=""/>
-            <m:endChr m:val=")"/>
-            <m:grow/>
-          </m:dPr>
-          <m:e>
-            <m:acc>
-              <m:accPr>
-                <m:chr m:val="̂"/>
-              </m:accPr>
-              <m:e>
-                <m:r>
-                  <m:t>θ</m:t>
-                </m:r>
-              </m:e>
-            </m:acc>
-          </m:e>
-        </m:d>
-        <m:r>
-          <m:t>​</m:t>
-        </m:r>
-        <m:r>
-          <m:rPr>
-            <m:sty m:val="p"/>
-          </m:rPr>
-          <m:t>=</m:t>
-        </m:r>
-        <m:acc>
-          <m:accPr>
-            <m:chr m:val="̂"/>
-          </m:accPr>
-          <m:e>
-            <m:r>
-              <m:t>θ</m:t>
-            </m:r>
-          </m:e>
-        </m:acc>
-        <m:r>
-          <m:rPr>
-            <m:sty m:val="p"/>
-          </m:rPr>
-          <m:t>−</m:t>
-        </m:r>
-        <m:r>
-          <m:t>θ</m:t>
-        </m:r>
-      </m:oMath>
-      <w:ins w:id="550" w:author="PR Preview" w:date="2026-01-01T00:00:00Z">
-        <w:r>
-          <w:t xml:space="preserve"> </w:t>
-        </w:r>
-      </w:ins>
-      <w:ins w:id="551" w:author="PR Preview" w:date="2026-01-01T00:00:00Z">
-        <w:r>
-          <w:t xml:space="preserve">has the same distribution as</w:t>
-        </w:r>
-      </w:ins>
-      <w:ins w:id="552" w:author="PR Preview" w:date="2026-01-01T00:00:00Z">
-        <w:r>
-          <w:t xml:space="preserve"> </w:t>
-        </w:r>
-      </w:ins>
-      <m:oMath>
-        <m:r>
-          <m:t>τ</m:t>
-        </m:r>
-        <m:r>
-          <m:t>Z</m:t>
-        </m:r>
-      </m:oMath>
-      <w:ins w:id="553" w:author="PR Preview" w:date="2026-01-01T00:00:00Z">
-        <w:r>
-          <w:t xml:space="preserve">,</w:t>
-        </w:r>
-      </w:ins>
-      <w:ins w:id="554" w:author="PR Preview" w:date="2026-01-01T00:00:00Z">
-        <w:r>
-          <w:t xml:space="preserve"> </w:t>
-        </w:r>
-      </w:ins>
-      <w:ins w:id="555" w:author="PR Preview" w:date="2026-01-01T00:00:00Z">
-        <w:r>
-          <w:t xml:space="preserve">where</w:t>
-        </w:r>
-      </w:ins>
-      <w:ins w:id="556" w:author="PR Preview" w:date="2026-01-01T00:00:00Z">
-        <w:r>
-          <w:t xml:space="preserve"> </w:t>
-        </w:r>
-      </w:ins>
-      <m:oMath>
-        <m:r>
-          <m:t>Z</m:t>
-        </m:r>
-      </m:oMath>
-      <w:ins w:id="557" w:author="PR Preview" w:date="2026-01-01T00:00:00Z">
-        <w:r>
-          <w:t xml:space="preserve"> </w:t>
-        </w:r>
-      </w:ins>
-      <w:ins w:id="558" w:author="PR Preview" w:date="2026-01-01T00:00:00Z">
-        <w:r>
-          <w:t xml:space="preserve">has a standard Gaussian distribution</w:t>
-        </w:r>
-      </w:ins>
-      <w:ins w:id="559" w:author="PR Preview" w:date="2026-01-01T00:00:00Z">
-        <w:r>
-          <w:t xml:space="preserve"> </w:t>
-        </w:r>
-      </w:ins>
-      <w:ins w:id="560" w:author="PR Preview" w:date="2026-01-01T00:00:00Z">
-        <w:r>
-          <w:t xml:space="preserve">with density</w:t>
-        </w:r>
-      </w:ins>
-      <w:ins w:id="561" w:author="PR Preview" w:date="2026-01-01T00:00:00Z">
-        <w:r>
-          <w:t xml:space="preserve"> </w:t>
-        </w:r>
-      </w:ins>
-      <m:oMath>
-        <m:r>
-          <m:t>ϕ</m:t>
-        </m:r>
-        <m:r>
-          <m:rPr>
-            <m:sty m:val="p"/>
-          </m:rPr>
-          <m:t>(</m:t>
-        </m:r>
-        <m:r>
-          <m:t>z</m:t>
-        </m:r>
-        <m:r>
-          <m:rPr>
-            <m:sty m:val="p"/>
-          </m:rPr>
-          <m:t>)</m:t>
-        </m:r>
-        <m:r>
-          <m:rPr>
-            <m:sty m:val="p"/>
-          </m:rPr>
-          <m:t>=</m:t>
-        </m:r>
-        <m:r>
-          <m:rPr>
-            <m:sty m:val="p"/>
-          </m:rPr>
-          <m:t>(</m:t>
-        </m:r>
-        <m:r>
-          <m:t>2</m:t>
-        </m:r>
-        <m:r>
-          <m:t>π</m:t>
-        </m:r>
-        <m:sSup>
-          <m:e>
-            <m:r>
-              <m:rPr>
-                <m:sty m:val="p"/>
-              </m:rPr>
-              <m:t>)</m:t>
-            </m:r>
-          </m:e>
-          <m:sup>
-            <m:r>
-              <m:rPr>
-                <m:sty m:val="p"/>
-              </m:rPr>
-              <m:t>−</m:t>
-            </m:r>
-            <m:r>
-              <m:t>1</m:t>
-            </m:r>
-            <m:r>
-              <m:rPr>
-                <m:sty m:val="p"/>
-              </m:rPr>
-              <m:t>/</m:t>
-            </m:r>
-            <m:r>
-              <m:t>2</m:t>
-            </m:r>
-          </m:sup>
-        </m:sSup>
-        <m:sSup>
-          <m:e>
-            <m:r>
-              <m:t>e</m:t>
-            </m:r>
-          </m:e>
-          <m:sup>
-            <m:r>
-              <m:rPr>
-                <m:sty m:val="p"/>
-              </m:rPr>
-              <m:t>−</m:t>
-            </m:r>
-            <m:sSup>
-              <m:e>
-                <m:r>
-                  <m:t>z</m:t>
-                </m:r>
-              </m:e>
-              <m:sup>
-                <m:r>
-                  <m:t>2</m:t>
-                </m:r>
-              </m:sup>
-            </m:sSup>
-            <m:r>
-              <m:rPr>
-                <m:sty m:val="p"/>
-              </m:rPr>
-              <m:t>/</m:t>
-            </m:r>
-            <m:r>
-              <m:t>2</m:t>
-            </m:r>
-          </m:sup>
-        </m:sSup>
-      </m:oMath>
-      <w:ins w:id="562" w:author="PR Preview" w:date="2026-01-01T00:00:00Z">
-        <w:r>
-          <w:t xml:space="preserve">.</w:t>
-        </w:r>
-      </w:ins>
-      <w:ins w:id="563" w:author="PR Preview" w:date="2026-01-01T00:00:00Z">
-        <w:r>
-          <w:t xml:space="preserve"> </w:t>
-        </w:r>
-      </w:ins>
-      <w:ins w:id="564" w:author="PR Preview" w:date="2026-01-01T00:00:00Z">
-        <w:r>
-          <w:t xml:space="preserve">Then:</w:t>
-        </w:r>
-      </w:ins>
+      <w:r>
+        <w:t xml:space="preserve">.</w:t>
+      </w:r>
+      <w:r>
+        <w:t xml:space="preserve"> </w:t>
+      </w:r>
+      <w:r>
+        <w:t xml:space="preserve">Then:</w:t>
+      </w:r>
     </w:p>
     <w:p>
       <w:pPr>
@@ -26582,321 +23484,111 @@
       <w:pPr>
         <w:pStyle w:val="FirstParagraph"/>
       </w:pPr>
-      <w:del w:id="565" w:author="PR Preview" w:date="2026-01-01T00:00:00Z">
+      <w:r>
+        <w:t xml:space="preserve">So for an</w:t>
+      </w:r>
+      <w:r>
+        <w:t xml:space="preserve"> </w:t>
+      </w:r>
+      <w:hyperlink w:anchor="def-unbiased">
         <w:r>
-          <w:delText xml:space="preserve">So for an</w:delText>
+          <w:rPr>
+            <w:rStyle w:val="Hyperlink"/>
+          </w:rPr>
+          <w:t xml:space="preserve">unbiased</w:t>
         </w:r>
-      </w:del>
-      <w:del w:id="566" w:author="PR Preview" w:date="2026-01-01T00:00:00Z">
-        <w:r>
-          <w:delText xml:space="preserve"> </w:delText>
-        </w:r>
-      </w:del>
-      <w:hyperlink w:anchor="def-unbiased">
-        <w:del w:id="567" w:author="PR Preview" w:date="2026-01-01T00:00:00Z">
-          <w:r>
-            <w:rPr>
-              <w:rStyle w:val="Hyperlink"/>
-            </w:rPr>
-            <w:delText xml:space="preserve">unbiased</w:delText>
-          </w:r>
-        </w:del>
       </w:hyperlink>
-      <w:del w:id="568" w:author="PR Preview" w:date="2026-01-01T00:00:00Z">
-        <w:r>
-          <w:delText xml:space="preserve"> </w:delText>
-        </w:r>
-      </w:del>
-      <w:del w:id="569" w:author="PR Preview" w:date="2026-01-01T00:00:00Z">
-        <w:r>
-          <w:delText xml:space="preserve">Gaussian estimator,</w:delText>
-        </w:r>
-      </w:del>
-      <w:del w:id="570" w:author="PR Preview" w:date="2026-01-01T00:00:00Z">
-        <w:r>
-          <w:delText xml:space="preserve"> </w:delText>
-        </w:r>
-      </w:del>
-      <w:del w:id="571" w:author="PR Preview" w:date="2026-01-01T00:00:00Z">
-        <w:r>
-          <w:delText xml:space="preserve">the mean absolute error is about</w:delText>
-        </w:r>
-      </w:del>
-      <w:del w:id="572" w:author="PR Preview" w:date="2026-01-01T00:00:00Z">
-        <w:r>
-          <w:delText xml:space="preserve"> </w:delText>
-        </w:r>
-      </w:del>
+      <w:r>
+        <w:t xml:space="preserve"> </w:t>
+      </w:r>
+      <w:r>
+        <w:t xml:space="preserve">Gaussian estimator,</w:t>
+      </w:r>
+      <w:r>
+        <w:t xml:space="preserve"> </w:t>
+      </w:r>
+      <w:r>
+        <w:t xml:space="preserve">the pMAE is about</w:t>
+      </w:r>
+      <w:r>
+        <w:t xml:space="preserve"> </w:t>
+      </w:r>
       <m:oMath>
         <m:r>
           <m:t>0.80</m:t>
         </m:r>
       </m:oMath>
-      <w:del w:id="573" w:author="PR Preview" w:date="2026-01-01T00:00:00Z">
-        <w:r>
-          <w:delText xml:space="preserve"> </w:delText>
-        </w:r>
-      </w:del>
-      <w:del w:id="574" w:author="PR Preview" w:date="2026-01-01T00:00:00Z">
-        <w:r>
-          <w:delText xml:space="preserve">times the standard deviation</w:delText>
-        </w:r>
-      </w:del>
-      <w:del w:id="575" w:author="PR Preview" w:date="2026-01-01T00:00:00Z">
-        <w:r>
-          <w:delText xml:space="preserve"> </w:delText>
-        </w:r>
-      </w:del>
+      <w:r>
+        <w:t xml:space="preserve"> </w:t>
+      </w:r>
+      <w:r>
+        <w:t xml:space="preserve">times the standard deviation</w:t>
+      </w:r>
+      <w:r>
+        <w:t xml:space="preserve"> </w:t>
+      </w:r>
       <m:oMath>
         <m:r>
           <m:t>τ</m:t>
         </m:r>
       </m:oMath>
-      <w:del w:id="576" w:author="PR Preview" w:date="2026-01-01T00:00:00Z">
+      <w:r>
+        <w:t xml:space="preserve">,</w:t>
+      </w:r>
+      <w:r>
+        <w:t xml:space="preserve"> </w:t>
+      </w:r>
+      <w:r>
+        <w:t xml:space="preserve">while the</w:t>
+      </w:r>
+      <w:r>
+        <w:t xml:space="preserve"> </w:t>
+      </w:r>
+      <w:hyperlink w:anchor="def-rmse">
         <w:r>
-          <w:delText xml:space="preserve">,</w:delText>
+          <w:rPr>
+            <w:rStyle w:val="Hyperlink"/>
+          </w:rPr>
+          <w:t xml:space="preserve">pRMSE</w:t>
         </w:r>
-      </w:del>
-      <w:del w:id="577" w:author="PR Preview" w:date="2026-01-01T00:00:00Z">
-        <w:r>
-          <w:delText xml:space="preserve"> </w:delText>
-        </w:r>
-      </w:del>
-      <w:del w:id="578" w:author="PR Preview" w:date="2026-01-01T00:00:00Z">
-        <w:r>
-          <w:delText xml:space="preserve">while the</w:delText>
-        </w:r>
-      </w:del>
-      <w:del w:id="579" w:author="PR Preview" w:date="2026-01-01T00:00:00Z">
-        <w:r>
-          <w:delText xml:space="preserve"> </w:delText>
-        </w:r>
-      </w:del>
-      <w:hyperlink w:anchor="def-rmse">
-        <w:del w:id="580" w:author="PR Preview" w:date="2026-01-01T00:00:00Z">
-          <w:r>
-            <w:rPr>
-              <w:rStyle w:val="Hyperlink"/>
-            </w:rPr>
-            <w:delText xml:space="preserve">root mean squared error</w:delText>
-          </w:r>
-        </w:del>
       </w:hyperlink>
-      <w:del w:id="581" w:author="PR Preview" w:date="2026-01-01T00:00:00Z">
-        <w:r>
-          <w:delText xml:space="preserve"> </w:delText>
-        </w:r>
-      </w:del>
-      <w:del w:id="582" w:author="PR Preview" w:date="2026-01-01T00:00:00Z">
-        <w:r>
-          <w:delText xml:space="preserve">is</w:delText>
-        </w:r>
-      </w:del>
-      <w:del w:id="583" w:author="PR Preview" w:date="2026-01-01T00:00:00Z">
-        <w:r>
-          <w:delText xml:space="preserve"> </w:delText>
-        </w:r>
-      </w:del>
+      <w:r>
+        <w:t xml:space="preserve"> </w:t>
+      </w:r>
+      <w:r>
+        <w:t xml:space="preserve">is</w:t>
+      </w:r>
+      <w:r>
+        <w:t xml:space="preserve"> </w:t>
+      </w:r>
       <m:oMath>
         <m:r>
           <m:t>τ</m:t>
         </m:r>
       </m:oMath>
-      <w:del w:id="584" w:author="PR Preview" w:date="2026-01-01T00:00:00Z">
+      <w:r>
+        <w:t xml:space="preserve"> </w:t>
+      </w:r>
+      <w:r>
+        <w:t xml:space="preserve">itself</w:t>
+      </w:r>
+      <w:r>
+        <w:t xml:space="preserve"> </w:t>
+      </w:r>
+      <w:r>
+        <w:t xml:space="preserve">(</w:t>
+      </w:r>
+      <w:hyperlink w:anchor="thm-unbiased-props">
         <w:r>
-          <w:delText xml:space="preserve"> </w:delText>
+          <w:rPr>
+            <w:rStyle w:val="Hyperlink"/>
+          </w:rPr>
+          <w:t xml:space="preserve">Theorem 6</w:t>
         </w:r>
-      </w:del>
-      <w:del w:id="585" w:author="PR Preview" w:date="2026-01-01T00:00:00Z">
-        <w:r>
-          <w:delText xml:space="preserve">itself</w:delText>
-        </w:r>
-      </w:del>
-      <w:del w:id="586" w:author="PR Preview" w:date="2026-01-01T00:00:00Z">
-        <w:r>
-          <w:delText xml:space="preserve"> </w:delText>
-        </w:r>
-      </w:del>
-      <w:del w:id="587" w:author="PR Preview" w:date="2026-01-01T00:00:00Z">
-        <w:r>
-          <w:delText xml:space="preserve">(</w:delText>
-        </w:r>
-      </w:del>
-      <w:hyperlink w:anchor="thm-unbiased-props">
-        <w:del w:id="588" w:author="PR Preview" w:date="2026-01-01T00:00:00Z">
-          <w:r>
-            <w:rPr>
-              <w:rStyle w:val="Hyperlink"/>
-            </w:rPr>
-            <w:delText xml:space="preserve">Theorem 6</w:delText>
-          </w:r>
-        </w:del>
       </w:hyperlink>
-      <w:del w:id="589" w:author="PR Preview" w:date="2026-01-01T00:00:00Z">
-        <w:r>
-          <w:delText xml:space="preserve">).</w:delText>
-        </w:r>
-      </w:del>
-    </w:p>
-    <w:p>
-      <w:pPr>
-        <w:pStyle w:val="FirstParagraph"/>
-      </w:pPr>
-      <w:ins w:id="590" w:author="PR Preview" w:date="2026-01-01T00:00:00Z">
-        <w:r>
-          <w:t xml:space="preserve">So for an</w:t>
-        </w:r>
-      </w:ins>
-      <w:ins w:id="591" w:author="PR Preview" w:date="2026-01-01T00:00:00Z">
-        <w:r>
-          <w:t xml:space="preserve"> </w:t>
-        </w:r>
-      </w:ins>
-      <w:hyperlink w:anchor="def-unbiased">
-        <w:ins w:id="592" w:author="PR Preview" w:date="2026-01-01T00:00:00Z">
-          <w:r>
-            <w:rPr>
-              <w:rStyle w:val="Hyperlink"/>
-            </w:rPr>
-            <w:t xml:space="preserve">unbiased</w:t>
-          </w:r>
-        </w:ins>
-      </w:hyperlink>
-      <w:ins w:id="593" w:author="PR Preview" w:date="2026-01-01T00:00:00Z">
-        <w:r>
-          <w:t xml:space="preserve"> </w:t>
-        </w:r>
-      </w:ins>
-      <w:ins w:id="594" w:author="PR Preview" w:date="2026-01-01T00:00:00Z">
-        <w:r>
-          <w:t xml:space="preserve">Gaussian estimator,</w:t>
-        </w:r>
-      </w:ins>
-      <w:ins w:id="595" w:author="PR Preview" w:date="2026-01-01T00:00:00Z">
-        <w:r>
-          <w:t xml:space="preserve"> </w:t>
-        </w:r>
-      </w:ins>
-      <w:ins w:id="596" w:author="PR Preview" w:date="2026-01-01T00:00:00Z">
-        <w:r>
-          <w:t xml:space="preserve">the pMAE is about</w:t>
-        </w:r>
-      </w:ins>
-      <w:ins w:id="597" w:author="PR Preview" w:date="2026-01-01T00:00:00Z">
-        <w:r>
-          <w:t xml:space="preserve"> </w:t>
-        </w:r>
-      </w:ins>
-      <m:oMath>
-        <m:r>
-          <m:t>0.80</m:t>
-        </m:r>
-      </m:oMath>
-      <w:ins w:id="598" w:author="PR Preview" w:date="2026-01-01T00:00:00Z">
-        <w:r>
-          <w:t xml:space="preserve"> </w:t>
-        </w:r>
-      </w:ins>
-      <w:ins w:id="599" w:author="PR Preview" w:date="2026-01-01T00:00:00Z">
-        <w:r>
-          <w:t xml:space="preserve">times the standard deviation</w:t>
-        </w:r>
-      </w:ins>
-      <w:ins w:id="600" w:author="PR Preview" w:date="2026-01-01T00:00:00Z">
-        <w:r>
-          <w:t xml:space="preserve"> </w:t>
-        </w:r>
-      </w:ins>
-      <m:oMath>
-        <m:r>
-          <m:t>τ</m:t>
-        </m:r>
-      </m:oMath>
-      <w:ins w:id="601" w:author="PR Preview" w:date="2026-01-01T00:00:00Z">
-        <w:r>
-          <w:t xml:space="preserve">,</w:t>
-        </w:r>
-      </w:ins>
-      <w:ins w:id="602" w:author="PR Preview" w:date="2026-01-01T00:00:00Z">
-        <w:r>
-          <w:t xml:space="preserve"> </w:t>
-        </w:r>
-      </w:ins>
-      <w:ins w:id="603" w:author="PR Preview" w:date="2026-01-01T00:00:00Z">
-        <w:r>
-          <w:t xml:space="preserve">while the</w:t>
-        </w:r>
-      </w:ins>
-      <w:ins w:id="604" w:author="PR Preview" w:date="2026-01-01T00:00:00Z">
-        <w:r>
-          <w:t xml:space="preserve"> </w:t>
-        </w:r>
-      </w:ins>
-      <w:hyperlink w:anchor="def-rmse">
-        <w:ins w:id="605" w:author="PR Preview" w:date="2026-01-01T00:00:00Z">
-          <w:r>
-            <w:rPr>
-              <w:rStyle w:val="Hyperlink"/>
-            </w:rPr>
-            <w:t xml:space="preserve">pRMSE</w:t>
-          </w:r>
-        </w:ins>
-      </w:hyperlink>
-      <w:ins w:id="606" w:author="PR Preview" w:date="2026-01-01T00:00:00Z">
-        <w:r>
-          <w:t xml:space="preserve"> </w:t>
-        </w:r>
-      </w:ins>
-      <w:ins w:id="607" w:author="PR Preview" w:date="2026-01-01T00:00:00Z">
-        <w:r>
-          <w:t xml:space="preserve">is</w:t>
-        </w:r>
-      </w:ins>
-      <w:ins w:id="608" w:author="PR Preview" w:date="2026-01-01T00:00:00Z">
-        <w:r>
-          <w:t xml:space="preserve"> </w:t>
-        </w:r>
-      </w:ins>
-      <m:oMath>
-        <m:r>
-          <m:t>τ</m:t>
-        </m:r>
-      </m:oMath>
-      <w:ins w:id="609" w:author="PR Preview" w:date="2026-01-01T00:00:00Z">
-        <w:r>
-          <w:t xml:space="preserve"> </w:t>
-        </w:r>
-      </w:ins>
-      <w:ins w:id="610" w:author="PR Preview" w:date="2026-01-01T00:00:00Z">
-        <w:r>
-          <w:t xml:space="preserve">itself</w:t>
-        </w:r>
-      </w:ins>
-      <w:ins w:id="611" w:author="PR Preview" w:date="2026-01-01T00:00:00Z">
-        <w:r>
-          <w:t xml:space="preserve"> </w:t>
-        </w:r>
-      </w:ins>
-      <w:ins w:id="612" w:author="PR Preview" w:date="2026-01-01T00:00:00Z">
-        <w:r>
-          <w:t xml:space="preserve">(</w:t>
-        </w:r>
-      </w:ins>
-      <w:hyperlink w:anchor="thm-unbiased-props">
-        <w:ins w:id="613" w:author="PR Preview" w:date="2026-01-01T00:00:00Z">
-          <w:r>
-            <w:rPr>
-              <w:rStyle w:val="Hyperlink"/>
-            </w:rPr>
-            <w:t xml:space="preserve">Theorem 6</w:t>
-          </w:r>
-        </w:ins>
-      </w:hyperlink>
-      <w:ins w:id="614" w:author="PR Preview" w:date="2026-01-01T00:00:00Z">
-        <w:r>
-          <w:t xml:space="preserve">).</w:t>
-        </w:r>
-      </w:ins>
+      <w:r>
+        <w:t xml:space="preserve">).</w:t>
+      </w:r>
     </w:p>
     <w:bookmarkEnd w:id="89"/>
     <w:bookmarkEnd w:id="90"/>
@@ -28163,75 +24855,53 @@
       <w:pPr>
         <w:pStyle w:val="BodyText"/>
       </w:pPr>
-      <w:del w:id="615" w:author="PR Preview" w:date="2026-01-01T00:00:00Z">
+      <w:r>
+        <w:rPr>
+          <w:b/>
+          <w:bCs/>
+        </w:rPr>
+        <w:t xml:space="preserve">Exercise 8 (Squared standard error from pMSE and bias)</w:t>
+      </w:r>
+      <w:r>
+        <w:t xml:space="preserve"> </w:t>
+      </w:r>
+      <w:r>
+        <w:t xml:space="preserve">Using</w:t>
+      </w:r>
+      <w:r>
+        <w:t xml:space="preserve"> </w:t>
+      </w:r>
+      <w:hyperlink w:anchor="thm-mse-bias-variance">
         <w:r>
           <w:rPr>
-            <w:b/>
-            <w:bCs/>
+            <w:rStyle w:val="Hyperlink"/>
           </w:rPr>
-          <w:delText xml:space="preserve">Exercise 8 (Squared standard error from MSE and bias)</w:delText>
+          <w:t xml:space="preserve">Theorem 5</w:t>
         </w:r>
-      </w:del>
-      <w:del w:id="616" w:author="PR Preview" w:date="2026-01-01T00:00:00Z">
+      </w:hyperlink>
+      <w:r>
+        <w:t xml:space="preserve">,</w:t>
+      </w:r>
+      <w:r>
+        <w:t xml:space="preserve"> </w:t>
+      </w:r>
+      <w:r>
+        <w:t xml:space="preserve">write the squared</w:t>
+      </w:r>
+      <w:r>
+        <w:t xml:space="preserve"> </w:t>
+      </w:r>
+      <w:hyperlink w:anchor="def-SE">
         <w:r>
-          <w:delText xml:space="preserve"> </w:delText>
+          <w:rPr>
+            <w:rStyle w:val="Hyperlink"/>
+          </w:rPr>
+          <w:t xml:space="preserve">standard error</w:t>
         </w:r>
-      </w:del>
-      <w:del w:id="617" w:author="PR Preview" w:date="2026-01-01T00:00:00Z">
-        <w:r>
-          <w:delText xml:space="preserve">Using</w:delText>
-        </w:r>
-      </w:del>
-      <w:del w:id="618" w:author="PR Preview" w:date="2026-01-01T00:00:00Z">
-        <w:r>
-          <w:delText xml:space="preserve"> </w:delText>
-        </w:r>
-      </w:del>
-      <w:hyperlink w:anchor="thm-mse-bias-variance">
-        <w:del w:id="619" w:author="PR Preview" w:date="2026-01-01T00:00:00Z">
-          <w:r>
-            <w:rPr>
-              <w:rStyle w:val="Hyperlink"/>
-            </w:rPr>
-            <w:delText xml:space="preserve">Theorem 5</w:delText>
-          </w:r>
-        </w:del>
       </w:hyperlink>
-      <w:del w:id="620" w:author="PR Preview" w:date="2026-01-01T00:00:00Z">
-        <w:r>
-          <w:delText xml:space="preserve">,</w:delText>
-        </w:r>
-      </w:del>
-      <w:del w:id="621" w:author="PR Preview" w:date="2026-01-01T00:00:00Z">
-        <w:r>
-          <w:delText xml:space="preserve"> </w:delText>
-        </w:r>
-      </w:del>
-      <w:del w:id="622" w:author="PR Preview" w:date="2026-01-01T00:00:00Z">
-        <w:r>
-          <w:delText xml:space="preserve">write the squared</w:delText>
-        </w:r>
-      </w:del>
-      <w:del w:id="623" w:author="PR Preview" w:date="2026-01-01T00:00:00Z">
-        <w:r>
-          <w:delText xml:space="preserve"> </w:delText>
-        </w:r>
-      </w:del>
-      <w:hyperlink w:anchor="def-SE">
-        <w:del w:id="624" w:author="PR Preview" w:date="2026-01-01T00:00:00Z">
-          <w:r>
-            <w:rPr>
-              <w:rStyle w:val="Hyperlink"/>
-            </w:rPr>
-            <w:delText xml:space="preserve">standard error</w:delText>
-          </w:r>
-        </w:del>
-      </w:hyperlink>
-      <w:del w:id="625" w:author="PR Preview" w:date="2026-01-01T00:00:00Z">
-        <w:r>
-          <w:delText xml:space="preserve"> </w:delText>
-        </w:r>
-      </w:del>
+      <w:r>
+        <w:t xml:space="preserve"> </w:t>
+      </w:r>
       <m:oMath>
         <m:sSup>
           <m:e>
@@ -28291,71 +24961,49 @@
           </m:sup>
         </m:sSup>
       </m:oMath>
-      <w:del w:id="626" w:author="PR Preview" w:date="2026-01-01T00:00:00Z">
+      <w:r>
+        <w:t xml:space="preserve"> </w:t>
+      </w:r>
+      <w:r>
+        <w:t xml:space="preserve">in terms of the</w:t>
+      </w:r>
+      <w:r>
+        <w:t xml:space="preserve"> </w:t>
+      </w:r>
+      <w:hyperlink w:anchor="def-mse">
         <w:r>
-          <w:delText xml:space="preserve"> </w:delText>
+          <w:rPr>
+            <w:rStyle w:val="Hyperlink"/>
+          </w:rPr>
+          <w:t xml:space="preserve">pMSE</w:t>
         </w:r>
-      </w:del>
-      <w:del w:id="627" w:author="PR Preview" w:date="2026-01-01T00:00:00Z">
+      </w:hyperlink>
+      <w:r>
+        <w:t xml:space="preserve"> </w:t>
+      </w:r>
+      <w:r>
+        <w:t xml:space="preserve">and the</w:t>
+      </w:r>
+      <w:r>
+        <w:t xml:space="preserve"> </w:t>
+      </w:r>
+      <w:hyperlink w:anchor="def-bias">
         <w:r>
-          <w:delText xml:space="preserve">in terms of the</w:delText>
+          <w:rPr>
+            <w:rStyle w:val="Hyperlink"/>
+          </w:rPr>
+          <w:t xml:space="preserve">bias</w:t>
         </w:r>
-      </w:del>
-      <w:del w:id="628" w:author="PR Preview" w:date="2026-01-01T00:00:00Z">
-        <w:r>
-          <w:delText xml:space="preserve"> </w:delText>
-        </w:r>
-      </w:del>
-      <w:hyperlink w:anchor="def-mse">
-        <w:del w:id="629" w:author="PR Preview" w:date="2026-01-01T00:00:00Z">
-          <w:r>
-            <w:rPr>
-              <w:rStyle w:val="Hyperlink"/>
-            </w:rPr>
-            <w:delText xml:space="preserve">mean squared error</w:delText>
-          </w:r>
-        </w:del>
       </w:hyperlink>
-      <w:del w:id="630" w:author="PR Preview" w:date="2026-01-01T00:00:00Z">
-        <w:r>
-          <w:delText xml:space="preserve"> </w:delText>
-        </w:r>
-      </w:del>
-      <w:del w:id="631" w:author="PR Preview" w:date="2026-01-01T00:00:00Z">
-        <w:r>
-          <w:delText xml:space="preserve">and the</w:delText>
-        </w:r>
-      </w:del>
-      <w:del w:id="632" w:author="PR Preview" w:date="2026-01-01T00:00:00Z">
-        <w:r>
-          <w:delText xml:space="preserve"> </w:delText>
-        </w:r>
-      </w:del>
-      <w:hyperlink w:anchor="def-bias">
-        <w:del w:id="633" w:author="PR Preview" w:date="2026-01-01T00:00:00Z">
-          <w:r>
-            <w:rPr>
-              <w:rStyle w:val="Hyperlink"/>
-            </w:rPr>
-            <w:delText xml:space="preserve">bias</w:delText>
-          </w:r>
-        </w:del>
-      </w:hyperlink>
-      <w:del w:id="634" w:author="PR Preview" w:date="2026-01-01T00:00:00Z">
-        <w:r>
-          <w:delText xml:space="preserve"> </w:delText>
-        </w:r>
-      </w:del>
-      <w:del w:id="635" w:author="PR Preview" w:date="2026-01-01T00:00:00Z">
-        <w:r>
-          <w:delText xml:space="preserve">of</w:delText>
-        </w:r>
-      </w:del>
-      <w:del w:id="636" w:author="PR Preview" w:date="2026-01-01T00:00:00Z">
-        <w:r>
-          <w:delText xml:space="preserve"> </w:delText>
-        </w:r>
-      </w:del>
+      <w:r>
+        <w:t xml:space="preserve"> </w:t>
+      </w:r>
+      <w:r>
+        <w:t xml:space="preserve">of</w:t>
+      </w:r>
+      <w:r>
+        <w:t xml:space="preserve"> </w:t>
+      </w:r>
       <m:oMath>
         <m:acc>
           <m:accPr>
@@ -28368,226 +25016,9 @@
           </m:e>
         </m:acc>
       </m:oMath>
-      <w:del w:id="637" w:author="PR Preview" w:date="2026-01-01T00:00:00Z">
-        <w:r>
-          <w:delText xml:space="preserve">.</w:delText>
-        </w:r>
-      </w:del>
-    </w:p>
-    <w:p>
-      <w:pPr>
-        <w:pStyle w:val="BodyText"/>
-      </w:pPr>
-      <w:ins w:id="638" w:author="PR Preview" w:date="2026-01-01T00:00:00Z">
-        <w:r>
-          <w:rPr>
-            <w:b/>
-            <w:bCs/>
-          </w:rPr>
-          <w:t xml:space="preserve">Exercise 8 (Squared standard error from pMSE and bias)</w:t>
-        </w:r>
-      </w:ins>
-      <w:ins w:id="639" w:author="PR Preview" w:date="2026-01-01T00:00:00Z">
-        <w:r>
-          <w:t xml:space="preserve"> </w:t>
-        </w:r>
-      </w:ins>
-      <w:ins w:id="640" w:author="PR Preview" w:date="2026-01-01T00:00:00Z">
-        <w:r>
-          <w:t xml:space="preserve">Using</w:t>
-        </w:r>
-      </w:ins>
-      <w:ins w:id="641" w:author="PR Preview" w:date="2026-01-01T00:00:00Z">
-        <w:r>
-          <w:t xml:space="preserve"> </w:t>
-        </w:r>
-      </w:ins>
-      <w:hyperlink w:anchor="thm-mse-bias-variance">
-        <w:ins w:id="642" w:author="PR Preview" w:date="2026-01-01T00:00:00Z">
-          <w:r>
-            <w:rPr>
-              <w:rStyle w:val="Hyperlink"/>
-            </w:rPr>
-            <w:t xml:space="preserve">Theorem 5</w:t>
-          </w:r>
-        </w:ins>
-      </w:hyperlink>
-      <w:ins w:id="643" w:author="PR Preview" w:date="2026-01-01T00:00:00Z">
-        <w:r>
-          <w:t xml:space="preserve">,</w:t>
-        </w:r>
-      </w:ins>
-      <w:ins w:id="644" w:author="PR Preview" w:date="2026-01-01T00:00:00Z">
-        <w:r>
-          <w:t xml:space="preserve"> </w:t>
-        </w:r>
-      </w:ins>
-      <w:ins w:id="645" w:author="PR Preview" w:date="2026-01-01T00:00:00Z">
-        <w:r>
-          <w:t xml:space="preserve">write the squared</w:t>
-        </w:r>
-      </w:ins>
-      <w:ins w:id="646" w:author="PR Preview" w:date="2026-01-01T00:00:00Z">
-        <w:r>
-          <w:t xml:space="preserve"> </w:t>
-        </w:r>
-      </w:ins>
-      <w:hyperlink w:anchor="def-SE">
-        <w:ins w:id="647" w:author="PR Preview" w:date="2026-01-01T00:00:00Z">
-          <w:r>
-            <w:rPr>
-              <w:rStyle w:val="Hyperlink"/>
-            </w:rPr>
-            <w:t xml:space="preserve">standard error</w:t>
-          </w:r>
-        </w:ins>
-      </w:hyperlink>
-      <w:ins w:id="648" w:author="PR Preview" w:date="2026-01-01T00:00:00Z">
-        <w:r>
-          <w:t xml:space="preserve"> </w:t>
-        </w:r>
-      </w:ins>
-      <m:oMath>
-        <m:sSup>
-          <m:e>
-            <m:r>
-              <m:t>​</m:t>
-            </m:r>
-            <m:d>
-              <m:dPr>
-                <m:begChr m:val="("/>
-                <m:sepChr m:val=""/>
-                <m:endChr m:val=")"/>
-                <m:grow/>
-              </m:dPr>
-              <m:e>
-                <m:r>
-                  <m:rPr>
-                    <m:sty m:val="p"/>
-                  </m:rPr>
-                  <m:t>SE</m:t>
-                </m:r>
-                <m:r>
-                  <m:t>​</m:t>
-                </m:r>
-                <m:d>
-                  <m:dPr>
-                    <m:begChr m:val="("/>
-                    <m:sepChr m:val=""/>
-                    <m:endChr m:val=")"/>
-                    <m:grow/>
-                  </m:dPr>
-                  <m:e>
-                    <m:acc>
-                      <m:accPr>
-                        <m:chr m:val="̂"/>
-                      </m:accPr>
-                      <m:e>
-                        <m:r>
-                          <m:t>θ</m:t>
-                        </m:r>
-                      </m:e>
-                    </m:acc>
-                  </m:e>
-                </m:d>
-                <m:r>
-                  <m:t>​</m:t>
-                </m:r>
-              </m:e>
-            </m:d>
-            <m:r>
-              <m:t>​</m:t>
-            </m:r>
-          </m:e>
-          <m:sup>
-            <m:r>
-              <m:t>2</m:t>
-            </m:r>
-          </m:sup>
-        </m:sSup>
-      </m:oMath>
-      <w:ins w:id="649" w:author="PR Preview" w:date="2026-01-01T00:00:00Z">
-        <w:r>
-          <w:t xml:space="preserve"> </w:t>
-        </w:r>
-      </w:ins>
-      <w:ins w:id="650" w:author="PR Preview" w:date="2026-01-01T00:00:00Z">
-        <w:r>
-          <w:t xml:space="preserve">in terms of the</w:t>
-        </w:r>
-      </w:ins>
-      <w:ins w:id="651" w:author="PR Preview" w:date="2026-01-01T00:00:00Z">
-        <w:r>
-          <w:t xml:space="preserve"> </w:t>
-        </w:r>
-      </w:ins>
-      <w:hyperlink w:anchor="def-mse">
-        <w:ins w:id="652" w:author="PR Preview" w:date="2026-01-01T00:00:00Z">
-          <w:r>
-            <w:rPr>
-              <w:rStyle w:val="Hyperlink"/>
-            </w:rPr>
-            <w:t xml:space="preserve">pMSE</w:t>
-          </w:r>
-        </w:ins>
-      </w:hyperlink>
-      <w:ins w:id="653" w:author="PR Preview" w:date="2026-01-01T00:00:00Z">
-        <w:r>
-          <w:t xml:space="preserve"> </w:t>
-        </w:r>
-      </w:ins>
-      <w:ins w:id="654" w:author="PR Preview" w:date="2026-01-01T00:00:00Z">
-        <w:r>
-          <w:t xml:space="preserve">and the</w:t>
-        </w:r>
-      </w:ins>
-      <w:ins w:id="655" w:author="PR Preview" w:date="2026-01-01T00:00:00Z">
-        <w:r>
-          <w:t xml:space="preserve"> </w:t>
-        </w:r>
-      </w:ins>
-      <w:hyperlink w:anchor="def-bias">
-        <w:ins w:id="656" w:author="PR Preview" w:date="2026-01-01T00:00:00Z">
-          <w:r>
-            <w:rPr>
-              <w:rStyle w:val="Hyperlink"/>
-            </w:rPr>
-            <w:t xml:space="preserve">bias</w:t>
-          </w:r>
-        </w:ins>
-      </w:hyperlink>
-      <w:ins w:id="657" w:author="PR Preview" w:date="2026-01-01T00:00:00Z">
-        <w:r>
-          <w:t xml:space="preserve"> </w:t>
-        </w:r>
-      </w:ins>
-      <w:ins w:id="658" w:author="PR Preview" w:date="2026-01-01T00:00:00Z">
-        <w:r>
-          <w:t xml:space="preserve">of</w:t>
-        </w:r>
-      </w:ins>
-      <w:ins w:id="659" w:author="PR Preview" w:date="2026-01-01T00:00:00Z">
-        <w:r>
-          <w:t xml:space="preserve"> </w:t>
-        </w:r>
-      </w:ins>
-      <m:oMath>
-        <m:acc>
-          <m:accPr>
-            <m:chr m:val="̂"/>
-          </m:accPr>
-          <m:e>
-            <m:r>
-              <m:t>θ</m:t>
-            </m:r>
-          </m:e>
-        </m:acc>
-      </m:oMath>
-      <w:ins w:id="660" w:author="PR Preview" w:date="2026-01-01T00:00:00Z">
-        <w:r>
-          <w:t xml:space="preserve">.</w:t>
-        </w:r>
-      </w:ins>
+      <w:r>
+        <w:t xml:space="preserve">.</w:t>
+      </w:r>
     </w:p>
     <w:bookmarkEnd w:id="98"/>
     <w:bookmarkStart w:id="99" w:name="sol-var-mse-bias"/>
@@ -28621,7 +25052,7 @@
                 <m:rPr>
                   <m:sty m:val="p"/>
                 </m:rPr>
-                <m:t>MSE</m:t>
+                <m:t>pMSE</m:t>
               </m:r>
               <m:r>
                 <m:t>​</m:t>
@@ -28813,7 +25244,7 @@
                 <m:rPr>
                   <m:sty m:val="p"/>
                 </m:rPr>
-                <m:t>MSE</m:t>
+                <m:t>pMSE</m:t>
               </m:r>
               <m:r>
                 <m:t>​</m:t>
@@ -29053,7 +25484,7 @@
                 <m:rPr>
                   <m:sty m:val="p"/>
                 </m:rPr>
-                <m:t>MSE</m:t>
+                <m:t>pMSE</m:t>
               </m:r>
               <m:r>
                 <m:t>​</m:t>
@@ -29331,7 +25762,7 @@
                 <m:rPr>
                   <m:sty m:val="p"/>
                 </m:rPr>
-                <m:t>MSE</m:t>
+                <m:t>pMSE</m:t>
               </m:r>
               <m:r>
                 <m:t>​</m:t>
@@ -29523,69 +25954,25 @@
       <w:pPr>
         <w:pStyle w:val="FirstParagraph"/>
       </w:pPr>
-      <w:del w:id="661" w:author="PR Preview" w:date="2026-01-01T00:00:00Z">
-        <w:r>
-          <w:rPr>
-            <w:b/>
-            <w:bCs/>
-          </w:rPr>
-          <w:delText xml:space="preserve">Corollary 1 (Standard error squared equals MSE minus squared bias)</w:delText>
-        </w:r>
-      </w:del>
-      <w:del w:id="662" w:author="PR Preview" w:date="2026-01-01T00:00:00Z">
-        <w:r>
-          <w:delText xml:space="preserve"> </w:delText>
-        </w:r>
-      </w:del>
-      <w:del w:id="663" w:author="PR Preview" w:date="2026-01-01T00:00:00Z">
-        <w:r>
-          <w:delText xml:space="preserve">The squared standard error is what remains of the mean squared error</w:delText>
-        </w:r>
-      </w:del>
-      <w:del w:id="664" w:author="PR Preview" w:date="2026-01-01T00:00:00Z">
-        <w:r>
-          <w:delText xml:space="preserve"> </w:delText>
-        </w:r>
-      </w:del>
-      <w:del w:id="665" w:author="PR Preview" w:date="2026-01-01T00:00:00Z">
-        <w:r>
-          <w:delText xml:space="preserve">after the squared bias is removed:</w:delText>
-        </w:r>
-      </w:del>
-    </w:p>
-    <w:p>
-      <w:pPr>
-        <w:pStyle w:val="FirstParagraph"/>
-      </w:pPr>
-      <w:ins w:id="666" w:author="PR Preview" w:date="2026-01-01T00:00:00Z">
-        <w:r>
-          <w:rPr>
-            <w:b/>
-            <w:bCs/>
-          </w:rPr>
-          <w:t xml:space="preserve">Corollary 1 (Standard error squared equals pMSE minus squared bias)</w:t>
-        </w:r>
-      </w:ins>
-      <w:ins w:id="667" w:author="PR Preview" w:date="2026-01-01T00:00:00Z">
-        <w:r>
-          <w:t xml:space="preserve"> </w:t>
-        </w:r>
-      </w:ins>
-      <w:ins w:id="668" w:author="PR Preview" w:date="2026-01-01T00:00:00Z">
-        <w:r>
-          <w:t xml:space="preserve">The squared standard error is what remains of the pMSE</w:t>
-        </w:r>
-      </w:ins>
-      <w:ins w:id="669" w:author="PR Preview" w:date="2026-01-01T00:00:00Z">
-        <w:r>
-          <w:t xml:space="preserve"> </w:t>
-        </w:r>
-      </w:ins>
-      <w:ins w:id="670" w:author="PR Preview" w:date="2026-01-01T00:00:00Z">
-        <w:r>
-          <w:t xml:space="preserve">after the squared bias is removed:</w:t>
-        </w:r>
-      </w:ins>
+      <w:r>
+        <w:rPr>
+          <w:b/>
+          <w:bCs/>
+        </w:rPr>
+        <w:t xml:space="preserve">Corollary 1 (Standard error squared equals pMSE minus squared bias)</w:t>
+      </w:r>
+      <w:r>
+        <w:t xml:space="preserve"> </w:t>
+      </w:r>
+      <w:r>
+        <w:t xml:space="preserve">The squared standard error is what remains of the pMSE</w:t>
+      </w:r>
+      <w:r>
+        <w:t xml:space="preserve"> </w:t>
+      </w:r>
+      <w:r>
+        <w:t xml:space="preserve">after the squared bias is removed:</w:t>
+      </w:r>
     </w:p>
     <w:p>
       <w:pPr>
@@ -29663,7 +26050,7 @@
             <m:rPr>
               <m:sty m:val="p"/>
             </m:rPr>
-            <m:t>MSE</m:t>
+            <m:t>pMSE</m:t>
           </m:r>
           <m:r>
             <m:t>​</m:t>
@@ -29795,110 +26182,76 @@
       <w:pPr>
         <w:pStyle w:val="BodyText"/>
       </w:pPr>
-      <w:del w:id="671" w:author="PR Preview" w:date="2026-01-01T00:00:00Z">
+      <w:r>
+        <w:rPr>
+          <w:b/>
+          <w:bCs/>
+        </w:rPr>
+        <w:t xml:space="preserve">Exercise 9 (Standard error of an unbiased estimator)</w:t>
+      </w:r>
+      <w:r>
+        <w:t xml:space="preserve"> </w:t>
+      </w:r>
+      <w:r>
+        <w:t xml:space="preserve">Using</w:t>
+      </w:r>
+      <w:r>
+        <w:t xml:space="preserve"> </w:t>
+      </w:r>
+      <w:hyperlink w:anchor="eq-unbiased-mse">
         <w:r>
           <w:rPr>
-            <w:b/>
-            <w:bCs/>
+            <w:rStyle w:val="Hyperlink"/>
           </w:rPr>
-          <w:delText xml:space="preserve">Exercise 9 (Standard error of an unbiased estimator)</w:delText>
+          <w:t xml:space="preserve">Equation 6</w:t>
         </w:r>
-      </w:del>
-      <w:del w:id="672" w:author="PR Preview" w:date="2026-01-01T00:00:00Z">
+      </w:hyperlink>
+      <w:r>
+        <w:t xml:space="preserve">,</w:t>
+      </w:r>
+      <w:r>
+        <w:t xml:space="preserve"> </w:t>
+      </w:r>
+      <w:r>
+        <w:t xml:space="preserve">write the</w:t>
+      </w:r>
+      <w:r>
+        <w:t xml:space="preserve"> </w:t>
+      </w:r>
+      <w:hyperlink w:anchor="def-SE">
         <w:r>
-          <w:delText xml:space="preserve"> </w:delText>
+          <w:rPr>
+            <w:rStyle w:val="Hyperlink"/>
+          </w:rPr>
+          <w:t xml:space="preserve">standard error</w:t>
         </w:r>
-      </w:del>
-      <w:del w:id="673" w:author="PR Preview" w:date="2026-01-01T00:00:00Z">
+      </w:hyperlink>
+      <w:r>
+        <w:t xml:space="preserve"> </w:t>
+      </w:r>
+      <w:r>
+        <w:t xml:space="preserve">of an</w:t>
+      </w:r>
+      <w:r>
+        <w:t xml:space="preserve"> </w:t>
+      </w:r>
+      <w:hyperlink w:anchor="def-unbiased">
         <w:r>
-          <w:delText xml:space="preserve">Using</w:delText>
+          <w:rPr>
+            <w:rStyle w:val="Hyperlink"/>
+          </w:rPr>
+          <w:t xml:space="preserve">unbiased</w:t>
         </w:r>
-      </w:del>
-      <w:del w:id="674" w:author="PR Preview" w:date="2026-01-01T00:00:00Z">
-        <w:r>
-          <w:delText xml:space="preserve"> </w:delText>
-        </w:r>
-      </w:del>
-      <w:hyperlink w:anchor="eq-unbiased-mse">
-        <w:del w:id="675" w:author="PR Preview" w:date="2026-01-01T00:00:00Z">
-          <w:r>
-            <w:rPr>
-              <w:rStyle w:val="Hyperlink"/>
-            </w:rPr>
-            <w:delText xml:space="preserve">Equation 6</w:delText>
-          </w:r>
-        </w:del>
       </w:hyperlink>
-      <w:del w:id="676" w:author="PR Preview" w:date="2026-01-01T00:00:00Z">
-        <w:r>
-          <w:delText xml:space="preserve">,</w:delText>
-        </w:r>
-      </w:del>
-      <w:del w:id="677" w:author="PR Preview" w:date="2026-01-01T00:00:00Z">
-        <w:r>
-          <w:delText xml:space="preserve"> </w:delText>
-        </w:r>
-      </w:del>
-      <w:del w:id="678" w:author="PR Preview" w:date="2026-01-01T00:00:00Z">
-        <w:r>
-          <w:delText xml:space="preserve">write the</w:delText>
-        </w:r>
-      </w:del>
-      <w:del w:id="679" w:author="PR Preview" w:date="2026-01-01T00:00:00Z">
-        <w:r>
-          <w:delText xml:space="preserve"> </w:delText>
-        </w:r>
-      </w:del>
-      <w:hyperlink w:anchor="def-SE">
-        <w:del w:id="680" w:author="PR Preview" w:date="2026-01-01T00:00:00Z">
-          <w:r>
-            <w:rPr>
-              <w:rStyle w:val="Hyperlink"/>
-            </w:rPr>
-            <w:delText xml:space="preserve">standard error</w:delText>
-          </w:r>
-        </w:del>
-      </w:hyperlink>
-      <w:del w:id="681" w:author="PR Preview" w:date="2026-01-01T00:00:00Z">
-        <w:r>
-          <w:delText xml:space="preserve"> </w:delText>
-        </w:r>
-      </w:del>
-      <w:del w:id="682" w:author="PR Preview" w:date="2026-01-01T00:00:00Z">
-        <w:r>
-          <w:delText xml:space="preserve">of an</w:delText>
-        </w:r>
-      </w:del>
-      <w:del w:id="683" w:author="PR Preview" w:date="2026-01-01T00:00:00Z">
-        <w:r>
-          <w:delText xml:space="preserve"> </w:delText>
-        </w:r>
-      </w:del>
-      <w:hyperlink w:anchor="def-unbiased">
-        <w:del w:id="684" w:author="PR Preview" w:date="2026-01-01T00:00:00Z">
-          <w:r>
-            <w:rPr>
-              <w:rStyle w:val="Hyperlink"/>
-            </w:rPr>
-            <w:delText xml:space="preserve">unbiased</w:delText>
-          </w:r>
-        </w:del>
-      </w:hyperlink>
-      <w:del w:id="685" w:author="PR Preview" w:date="2026-01-01T00:00:00Z">
-        <w:r>
-          <w:delText xml:space="preserve"> </w:delText>
-        </w:r>
-      </w:del>
-      <w:del w:id="686" w:author="PR Preview" w:date="2026-01-01T00:00:00Z">
-        <w:r>
-          <w:delText xml:space="preserve">estimator</w:delText>
-        </w:r>
-      </w:del>
-      <w:del w:id="687" w:author="PR Preview" w:date="2026-01-01T00:00:00Z">
-        <w:r>
-          <w:delText xml:space="preserve"> </w:delText>
-        </w:r>
-      </w:del>
+      <w:r>
+        <w:t xml:space="preserve"> </w:t>
+      </w:r>
+      <w:r>
+        <w:t xml:space="preserve">estimator</w:t>
+      </w:r>
+      <w:r>
+        <w:t xml:space="preserve"> </w:t>
+      </w:r>
       <m:oMath>
         <m:acc>
           <m:accPr>
@@ -29911,187 +26264,26 @@
           </m:e>
         </m:acc>
       </m:oMath>
-      <w:del w:id="688" w:author="PR Preview" w:date="2026-01-01T00:00:00Z">
-        <w:r>
-          <w:delText xml:space="preserve"> </w:delText>
-        </w:r>
-      </w:del>
-      <w:del w:id="689" w:author="PR Preview" w:date="2026-01-01T00:00:00Z">
-        <w:r>
-          <w:delText xml:space="preserve">in terms of its</w:delText>
-        </w:r>
-      </w:del>
-      <w:del w:id="690" w:author="PR Preview" w:date="2026-01-01T00:00:00Z">
-        <w:r>
-          <w:delText xml:space="preserve"> </w:delText>
-        </w:r>
-      </w:del>
+      <w:r>
+        <w:t xml:space="preserve"> </w:t>
+      </w:r>
+      <w:r>
+        <w:t xml:space="preserve">in terms of its</w:t>
+      </w:r>
+      <w:r>
+        <w:t xml:space="preserve"> </w:t>
+      </w:r>
       <w:hyperlink w:anchor="def-mse">
-        <w:del w:id="691" w:author="PR Preview" w:date="2026-01-01T00:00:00Z">
-          <w:r>
-            <w:rPr>
-              <w:rStyle w:val="Hyperlink"/>
-            </w:rPr>
-            <w:delText xml:space="preserve">mean squared error</w:delText>
-          </w:r>
-        </w:del>
-      </w:hyperlink>
-      <w:del w:id="692" w:author="PR Preview" w:date="2026-01-01T00:00:00Z">
-        <w:r>
-          <w:delText xml:space="preserve">.</w:delText>
-        </w:r>
-      </w:del>
-    </w:p>
-    <w:p>
-      <w:pPr>
-        <w:pStyle w:val="BodyText"/>
-      </w:pPr>
-      <w:ins w:id="693" w:author="PR Preview" w:date="2026-01-01T00:00:00Z">
         <w:r>
           <w:rPr>
-            <w:b/>
-            <w:bCs/>
+            <w:rStyle w:val="Hyperlink"/>
           </w:rPr>
-          <w:t xml:space="preserve">Exercise 9 (Standard error of an unbiased estimator)</w:t>
+          <w:t xml:space="preserve">pMSE</w:t>
         </w:r>
-      </w:ins>
-      <w:ins w:id="694" w:author="PR Preview" w:date="2026-01-01T00:00:00Z">
-        <w:r>
-          <w:t xml:space="preserve"> </w:t>
-        </w:r>
-      </w:ins>
-      <w:ins w:id="695" w:author="PR Preview" w:date="2026-01-01T00:00:00Z">
-        <w:r>
-          <w:t xml:space="preserve">Using</w:t>
-        </w:r>
-      </w:ins>
-      <w:ins w:id="696" w:author="PR Preview" w:date="2026-01-01T00:00:00Z">
-        <w:r>
-          <w:t xml:space="preserve"> </w:t>
-        </w:r>
-      </w:ins>
-      <w:hyperlink w:anchor="eq-unbiased-mse">
-        <w:ins w:id="697" w:author="PR Preview" w:date="2026-01-01T00:00:00Z">
-          <w:r>
-            <w:rPr>
-              <w:rStyle w:val="Hyperlink"/>
-            </w:rPr>
-            <w:t xml:space="preserve">Equation 6</w:t>
-          </w:r>
-        </w:ins>
       </w:hyperlink>
-      <w:ins w:id="698" w:author="PR Preview" w:date="2026-01-01T00:00:00Z">
-        <w:r>
-          <w:t xml:space="preserve">,</w:t>
-        </w:r>
-      </w:ins>
-      <w:ins w:id="699" w:author="PR Preview" w:date="2026-01-01T00:00:00Z">
-        <w:r>
-          <w:t xml:space="preserve"> </w:t>
-        </w:r>
-      </w:ins>
-      <w:ins w:id="700" w:author="PR Preview" w:date="2026-01-01T00:00:00Z">
-        <w:r>
-          <w:t xml:space="preserve">write the</w:t>
-        </w:r>
-      </w:ins>
-      <w:ins w:id="701" w:author="PR Preview" w:date="2026-01-01T00:00:00Z">
-        <w:r>
-          <w:t xml:space="preserve"> </w:t>
-        </w:r>
-      </w:ins>
-      <w:hyperlink w:anchor="def-SE">
-        <w:ins w:id="702" w:author="PR Preview" w:date="2026-01-01T00:00:00Z">
-          <w:r>
-            <w:rPr>
-              <w:rStyle w:val="Hyperlink"/>
-            </w:rPr>
-            <w:t xml:space="preserve">standard error</w:t>
-          </w:r>
-        </w:ins>
-      </w:hyperlink>
-      <w:ins w:id="703" w:author="PR Preview" w:date="2026-01-01T00:00:00Z">
-        <w:r>
-          <w:t xml:space="preserve"> </w:t>
-        </w:r>
-      </w:ins>
-      <w:ins w:id="704" w:author="PR Preview" w:date="2026-01-01T00:00:00Z">
-        <w:r>
-          <w:t xml:space="preserve">of an</w:t>
-        </w:r>
-      </w:ins>
-      <w:ins w:id="705" w:author="PR Preview" w:date="2026-01-01T00:00:00Z">
-        <w:r>
-          <w:t xml:space="preserve"> </w:t>
-        </w:r>
-      </w:ins>
-      <w:hyperlink w:anchor="def-unbiased">
-        <w:ins w:id="706" w:author="PR Preview" w:date="2026-01-01T00:00:00Z">
-          <w:r>
-            <w:rPr>
-              <w:rStyle w:val="Hyperlink"/>
-            </w:rPr>
-            <w:t xml:space="preserve">unbiased</w:t>
-          </w:r>
-        </w:ins>
-      </w:hyperlink>
-      <w:ins w:id="707" w:author="PR Preview" w:date="2026-01-01T00:00:00Z">
-        <w:r>
-          <w:t xml:space="preserve"> </w:t>
-        </w:r>
-      </w:ins>
-      <w:ins w:id="708" w:author="PR Preview" w:date="2026-01-01T00:00:00Z">
-        <w:r>
-          <w:t xml:space="preserve">estimator</w:t>
-        </w:r>
-      </w:ins>
-      <w:ins w:id="709" w:author="PR Preview" w:date="2026-01-01T00:00:00Z">
-        <w:r>
-          <w:t xml:space="preserve"> </w:t>
-        </w:r>
-      </w:ins>
-      <m:oMath>
-        <m:acc>
-          <m:accPr>
-            <m:chr m:val="̂"/>
-          </m:accPr>
-          <m:e>
-            <m:r>
-              <m:t>θ</m:t>
-            </m:r>
-          </m:e>
-        </m:acc>
-      </m:oMath>
-      <w:ins w:id="710" w:author="PR Preview" w:date="2026-01-01T00:00:00Z">
-        <w:r>
-          <w:t xml:space="preserve"> </w:t>
-        </w:r>
-      </w:ins>
-      <w:ins w:id="711" w:author="PR Preview" w:date="2026-01-01T00:00:00Z">
-        <w:r>
-          <w:t xml:space="preserve">in terms of its</w:t>
-        </w:r>
-      </w:ins>
-      <w:ins w:id="712" w:author="PR Preview" w:date="2026-01-01T00:00:00Z">
-        <w:r>
-          <w:t xml:space="preserve"> </w:t>
-        </w:r>
-      </w:ins>
-      <w:hyperlink w:anchor="def-mse">
-        <w:ins w:id="713" w:author="PR Preview" w:date="2026-01-01T00:00:00Z">
-          <w:r>
-            <w:rPr>
-              <w:rStyle w:val="Hyperlink"/>
-            </w:rPr>
-            <w:t xml:space="preserve">pMSE</w:t>
-          </w:r>
-        </w:ins>
-      </w:hyperlink>
-      <w:ins w:id="714" w:author="PR Preview" w:date="2026-01-01T00:00:00Z">
-        <w:r>
-          <w:t xml:space="preserve">.</w:t>
-        </w:r>
-      </w:ins>
+      <w:r>
+        <w:t xml:space="preserve">.</w:t>
+      </w:r>
     </w:p>
     <w:bookmarkEnd w:id="101"/>
     <w:bookmarkStart w:id="102" w:name="sol-se-rmse-unbiased"/>
@@ -30134,7 +26326,7 @@
           <m:rPr>
             <m:sty m:val="p"/>
           </m:rPr>
-          <m:t>MSE</m:t>
+          <m:t>pMSE</m:t>
         </m:r>
         <m:r>
           <m:t>​</m:t>
@@ -30232,7 +26424,7 @@
                     <m:rPr>
                       <m:sty m:val="p"/>
                     </m:rPr>
-                    <m:t>MSE</m:t>
+                    <m:t>pMSE</m:t>
                   </m:r>
                   <m:r>
                     <m:t>​</m:t>
@@ -30363,30 +26555,22 @@
       <w:pPr>
         <w:pStyle w:val="FirstParagraph"/>
       </w:pPr>
-      <w:del w:id="715" w:author="PR Preview" w:date="2026-01-01T00:00:00Z">
-        <w:r>
-          <w:rPr>
-            <w:b/>
-            <w:bCs/>
-          </w:rPr>
-          <w:delText xml:space="preserve">Corollary 2 (For unbiased estimators, SE equals root MSE)</w:delText>
-        </w:r>
-      </w:del>
-      <w:del w:id="716" w:author="PR Preview" w:date="2026-01-01T00:00:00Z">
-        <w:r>
-          <w:delText xml:space="preserve"> </w:delText>
-        </w:r>
-      </w:del>
-      <w:del w:id="717" w:author="PR Preview" w:date="2026-01-01T00:00:00Z">
-        <w:r>
-          <w:delText xml:space="preserve">If</w:delText>
-        </w:r>
-      </w:del>
-      <w:del w:id="718" w:author="PR Preview" w:date="2026-01-01T00:00:00Z">
-        <w:r>
-          <w:delText xml:space="preserve"> </w:delText>
-        </w:r>
-      </w:del>
+      <w:r>
+        <w:rPr>
+          <w:b/>
+          <w:bCs/>
+        </w:rPr>
+        <w:t xml:space="preserve">Corollary 2 (For unbiased estimators, SE equals pRMSE)</w:t>
+      </w:r>
+      <w:r>
+        <w:t xml:space="preserve"> </w:t>
+      </w:r>
+      <w:r>
+        <w:t xml:space="preserve">If</w:t>
+      </w:r>
+      <w:r>
+        <w:t xml:space="preserve"> </w:t>
+      </w:r>
       <m:oMath>
         <m:acc>
           <m:accPr>
@@ -30399,147 +26583,40 @@
           </m:e>
         </m:acc>
       </m:oMath>
-      <w:del w:id="719" w:author="PR Preview" w:date="2026-01-01T00:00:00Z">
-        <w:r>
-          <w:delText xml:space="preserve"> </w:delText>
-        </w:r>
-      </w:del>
-      <w:del w:id="720" w:author="PR Preview" w:date="2026-01-01T00:00:00Z">
-        <w:r>
-          <w:delText xml:space="preserve">is</w:delText>
-        </w:r>
-      </w:del>
-      <w:del w:id="721" w:author="PR Preview" w:date="2026-01-01T00:00:00Z">
-        <w:r>
-          <w:delText xml:space="preserve"> </w:delText>
-        </w:r>
-      </w:del>
+      <w:r>
+        <w:t xml:space="preserve"> </w:t>
+      </w:r>
+      <w:r>
+        <w:t xml:space="preserve">is</w:t>
+      </w:r>
+      <w:r>
+        <w:t xml:space="preserve"> </w:t>
+      </w:r>
       <w:hyperlink w:anchor="def-unbiased">
-        <w:del w:id="722" w:author="PR Preview" w:date="2026-01-01T00:00:00Z">
-          <w:r>
-            <w:rPr>
-              <w:rStyle w:val="Hyperlink"/>
-            </w:rPr>
-            <w:delText xml:space="preserve">unbiased</w:delText>
-          </w:r>
-        </w:del>
-      </w:hyperlink>
-      <w:del w:id="723" w:author="PR Preview" w:date="2026-01-01T00:00:00Z">
-        <w:r>
-          <w:delText xml:space="preserve">, then its standard error equals its</w:delText>
-        </w:r>
-      </w:del>
-      <w:del w:id="724" w:author="PR Preview" w:date="2026-01-01T00:00:00Z">
-        <w:r>
-          <w:delText xml:space="preserve"> </w:delText>
-        </w:r>
-      </w:del>
-      <w:hyperlink w:anchor="def-rmse">
-        <w:del w:id="725" w:author="PR Preview" w:date="2026-01-01T00:00:00Z">
-          <w:r>
-            <w:rPr>
-              <w:rStyle w:val="Hyperlink"/>
-            </w:rPr>
-            <w:delText xml:space="preserve">root mean squared error</w:delText>
-          </w:r>
-        </w:del>
-      </w:hyperlink>
-      <w:del w:id="726" w:author="PR Preview" w:date="2026-01-01T00:00:00Z">
-        <w:r>
-          <w:delText xml:space="preserve">:</w:delText>
-        </w:r>
-      </w:del>
-    </w:p>
-    <w:p>
-      <w:pPr>
-        <w:pStyle w:val="FirstParagraph"/>
-      </w:pPr>
-      <w:ins w:id="727" w:author="PR Preview" w:date="2026-01-01T00:00:00Z">
         <w:r>
           <w:rPr>
-            <w:b/>
-            <w:bCs/>
+            <w:rStyle w:val="Hyperlink"/>
           </w:rPr>
-          <w:t xml:space="preserve">Corollary 2 (For unbiased estimators, SE equals pRMSE)</w:t>
+          <w:t xml:space="preserve">unbiased</w:t>
         </w:r>
-      </w:ins>
-      <w:ins w:id="728" w:author="PR Preview" w:date="2026-01-01T00:00:00Z">
+      </w:hyperlink>
+      <w:r>
+        <w:t xml:space="preserve">, then its standard error equals its</w:t>
+      </w:r>
+      <w:r>
+        <w:t xml:space="preserve"> </w:t>
+      </w:r>
+      <w:hyperlink w:anchor="def-rmse">
         <w:r>
-          <w:t xml:space="preserve"> </w:t>
+          <w:rPr>
+            <w:rStyle w:val="Hyperlink"/>
+          </w:rPr>
+          <w:t xml:space="preserve">pRMSE</w:t>
         </w:r>
-      </w:ins>
-      <w:ins w:id="729" w:author="PR Preview" w:date="2026-01-01T00:00:00Z">
-        <w:r>
-          <w:t xml:space="preserve">If</w:t>
-        </w:r>
-      </w:ins>
-      <w:ins w:id="730" w:author="PR Preview" w:date="2026-01-01T00:00:00Z">
-        <w:r>
-          <w:t xml:space="preserve"> </w:t>
-        </w:r>
-      </w:ins>
-      <m:oMath>
-        <m:acc>
-          <m:accPr>
-            <m:chr m:val="̂"/>
-          </m:accPr>
-          <m:e>
-            <m:r>
-              <m:t>θ</m:t>
-            </m:r>
-          </m:e>
-        </m:acc>
-      </m:oMath>
-      <w:ins w:id="731" w:author="PR Preview" w:date="2026-01-01T00:00:00Z">
-        <w:r>
-          <w:t xml:space="preserve"> </w:t>
-        </w:r>
-      </w:ins>
-      <w:ins w:id="732" w:author="PR Preview" w:date="2026-01-01T00:00:00Z">
-        <w:r>
-          <w:t xml:space="preserve">is</w:t>
-        </w:r>
-      </w:ins>
-      <w:ins w:id="733" w:author="PR Preview" w:date="2026-01-01T00:00:00Z">
-        <w:r>
-          <w:t xml:space="preserve"> </w:t>
-        </w:r>
-      </w:ins>
-      <w:hyperlink w:anchor="def-unbiased">
-        <w:ins w:id="734" w:author="PR Preview" w:date="2026-01-01T00:00:00Z">
-          <w:r>
-            <w:rPr>
-              <w:rStyle w:val="Hyperlink"/>
-            </w:rPr>
-            <w:t xml:space="preserve">unbiased</w:t>
-          </w:r>
-        </w:ins>
       </w:hyperlink>
-      <w:ins w:id="735" w:author="PR Preview" w:date="2026-01-01T00:00:00Z">
-        <w:r>
-          <w:t xml:space="preserve">, then its standard error equals its</w:t>
-        </w:r>
-      </w:ins>
-      <w:ins w:id="736" w:author="PR Preview" w:date="2026-01-01T00:00:00Z">
-        <w:r>
-          <w:t xml:space="preserve"> </w:t>
-        </w:r>
-      </w:ins>
-      <w:hyperlink w:anchor="def-rmse">
-        <w:ins w:id="737" w:author="PR Preview" w:date="2026-01-01T00:00:00Z">
-          <w:r>
-            <w:rPr>
-              <w:rStyle w:val="Hyperlink"/>
-            </w:rPr>
-            <w:t xml:space="preserve">pRMSE</w:t>
-          </w:r>
-        </w:ins>
-      </w:hyperlink>
-      <w:ins w:id="738" w:author="PR Preview" w:date="2026-01-01T00:00:00Z">
-        <w:r>
-          <w:t xml:space="preserve">:</w:t>
-        </w:r>
-      </w:ins>
+      <w:r>
+        <w:t xml:space="preserve">:</w:t>
+      </w:r>
     </w:p>
     <w:p>
       <w:pPr>
@@ -30598,7 +26675,7 @@
                 <m:rPr>
                   <m:sty m:val="p"/>
                 </m:rPr>
-                <m:t>MSE</m:t>
+                <m:t>pMSE</m:t>
               </m:r>
               <m:r>
                 <m:t>​</m:t>
